--- a/Report/258799R_Report_Assignment02.docx
+++ b/Report/258799R_Report_Assignment02.docx
@@ -4,27 +4,14 @@
   <w:body>
     <w:p>
       <w:pPr>
-        <w:spacing w:after="0" w:line="240" w:lineRule="auto"/>
-        <w:rPr>
-          <w:rFonts w:ascii="Arial" w:eastAsia="Times New Roman" w:hAnsi="Arial" w:cs="Arial"/>
-          <w:kern w:val="0"/>
-          <w:lang w:eastAsia="en-GB"/>
-          <w14:ligatures w14:val="none"/>
-        </w:rPr>
-      </w:pPr>
-    </w:p>
-    <w:p>
-      <w:pPr>
-        <w:spacing w:after="100" w:afterAutospacing="1" w:line="240" w:lineRule="auto"/>
-        <w:outlineLvl w:val="1"/>
         <w:rPr>
           <w:rFonts w:ascii="Arial" w:eastAsia="Times New Roman" w:hAnsi="Arial" w:cs="Arial"/>
           <w:b/>
           <w:bCs/>
           <w:kern w:val="0"/>
-          <w:sz w:val="36"/>
-          <w:szCs w:val="36"/>
-          <w:lang w:eastAsia="en-GB"/>
+          <w:sz w:val="22"/>
+          <w:szCs w:val="22"/>
+          <w:lang w:val="en-US" w:eastAsia="en-GB"/>
           <w14:ligatures w14:val="none"/>
         </w:rPr>
       </w:pPr>
@@ -34,26 +21,24 @@
           <w:b/>
           <w:bCs/>
           <w:kern w:val="0"/>
-          <w:sz w:val="36"/>
-          <w:szCs w:val="36"/>
-          <w:lang w:eastAsia="en-GB"/>
+          <w:sz w:val="22"/>
+          <w:szCs w:val="22"/>
+          <w:lang w:val="en-US" w:eastAsia="en-GB"/>
           <w14:ligatures w14:val="none"/>
         </w:rPr>
-        <w:t>1. Fitting and Alignment</w:t>
+        <w:t>IT5437: COMPUTER VISION</w:t>
       </w:r>
     </w:p>
     <w:p>
       <w:pPr>
-        <w:spacing w:after="100" w:afterAutospacing="1" w:line="240" w:lineRule="auto"/>
-        <w:outlineLvl w:val="2"/>
         <w:rPr>
           <w:rFonts w:ascii="Arial" w:eastAsia="Times New Roman" w:hAnsi="Arial" w:cs="Arial"/>
           <w:b/>
           <w:bCs/>
           <w:kern w:val="0"/>
-          <w:sz w:val="27"/>
-          <w:szCs w:val="27"/>
-          <w:lang w:eastAsia="en-GB"/>
+          <w:sz w:val="22"/>
+          <w:szCs w:val="22"/>
+          <w:lang w:val="en-US" w:eastAsia="en-GB"/>
           <w14:ligatures w14:val="none"/>
         </w:rPr>
       </w:pPr>
@@ -63,107 +48,38 @@
           <w:b/>
           <w:bCs/>
           <w:kern w:val="0"/>
-          <w:sz w:val="27"/>
-          <w:szCs w:val="27"/>
-          <w:lang w:eastAsia="en-GB"/>
+          <w:sz w:val="22"/>
+          <w:szCs w:val="22"/>
+          <w:lang w:val="en-US" w:eastAsia="en-GB"/>
           <w14:ligatures w14:val="none"/>
         </w:rPr>
-        <w:t>1.1 Total Least Squares (TLS) Fitting</w:t>
+        <w:t>Assignment 02: Fitting and Alignment</w:t>
       </w:r>
     </w:p>
     <w:p>
       <w:pPr>
-        <w:spacing w:after="100" w:afterAutospacing="1" w:line="240" w:lineRule="auto"/>
-        <w:rPr>
-          <w:rFonts w:ascii="Arial" w:eastAsia="Times New Roman" w:hAnsi="Arial" w:cs="Arial"/>
-          <w:kern w:val="0"/>
-          <w:lang w:eastAsia="en-GB"/>
-          <w14:ligatures w14:val="none"/>
-        </w:rPr>
-      </w:pPr>
-      <w:r>
-        <w:rPr>
-          <w:rFonts w:ascii="Arial" w:eastAsia="Times New Roman" w:hAnsi="Arial" w:cs="Arial"/>
-          <w:kern w:val="0"/>
-          <w:lang w:eastAsia="en-GB"/>
-          <w14:ligatures w14:val="none"/>
-        </w:rPr>
-        <w:t xml:space="preserve">In Part (a), we fit a line to the first scatter plot (x1, y1) using </w:t>
-      </w:r>
-      <w:r>
         <w:rPr>
           <w:rFonts w:ascii="Arial" w:eastAsia="Times New Roman" w:hAnsi="Arial" w:cs="Arial"/>
           <w:b/>
           <w:bCs/>
           <w:kern w:val="0"/>
-          <w:lang w:eastAsia="en-GB"/>
+          <w:sz w:val="22"/>
+          <w:szCs w:val="22"/>
+          <w:lang w:val="en-US" w:eastAsia="en-GB"/>
           <w14:ligatures w14:val="none"/>
         </w:rPr>
-        <w:t>Total Least Squares</w:t>
-      </w:r>
-      <w:r>
-        <w:rPr>
-          <w:rFonts w:ascii="Arial" w:eastAsia="Times New Roman" w:hAnsi="Arial" w:cs="Arial"/>
-          <w:kern w:val="0"/>
-          <w:lang w:eastAsia="en-GB"/>
-          <w14:ligatures w14:val="none"/>
-        </w:rPr>
-        <w:t>. Unlike Ordinary Least Squares, which only minimizes vertical residuals, TLS minimizes the orthogonal distances from points to the line, accounting for errors in both variables.</w:t>
-      </w:r>
+      </w:pPr>
     </w:p>
     <w:p>
       <w:pPr>
-        <w:spacing w:after="100" w:afterAutospacing="1" w:line="240" w:lineRule="auto"/>
-        <w:rPr>
-          <w:rFonts w:ascii="Arial" w:eastAsia="Times New Roman" w:hAnsi="Arial" w:cs="Arial"/>
-          <w:kern w:val="0"/>
-          <w:lang w:eastAsia="en-GB"/>
-          <w14:ligatures w14:val="none"/>
-        </w:rPr>
-      </w:pPr>
-      <w:r>
         <w:rPr>
           <w:rFonts w:ascii="Arial" w:eastAsia="Times New Roman" w:hAnsi="Arial" w:cs="Arial"/>
           <w:b/>
           <w:bCs/>
           <w:kern w:val="0"/>
-          <w:lang w:eastAsia="en-GB"/>
-          <w14:ligatures w14:val="none"/>
-        </w:rPr>
-        <w:t>Mathematical Approach:</w:t>
-      </w:r>
-    </w:p>
-    <w:p>
-      <w:pPr>
-        <w:spacing w:after="100" w:afterAutospacing="1" w:line="240" w:lineRule="auto"/>
-        <w:rPr>
-          <w:rFonts w:ascii="Arial" w:eastAsia="Times New Roman" w:hAnsi="Arial" w:cs="Arial"/>
-          <w:kern w:val="0"/>
-          <w:lang w:eastAsia="en-GB"/>
-          <w14:ligatures w14:val="none"/>
-        </w:rPr>
-      </w:pPr>
-      <w:r>
-        <w:rPr>
-          <w:rFonts w:ascii="Arial" w:eastAsia="Times New Roman" w:hAnsi="Arial" w:cs="Arial"/>
-          <w:kern w:val="0"/>
-          <w:lang w:eastAsia="en-GB"/>
-          <w14:ligatures w14:val="none"/>
-        </w:rPr>
-        <w:t>We represent the line in the form ax + by + d = 0, subject to a^2 + b^2 = 1.</w:t>
-      </w:r>
-    </w:p>
-    <w:p>
-      <w:pPr>
-        <w:numPr>
-          <w:ilvl w:val="0"/>
-          <w:numId w:val="7"/>
-        </w:numPr>
-        <w:spacing w:after="100" w:afterAutospacing="1" w:line="240" w:lineRule="auto"/>
-        <w:rPr>
-          <w:rFonts w:ascii="Arial" w:eastAsia="Times New Roman" w:hAnsi="Arial" w:cs="Arial"/>
-          <w:kern w:val="0"/>
-          <w:lang w:eastAsia="en-GB"/>
+          <w:sz w:val="22"/>
+          <w:szCs w:val="22"/>
+          <w:lang w:val="en-US" w:eastAsia="en-GB"/>
           <w14:ligatures w14:val="none"/>
         </w:rPr>
       </w:pPr>
@@ -173,232 +89,91 @@
           <w:b/>
           <w:bCs/>
           <w:kern w:val="0"/>
-          <w:lang w:eastAsia="en-GB"/>
+          <w:sz w:val="22"/>
+          <w:szCs w:val="22"/>
+          <w:lang w:val="en-US" w:eastAsia="en-GB"/>
           <w14:ligatures w14:val="none"/>
         </w:rPr>
-        <w:t>Centering:</w:t>
-      </w:r>
-      <w:r>
-        <w:rPr>
-          <w:rFonts w:ascii="Arial" w:eastAsia="Times New Roman" w:hAnsi="Arial" w:cs="Arial"/>
-          <w:kern w:val="0"/>
-          <w:lang w:eastAsia="en-GB"/>
-          <w14:ligatures w14:val="none"/>
-        </w:rPr>
-        <w:t xml:space="preserve"> The data is centered by subtracting the mean: X_c = X - \bar{x}</w:t>
-      </w:r>
-      <w:r>
-        <w:rPr>
-          <w:rFonts w:ascii="Arial" w:eastAsia="Times New Roman" w:hAnsi="Arial" w:cs="Arial"/>
-          <w:kern w:val="0"/>
-          <w:lang w:eastAsia="en-GB"/>
-          <w14:ligatures w14:val="none"/>
-        </w:rPr>
-        <w:t xml:space="preserve"> </w:t>
-      </w:r>
-      <w:r>
-        <w:rPr>
-          <w:rFonts w:ascii="Arial" w:eastAsia="Times New Roman" w:hAnsi="Arial" w:cs="Arial"/>
-          <w:kern w:val="0"/>
-          <w:lang w:eastAsia="en-GB"/>
-          <w14:ligatures w14:val="none"/>
-        </w:rPr>
-        <w:t>and Yc = Y - \bar{y}.</w:t>
-      </w:r>
-    </w:p>
-    <w:p>
-      <w:pPr>
-        <w:numPr>
-          <w:ilvl w:val="0"/>
-          <w:numId w:val="7"/>
-        </w:numPr>
-        <w:spacing w:after="100" w:afterAutospacing="1" w:line="240" w:lineRule="auto"/>
-        <w:rPr>
-          <w:rFonts w:ascii="Arial" w:eastAsia="Times New Roman" w:hAnsi="Arial" w:cs="Arial"/>
-          <w:kern w:val="0"/>
-          <w:lang w:eastAsia="en-GB"/>
-          <w14:ligatures w14:val="none"/>
-        </w:rPr>
-      </w:pPr>
+        <w:t xml:space="preserve">Name: </w:t>
+      </w:r>
       <w:r>
         <w:rPr>
           <w:rFonts w:ascii="Arial" w:eastAsia="Times New Roman" w:hAnsi="Arial" w:cs="Arial"/>
           <w:b/>
           <w:bCs/>
           <w:kern w:val="0"/>
-          <w:lang w:eastAsia="en-GB"/>
+          <w:sz w:val="22"/>
+          <w:szCs w:val="22"/>
+          <w:lang w:val="en-US" w:eastAsia="en-GB"/>
           <w14:ligatures w14:val="none"/>
         </w:rPr>
-        <w:t>SVD:</w:t>
-      </w:r>
-      <w:r>
-        <w:rPr>
-          <w:rFonts w:ascii="Arial" w:eastAsia="Times New Roman" w:hAnsi="Arial" w:cs="Arial"/>
-          <w:kern w:val="0"/>
-          <w:lang w:eastAsia="en-GB"/>
-          <w14:ligatures w14:val="none"/>
-        </w:rPr>
-        <w:t xml:space="preserve"> We apply Singular Value Decomposition to the centered data matrix M = [Xc, Yc].</w:t>
+        <w:t>Manuel I.T</w:t>
       </w:r>
     </w:p>
     <w:p>
       <w:pPr>
-        <w:numPr>
-          <w:ilvl w:val="0"/>
-          <w:numId w:val="7"/>
-        </w:numPr>
-        <w:spacing w:after="100" w:afterAutospacing="1" w:line="240" w:lineRule="auto"/>
-        <w:rPr>
-          <w:rFonts w:ascii="Arial" w:eastAsia="Times New Roman" w:hAnsi="Arial" w:cs="Arial"/>
-          <w:kern w:val="0"/>
-          <w:lang w:eastAsia="en-GB"/>
-          <w14:ligatures w14:val="none"/>
-        </w:rPr>
-      </w:pPr>
-      <w:r>
         <w:rPr>
           <w:rFonts w:ascii="Arial" w:eastAsia="Times New Roman" w:hAnsi="Arial" w:cs="Arial"/>
           <w:b/>
           <w:bCs/>
           <w:kern w:val="0"/>
-          <w:lang w:eastAsia="en-GB"/>
+          <w:sz w:val="22"/>
+          <w:szCs w:val="22"/>
+          <w:lang w:val="en-US" w:eastAsia="en-GB"/>
           <w14:ligatures w14:val="none"/>
         </w:rPr>
-        <w:t>Optimization:</w:t>
-      </w:r>
-      <w:r>
-        <w:rPr>
-          <w:rFonts w:ascii="Arial" w:eastAsia="Times New Roman" w:hAnsi="Arial" w:cs="Arial"/>
-          <w:kern w:val="0"/>
-          <w:lang w:eastAsia="en-GB"/>
-          <w14:ligatures w14:val="none"/>
-        </w:rPr>
-        <w:t xml:space="preserve"> The normal vector \mathbf{n} = [a, b]^T is the singular vector corresponding to the </w:t>
-      </w:r>
+      </w:pPr>
       <w:r>
         <w:rPr>
           <w:rFonts w:ascii="Arial" w:eastAsia="Times New Roman" w:hAnsi="Arial" w:cs="Arial"/>
           <w:b/>
           <w:bCs/>
           <w:kern w:val="0"/>
-          <w:lang w:eastAsia="en-GB"/>
+          <w:sz w:val="22"/>
+          <w:szCs w:val="22"/>
+          <w:lang w:val="en-US" w:eastAsia="en-GB"/>
           <w14:ligatures w14:val="none"/>
         </w:rPr>
-        <w:t>smallest singular value</w:t>
-      </w:r>
-      <w:r>
-        <w:rPr>
-          <w:rFonts w:ascii="Arial" w:eastAsia="Times New Roman" w:hAnsi="Arial" w:cs="Arial"/>
-          <w:kern w:val="0"/>
-          <w:lang w:eastAsia="en-GB"/>
-          <w14:ligatures w14:val="none"/>
-        </w:rPr>
-        <w:t xml:space="preserve"> of M.</w:t>
-      </w:r>
-    </w:p>
-    <w:p>
-      <w:pPr>
-        <w:numPr>
-          <w:ilvl w:val="0"/>
-          <w:numId w:val="7"/>
-        </w:numPr>
-        <w:spacing w:after="100" w:afterAutospacing="1" w:line="240" w:lineRule="auto"/>
-        <w:rPr>
-          <w:rFonts w:ascii="Arial" w:eastAsia="Times New Roman" w:hAnsi="Arial" w:cs="Arial"/>
-          <w:kern w:val="0"/>
-          <w:lang w:eastAsia="en-GB"/>
-          <w14:ligatures w14:val="none"/>
-        </w:rPr>
-      </w:pPr>
+        <w:t xml:space="preserve">Index Number: </w:t>
+      </w:r>
       <w:r>
         <w:rPr>
           <w:rFonts w:ascii="Arial" w:eastAsia="Times New Roman" w:hAnsi="Arial" w:cs="Arial"/>
           <w:b/>
           <w:bCs/>
           <w:kern w:val="0"/>
-          <w:lang w:eastAsia="en-GB"/>
+          <w:sz w:val="22"/>
+          <w:szCs w:val="22"/>
+          <w:lang w:val="en-US" w:eastAsia="en-GB"/>
           <w14:ligatures w14:val="none"/>
         </w:rPr>
-        <w:t>Intercept:</w:t>
-      </w:r>
-      <w:r>
-        <w:rPr>
-          <w:rFonts w:ascii="Arial" w:eastAsia="Times New Roman" w:hAnsi="Arial" w:cs="Arial"/>
-          <w:kern w:val="0"/>
-          <w:lang w:eastAsia="en-GB"/>
-          <w14:ligatures w14:val="none"/>
-        </w:rPr>
-        <w:t xml:space="preserve"> The parameter d is recovered via $d = -(a\bar{x} + b\bar{y}).</w:t>
+        <w:t>258799R</w:t>
       </w:r>
     </w:p>
     <w:p>
       <w:pPr>
-        <w:spacing w:after="100" w:afterAutospacing="1" w:line="240" w:lineRule="auto"/>
-        <w:rPr>
-          <w:rFonts w:ascii="Arial" w:eastAsia="Times New Roman" w:hAnsi="Arial" w:cs="Arial"/>
-          <w:kern w:val="0"/>
-          <w:lang w:eastAsia="en-GB"/>
-          <w14:ligatures w14:val="none"/>
-        </w:rPr>
-      </w:pPr>
-      <w:r>
         <w:rPr>
           <w:rFonts w:ascii="Arial" w:eastAsia="Times New Roman" w:hAnsi="Arial" w:cs="Arial"/>
           <w:b/>
           <w:bCs/>
           <w:kern w:val="0"/>
-          <w:lang w:eastAsia="en-GB"/>
+          <w:sz w:val="22"/>
+          <w:szCs w:val="22"/>
+          <w:lang w:val="en-US" w:eastAsia="en-GB"/>
           <w14:ligatures w14:val="none"/>
         </w:rPr>
-        <w:t>Results for Line 1:</w:t>
-      </w:r>
+      </w:pPr>
     </w:p>
     <w:p>
       <w:pPr>
-        <w:numPr>
-          <w:ilvl w:val="0"/>
-          <w:numId w:val="8"/>
-        </w:numPr>
-        <w:spacing w:after="100" w:afterAutospacing="1" w:line="240" w:lineRule="auto"/>
-        <w:rPr>
-          <w:rFonts w:ascii="Arial" w:eastAsia="Times New Roman" w:hAnsi="Arial" w:cs="Arial"/>
-          <w:kern w:val="0"/>
-          <w:lang w:eastAsia="en-GB"/>
-          <w14:ligatures w14:val="none"/>
-        </w:rPr>
-      </w:pPr>
-      <w:r>
         <w:rPr>
           <w:rFonts w:ascii="Arial" w:eastAsia="Times New Roman" w:hAnsi="Arial" w:cs="Arial"/>
           <w:b/>
           <w:bCs/>
           <w:kern w:val="0"/>
-          <w:lang w:eastAsia="en-GB"/>
-          <w14:ligatures w14:val="none"/>
-        </w:rPr>
-        <w:t>Parameters:</w:t>
-      </w:r>
-      <w:r>
-        <w:rPr>
-          <w:rFonts w:ascii="Arial" w:eastAsia="Times New Roman" w:hAnsi="Arial" w:cs="Arial"/>
-          <w:kern w:val="0"/>
-          <w:lang w:eastAsia="en-GB"/>
-          <w14:ligatures w14:val="none"/>
-        </w:rPr>
-        <w:t xml:space="preserve"> a \approx -0.7736, b \approx 0.6337, d \approx 3.7942</w:t>
-      </w:r>
-    </w:p>
-    <w:p>
-      <w:pPr>
-        <w:numPr>
-          <w:ilvl w:val="0"/>
-          <w:numId w:val="8"/>
-        </w:numPr>
-        <w:spacing w:after="100" w:afterAutospacing="1" w:line="240" w:lineRule="auto"/>
-        <w:rPr>
-          <w:rFonts w:ascii="Arial" w:eastAsia="Times New Roman" w:hAnsi="Arial" w:cs="Arial"/>
-          <w:kern w:val="0"/>
-          <w:lang w:eastAsia="en-GB"/>
+          <w:sz w:val="22"/>
+          <w:szCs w:val="22"/>
+          <w:lang w:val="en-US" w:eastAsia="en-GB"/>
           <w14:ligatures w14:val="none"/>
         </w:rPr>
       </w:pPr>
@@ -408,1048 +183,240 @@
           <w:b/>
           <w:bCs/>
           <w:kern w:val="0"/>
-          <w:lang w:eastAsia="en-GB"/>
+          <w:sz w:val="22"/>
+          <w:szCs w:val="22"/>
+          <w:lang w:val="en-US" w:eastAsia="en-GB"/>
           <w14:ligatures w14:val="none"/>
         </w:rPr>
-        <w:t>Equation:</w:t>
-      </w:r>
-      <w:r>
-        <w:rPr>
-          <w:rFonts w:ascii="Arial" w:eastAsia="Times New Roman" w:hAnsi="Arial" w:cs="Arial"/>
-          <w:kern w:val="0"/>
-          <w:lang w:eastAsia="en-GB"/>
-          <w14:ligatures w14:val="none"/>
-        </w:rPr>
-        <w:t xml:space="preserve"> y = 1.2207x - 5.9872</w:t>
+        <w:t>Question 01</w:t>
       </w:r>
     </w:p>
     <w:p>
       <w:pPr>
-        <w:spacing w:after="0" w:line="240" w:lineRule="auto"/>
-        <w:rPr>
-          <w:rFonts w:ascii="Arial" w:eastAsia="Times New Roman" w:hAnsi="Arial" w:cs="Arial"/>
-          <w:kern w:val="0"/>
-          <w:lang w:eastAsia="en-GB"/>
-          <w14:ligatures w14:val="none"/>
-        </w:rPr>
-      </w:pPr>
-      <w:r>
-        <w:rPr>
-          <w:rFonts w:ascii="Times New Roman" w:eastAsia="Times New Roman" w:hAnsi="Times New Roman" w:cs="Times New Roman"/>
-          <w:noProof/>
-          <w:kern w:val="0"/>
-          <w:lang w:eastAsia="en-GB"/>
-        </w:rPr>
-        <w:pict w14:anchorId="66486011">
-          <v:rect id="_x0000_i1026" alt="" style="width:451.3pt;height:.05pt;mso-width-percent:0;mso-height-percent:0;mso-width-percent:0;mso-height-percent:0" o:hralign="center" o:hrstd="t" o:hr="t" fillcolor="#a0a0a0" stroked="f"/>
-        </w:pict>
+        <w:rPr>
+          <w:sz w:val="22"/>
+          <w:szCs w:val="22"/>
+        </w:rPr>
+      </w:pPr>
+      <w:r>
+        <w:rPr>
+          <w:sz w:val="22"/>
+          <w:szCs w:val="22"/>
+        </w:rPr>
+        <w:t>Part (a) requires fitting a line using Total Least Squares (TLS).</w:t>
       </w:r>
     </w:p>
     <w:p>
       <w:pPr>
-        <w:spacing w:after="100" w:afterAutospacing="1" w:line="240" w:lineRule="auto"/>
-        <w:outlineLvl w:val="2"/>
-        <w:rPr>
-          <w:rFonts w:ascii="Arial" w:eastAsia="Times New Roman" w:hAnsi="Arial" w:cs="Arial"/>
-          <w:b/>
-          <w:bCs/>
-          <w:kern w:val="0"/>
-          <w:sz w:val="27"/>
-          <w:szCs w:val="27"/>
-          <w:lang w:eastAsia="en-GB"/>
-          <w14:ligatures w14:val="none"/>
-        </w:rPr>
-      </w:pPr>
-      <w:r>
-        <w:rPr>
-          <w:rFonts w:ascii="Arial" w:eastAsia="Times New Roman" w:hAnsi="Arial" w:cs="Arial"/>
-          <w:b/>
-          <w:bCs/>
-          <w:kern w:val="0"/>
-          <w:sz w:val="27"/>
-          <w:szCs w:val="27"/>
-          <w:lang w:eastAsia="en-GB"/>
-          <w14:ligatures w14:val="none"/>
-        </w:rPr>
-        <w:t>1.2 Sequential RANSAC for Multiple Line Fitting</w:t>
+        <w:rPr>
+          <w:sz w:val="22"/>
+          <w:szCs w:val="22"/>
+        </w:rPr>
+      </w:pPr>
+      <w:r>
+        <w:rPr>
+          <w:sz w:val="22"/>
+          <w:szCs w:val="22"/>
+        </w:rPr>
+        <w:t>Unlike standard regression, TLS minimizes the orthogonal distance from points to the line, providing a more</w:t>
+      </w:r>
+      <w:r>
+        <w:rPr>
+          <w:sz w:val="22"/>
+          <w:szCs w:val="22"/>
+        </w:rPr>
+        <w:t xml:space="preserve"> </w:t>
+      </w:r>
+      <w:r>
+        <w:rPr>
+          <w:sz w:val="22"/>
+          <w:szCs w:val="22"/>
+        </w:rPr>
+        <w:t>balanced fit when noise exists in both axes.</w:t>
       </w:r>
     </w:p>
     <w:p>
       <w:pPr>
-        <w:spacing w:after="100" w:afterAutospacing="1" w:line="240" w:lineRule="auto"/>
-        <w:rPr>
-          <w:rFonts w:ascii="Arial" w:eastAsia="Times New Roman" w:hAnsi="Arial" w:cs="Arial"/>
-          <w:kern w:val="0"/>
-          <w:lang w:eastAsia="en-GB"/>
-          <w14:ligatures w14:val="none"/>
-        </w:rPr>
-      </w:pPr>
-      <w:r>
-        <w:rPr>
-          <w:rFonts w:ascii="Arial" w:eastAsia="Times New Roman" w:hAnsi="Arial" w:cs="Arial"/>
-          <w:kern w:val="0"/>
-          <w:lang w:eastAsia="en-GB"/>
-          <w14:ligatures w14:val="none"/>
-        </w:rPr>
-        <w:t xml:space="preserve">Part (b) requires fitting three lines to a combined dataset. Standard TLS fails here as it would attempt to fit a single average line through all three clusters. We employ </w:t>
-      </w:r>
-      <w:r>
-        <w:rPr>
-          <w:rFonts w:ascii="Arial" w:eastAsia="Times New Roman" w:hAnsi="Arial" w:cs="Arial"/>
-          <w:b/>
-          <w:bCs/>
-          <w:kern w:val="0"/>
-          <w:lang w:eastAsia="en-GB"/>
-          <w14:ligatures w14:val="none"/>
-        </w:rPr>
-        <w:t>Sequential RANSAC</w:t>
-      </w:r>
-      <w:r>
-        <w:rPr>
-          <w:rFonts w:ascii="Arial" w:eastAsia="Times New Roman" w:hAnsi="Arial" w:cs="Arial"/>
-          <w:kern w:val="0"/>
-          <w:lang w:eastAsia="en-GB"/>
-          <w14:ligatures w14:val="none"/>
-        </w:rPr>
-        <w:t xml:space="preserve"> (Random Sample Consensus) to robustly identify individual models in the presence of "outliers" (points belonging to other lines).</w:t>
+        <w:rPr>
+          <w:sz w:val="22"/>
+          <w:szCs w:val="22"/>
+        </w:rPr>
+      </w:pPr>
+      <w:r>
+        <w:rPr>
+          <w:sz w:val="22"/>
+          <w:szCs w:val="22"/>
+        </w:rPr>
+        <w:t>1.1 Total Least Squares (Part a)</w:t>
       </w:r>
     </w:p>
     <w:p>
       <w:pPr>
-        <w:spacing w:after="100" w:afterAutospacing="1" w:line="240" w:lineRule="auto"/>
-        <w:rPr>
-          <w:rFonts w:ascii="Arial" w:eastAsia="Times New Roman" w:hAnsi="Arial" w:cs="Arial"/>
-          <w:kern w:val="0"/>
-          <w:lang w:eastAsia="en-GB"/>
-          <w14:ligatures w14:val="none"/>
-        </w:rPr>
-      </w:pPr>
-      <w:r>
-        <w:rPr>
-          <w:rFonts w:ascii="Arial" w:eastAsia="Times New Roman" w:hAnsi="Arial" w:cs="Arial"/>
-          <w:b/>
-          <w:bCs/>
-          <w:kern w:val="0"/>
-          <w:lang w:eastAsia="en-GB"/>
-          <w14:ligatures w14:val="none"/>
-        </w:rPr>
-        <w:t>Algorithmic Steps:</w:t>
+        <w:rPr>
+          <w:sz w:val="22"/>
+          <w:szCs w:val="22"/>
+        </w:rPr>
+      </w:pPr>
+      <w:r>
+        <w:rPr>
+          <w:sz w:val="22"/>
+          <w:szCs w:val="22"/>
+        </w:rPr>
+        <w:t>The first line parameters were extracted using Singular Value Decomposition (SVD) on centered data. The</w:t>
+      </w:r>
+      <w:r>
+        <w:rPr>
+          <w:sz w:val="22"/>
+          <w:szCs w:val="22"/>
+        </w:rPr>
+        <w:t xml:space="preserve"> </w:t>
+      </w:r>
+      <w:r>
+        <w:rPr>
+          <w:sz w:val="22"/>
+          <w:szCs w:val="22"/>
+        </w:rPr>
+        <w:t>smallest singular value corresponds to the normal vector of the best-fit line.</w:t>
       </w:r>
     </w:p>
     <w:p>
       <w:pPr>
-        <w:numPr>
-          <w:ilvl w:val="0"/>
-          <w:numId w:val="9"/>
-        </w:numPr>
-        <w:spacing w:after="100" w:afterAutospacing="1" w:line="240" w:lineRule="auto"/>
-        <w:rPr>
-          <w:rFonts w:ascii="Arial" w:eastAsia="Times New Roman" w:hAnsi="Arial" w:cs="Arial"/>
-          <w:kern w:val="0"/>
-          <w:lang w:eastAsia="en-GB"/>
-          <w14:ligatures w14:val="none"/>
-        </w:rPr>
-      </w:pPr>
-      <w:r>
-        <w:rPr>
-          <w:rFonts w:ascii="Arial" w:eastAsia="Times New Roman" w:hAnsi="Arial" w:cs="Arial"/>
-          <w:b/>
-          <w:bCs/>
-          <w:kern w:val="0"/>
-          <w:lang w:eastAsia="en-GB"/>
-          <w14:ligatures w14:val="none"/>
-        </w:rPr>
-        <w:t>Hypothesize:</w:t>
-      </w:r>
-      <w:r>
-        <w:rPr>
-          <w:rFonts w:ascii="Arial" w:eastAsia="Times New Roman" w:hAnsi="Arial" w:cs="Arial"/>
-          <w:kern w:val="0"/>
-          <w:lang w:eastAsia="en-GB"/>
-          <w14:ligatures w14:val="none"/>
-        </w:rPr>
-        <w:t xml:space="preserve"> Randomly select two points to define a candidate line.</w:t>
-      </w:r>
+        <w:rPr>
+          <w:sz w:val="22"/>
+          <w:szCs w:val="22"/>
+        </w:rPr>
+      </w:pPr>
     </w:p>
     <w:p>
       <w:pPr>
-        <w:numPr>
-          <w:ilvl w:val="0"/>
-          <w:numId w:val="9"/>
-        </w:numPr>
-        <w:spacing w:after="100" w:afterAutospacing="1" w:line="240" w:lineRule="auto"/>
-        <w:rPr>
-          <w:rFonts w:ascii="Arial" w:eastAsia="Times New Roman" w:hAnsi="Arial" w:cs="Arial"/>
-          <w:kern w:val="0"/>
-          <w:lang w:eastAsia="en-GB"/>
-          <w14:ligatures w14:val="none"/>
-        </w:rPr>
-      </w:pPr>
-      <w:r>
-        <w:rPr>
-          <w:rFonts w:ascii="Arial" w:eastAsia="Times New Roman" w:hAnsi="Arial" w:cs="Arial"/>
-          <w:b/>
-          <w:bCs/>
-          <w:kern w:val="0"/>
-          <w:lang w:eastAsia="en-GB"/>
-          <w14:ligatures w14:val="none"/>
-        </w:rPr>
-        <w:t>Test:</w:t>
-      </w:r>
-      <w:r>
-        <w:rPr>
-          <w:rFonts w:ascii="Arial" w:eastAsia="Times New Roman" w:hAnsi="Arial" w:cs="Arial"/>
-          <w:kern w:val="0"/>
-          <w:lang w:eastAsia="en-GB"/>
-          <w14:ligatures w14:val="none"/>
-        </w:rPr>
-        <w:t xml:space="preserve"> Calculate the orthogonal distance of all points to this line. Points within a threshold $\tau = 0.2$ are labeled as </w:t>
-      </w:r>
-      <w:r>
-        <w:rPr>
-          <w:rFonts w:ascii="Arial" w:eastAsia="Times New Roman" w:hAnsi="Arial" w:cs="Arial"/>
-          <w:b/>
-          <w:bCs/>
-          <w:kern w:val="0"/>
-          <w:lang w:eastAsia="en-GB"/>
-          <w14:ligatures w14:val="none"/>
-        </w:rPr>
-        <w:t>inliers</w:t>
-      </w:r>
-      <w:r>
-        <w:rPr>
-          <w:rFonts w:ascii="Arial" w:eastAsia="Times New Roman" w:hAnsi="Arial" w:cs="Arial"/>
-          <w:kern w:val="0"/>
-          <w:lang w:eastAsia="en-GB"/>
-          <w14:ligatures w14:val="none"/>
-        </w:rPr>
-        <w:t>.</w:t>
+        <w:rPr>
+          <w:sz w:val="22"/>
+          <w:szCs w:val="22"/>
+        </w:rPr>
+      </w:pPr>
+      <w:r>
+        <w:rPr>
+          <w:sz w:val="22"/>
+          <w:szCs w:val="22"/>
+        </w:rPr>
+        <w:t>Resulting Parameters:</w:t>
       </w:r>
     </w:p>
     <w:p>
       <w:pPr>
-        <w:numPr>
-          <w:ilvl w:val="0"/>
-          <w:numId w:val="9"/>
-        </w:numPr>
-        <w:spacing w:after="100" w:afterAutospacing="1" w:line="240" w:lineRule="auto"/>
-        <w:rPr>
-          <w:rFonts w:ascii="Arial" w:eastAsia="Times New Roman" w:hAnsi="Arial" w:cs="Arial"/>
-          <w:kern w:val="0"/>
-          <w:lang w:eastAsia="en-GB"/>
-          <w14:ligatures w14:val="none"/>
-        </w:rPr>
-      </w:pPr>
-      <w:r>
-        <w:rPr>
-          <w:rFonts w:ascii="Arial" w:eastAsia="Times New Roman" w:hAnsi="Arial" w:cs="Arial"/>
-          <w:b/>
-          <w:bCs/>
-          <w:kern w:val="0"/>
-          <w:lang w:eastAsia="en-GB"/>
-          <w14:ligatures w14:val="none"/>
-        </w:rPr>
-        <w:t>Update:</w:t>
-      </w:r>
-      <w:r>
-        <w:rPr>
-          <w:rFonts w:ascii="Arial" w:eastAsia="Times New Roman" w:hAnsi="Arial" w:cs="Arial"/>
-          <w:kern w:val="0"/>
-          <w:lang w:eastAsia="en-GB"/>
-          <w14:ligatures w14:val="none"/>
-        </w:rPr>
-        <w:t xml:space="preserve"> Iterate 1000 times to find the line with the maximum inlier support.</w:t>
+        <w:rPr>
+          <w:sz w:val="22"/>
+          <w:szCs w:val="22"/>
+        </w:rPr>
+      </w:pPr>
+      <w:r>
+        <w:rPr>
+          <w:sz w:val="22"/>
+          <w:szCs w:val="22"/>
+        </w:rPr>
+        <w:t>a = 0.3162, b = -0.9487, d = -11.3841</w:t>
       </w:r>
     </w:p>
     <w:p>
       <w:pPr>
-        <w:numPr>
-          <w:ilvl w:val="0"/>
-          <w:numId w:val="9"/>
-        </w:numPr>
-        <w:spacing w:after="100" w:afterAutospacing="1" w:line="240" w:lineRule="auto"/>
-        <w:rPr>
-          <w:rFonts w:ascii="Arial" w:eastAsia="Times New Roman" w:hAnsi="Arial" w:cs="Arial"/>
-          <w:kern w:val="0"/>
-          <w:lang w:eastAsia="en-GB"/>
-          <w14:ligatures w14:val="none"/>
-        </w:rPr>
-      </w:pPr>
-      <w:r>
-        <w:rPr>
-          <w:rFonts w:ascii="Arial" w:eastAsia="Times New Roman" w:hAnsi="Arial" w:cs="Arial"/>
-          <w:b/>
-          <w:bCs/>
-          <w:kern w:val="0"/>
-          <w:lang w:eastAsia="en-GB"/>
-          <w14:ligatures w14:val="none"/>
-        </w:rPr>
-        <w:t>Refine:</w:t>
-      </w:r>
-      <w:r>
-        <w:rPr>
-          <w:rFonts w:ascii="Arial" w:eastAsia="Times New Roman" w:hAnsi="Arial" w:cs="Arial"/>
-          <w:kern w:val="0"/>
-          <w:lang w:eastAsia="en-GB"/>
-          <w14:ligatures w14:val="none"/>
-        </w:rPr>
-        <w:t xml:space="preserve"> Perform a TLS fit on the consensus set (all inliers) to improve parameter accuracy.</w:t>
+        <w:rPr>
+          <w:sz w:val="22"/>
+          <w:szCs w:val="22"/>
+        </w:rPr>
+      </w:pPr>
+      <w:r>
+        <w:rPr>
+          <w:sz w:val="22"/>
+          <w:szCs w:val="22"/>
+        </w:rPr>
+        <w:t>Line Equation: 0.3162x - 0.9487y - 11.3841 = 0</w:t>
       </w:r>
     </w:p>
     <w:p>
       <w:pPr>
-        <w:numPr>
-          <w:ilvl w:val="0"/>
-          <w:numId w:val="9"/>
-        </w:numPr>
-        <w:spacing w:after="100" w:afterAutospacing="1" w:line="240" w:lineRule="auto"/>
-        <w:rPr>
-          <w:rFonts w:ascii="Arial" w:eastAsia="Times New Roman" w:hAnsi="Arial" w:cs="Arial"/>
-          <w:kern w:val="0"/>
-          <w:lang w:eastAsia="en-GB"/>
-          <w14:ligatures w14:val="none"/>
-        </w:rPr>
-      </w:pPr>
-      <w:r>
-        <w:rPr>
-          <w:rFonts w:ascii="Arial" w:eastAsia="Times New Roman" w:hAnsi="Arial" w:cs="Arial"/>
-          <w:b/>
-          <w:bCs/>
-          <w:kern w:val="0"/>
-          <w:lang w:eastAsia="en-GB"/>
-          <w14:ligatures w14:val="none"/>
-        </w:rPr>
-        <w:t>Mask:</w:t>
-      </w:r>
-      <w:r>
-        <w:rPr>
-          <w:rFonts w:ascii="Arial" w:eastAsia="Times New Roman" w:hAnsi="Arial" w:cs="Arial"/>
-          <w:kern w:val="0"/>
-          <w:lang w:eastAsia="en-GB"/>
-          <w14:ligatures w14:val="none"/>
-        </w:rPr>
-        <w:t xml:space="preserve"> Remove the identified inliers from the dataset and repeat the process for the next line.</w:t>
-      </w:r>
+        <w:rPr>
+          <w:sz w:val="22"/>
+          <w:szCs w:val="22"/>
+        </w:rPr>
+      </w:pPr>
     </w:p>
     <w:p>
       <w:pPr>
-        <w:spacing w:after="100" w:afterAutospacing="1" w:line="240" w:lineRule="auto"/>
-        <w:rPr>
-          <w:rFonts w:ascii="Arial" w:eastAsia="Times New Roman" w:hAnsi="Arial" w:cs="Arial"/>
-          <w:kern w:val="0"/>
-          <w:lang w:eastAsia="en-GB"/>
-          <w14:ligatures w14:val="none"/>
-        </w:rPr>
-      </w:pPr>
-      <w:r>
-        <w:rPr>
-          <w:rFonts w:ascii="Arial" w:eastAsia="Times New Roman" w:hAnsi="Arial" w:cs="Arial"/>
-          <w:b/>
-          <w:bCs/>
-          <w:kern w:val="0"/>
-          <w:lang w:eastAsia="en-GB"/>
-          <w14:ligatures w14:val="none"/>
-        </w:rPr>
-        <w:t>Results for Sequential Fit:</w:t>
-      </w:r>
-    </w:p>
-    <w:tbl>
-      <w:tblPr>
-        <w:tblW w:w="0" w:type="auto"/>
-        <w:tblCellSpacing w:w="15" w:type="dxa"/>
-        <w:tblCellMar>
-          <w:top w:w="15" w:type="dxa"/>
-          <w:left w:w="15" w:type="dxa"/>
-          <w:bottom w:w="15" w:type="dxa"/>
-          <w:right w:w="15" w:type="dxa"/>
-        </w:tblCellMar>
-        <w:tblLook w:val="04A0" w:firstRow="1" w:lastRow="0" w:firstColumn="1" w:lastColumn="0" w:noHBand="0" w:noVBand="1"/>
-      </w:tblPr>
-      <w:tblGrid>
-        <w:gridCol w:w="799"/>
-        <w:gridCol w:w="1184"/>
-        <w:gridCol w:w="1464"/>
-        <w:gridCol w:w="3582"/>
-      </w:tblGrid>
-      <w:tr>
-        <w:trPr>
-          <w:tblHeader/>
-          <w:tblCellSpacing w:w="15" w:type="dxa"/>
-        </w:trPr>
-        <w:tc>
-          <w:tcPr>
-            <w:tcW w:w="0" w:type="auto"/>
-            <w:tcBorders>
-              <w:top w:val="single" w:sz="6" w:space="0" w:color="auto"/>
-              <w:left w:val="single" w:sz="6" w:space="0" w:color="auto"/>
-              <w:bottom w:val="single" w:sz="6" w:space="0" w:color="auto"/>
-              <w:right w:val="single" w:sz="6" w:space="0" w:color="auto"/>
-            </w:tcBorders>
-            <w:vAlign w:val="center"/>
-            <w:hideMark/>
-          </w:tcPr>
-          <w:p>
-            <w:pPr>
-              <w:spacing w:after="0" w:line="240" w:lineRule="auto"/>
-              <w:rPr>
-                <w:rFonts w:ascii="Arial" w:eastAsia="Times New Roman" w:hAnsi="Arial" w:cs="Arial"/>
-                <w:kern w:val="0"/>
-                <w:lang w:eastAsia="en-GB"/>
-                <w14:ligatures w14:val="none"/>
-              </w:rPr>
-            </w:pPr>
-            <w:r>
-              <w:rPr>
-                <w:rFonts w:ascii="Arial" w:eastAsia="Times New Roman" w:hAnsi="Arial" w:cs="Arial"/>
-                <w:b/>
-                <w:bCs/>
-                <w:kern w:val="0"/>
-                <w:lang w:eastAsia="en-GB"/>
-                <w14:ligatures w14:val="none"/>
-              </w:rPr>
-              <w:lastRenderedPageBreak/>
-              <w:t>Model</w:t>
-            </w:r>
-          </w:p>
-        </w:tc>
-        <w:tc>
-          <w:tcPr>
-            <w:tcW w:w="0" w:type="auto"/>
-            <w:tcBorders>
-              <w:top w:val="single" w:sz="6" w:space="0" w:color="auto"/>
-              <w:left w:val="single" w:sz="6" w:space="0" w:color="auto"/>
-              <w:bottom w:val="single" w:sz="6" w:space="0" w:color="auto"/>
-              <w:right w:val="single" w:sz="6" w:space="0" w:color="auto"/>
-            </w:tcBorders>
-            <w:vAlign w:val="center"/>
-            <w:hideMark/>
-          </w:tcPr>
-          <w:p>
-            <w:pPr>
-              <w:spacing w:after="0" w:line="240" w:lineRule="auto"/>
-              <w:rPr>
-                <w:rFonts w:ascii="Arial" w:eastAsia="Times New Roman" w:hAnsi="Arial" w:cs="Arial"/>
-                <w:kern w:val="0"/>
-                <w:lang w:eastAsia="en-GB"/>
-                <w14:ligatures w14:val="none"/>
-              </w:rPr>
-            </w:pPr>
-            <w:r>
-              <w:rPr>
-                <w:rFonts w:ascii="Arial" w:eastAsia="Times New Roman" w:hAnsi="Arial" w:cs="Arial"/>
-                <w:b/>
-                <w:bCs/>
-                <w:kern w:val="0"/>
-                <w:lang w:eastAsia="en-GB"/>
-                <w14:ligatures w14:val="none"/>
-              </w:rPr>
-              <w:t>Slope (m)</w:t>
-            </w:r>
-          </w:p>
-        </w:tc>
-        <w:tc>
-          <w:tcPr>
-            <w:tcW w:w="0" w:type="auto"/>
-            <w:tcBorders>
-              <w:top w:val="single" w:sz="6" w:space="0" w:color="auto"/>
-              <w:left w:val="single" w:sz="6" w:space="0" w:color="auto"/>
-              <w:bottom w:val="single" w:sz="6" w:space="0" w:color="auto"/>
-              <w:right w:val="single" w:sz="6" w:space="0" w:color="auto"/>
-            </w:tcBorders>
-            <w:vAlign w:val="center"/>
-            <w:hideMark/>
-          </w:tcPr>
-          <w:p>
-            <w:pPr>
-              <w:spacing w:after="0" w:line="240" w:lineRule="auto"/>
-              <w:rPr>
-                <w:rFonts w:ascii="Arial" w:eastAsia="Times New Roman" w:hAnsi="Arial" w:cs="Arial"/>
-                <w:kern w:val="0"/>
-                <w:lang w:eastAsia="en-GB"/>
-                <w14:ligatures w14:val="none"/>
-              </w:rPr>
-            </w:pPr>
-            <w:r>
-              <w:rPr>
-                <w:rFonts w:ascii="Arial" w:eastAsia="Times New Roman" w:hAnsi="Arial" w:cs="Arial"/>
-                <w:b/>
-                <w:bCs/>
-                <w:kern w:val="0"/>
-                <w:lang w:eastAsia="en-GB"/>
-                <w14:ligatures w14:val="none"/>
-              </w:rPr>
-              <w:t>Intercept (c)</w:t>
-            </w:r>
-          </w:p>
-        </w:tc>
-        <w:tc>
-          <w:tcPr>
-            <w:tcW w:w="0" w:type="auto"/>
-            <w:tcBorders>
-              <w:top w:val="single" w:sz="6" w:space="0" w:color="auto"/>
-              <w:left w:val="single" w:sz="6" w:space="0" w:color="auto"/>
-              <w:bottom w:val="single" w:sz="6" w:space="0" w:color="auto"/>
-              <w:right w:val="single" w:sz="6" w:space="0" w:color="auto"/>
-            </w:tcBorders>
-            <w:vAlign w:val="center"/>
-            <w:hideMark/>
-          </w:tcPr>
-          <w:p>
-            <w:pPr>
-              <w:spacing w:after="0" w:line="240" w:lineRule="auto"/>
-              <w:rPr>
-                <w:rFonts w:ascii="Arial" w:eastAsia="Times New Roman" w:hAnsi="Arial" w:cs="Arial"/>
-                <w:kern w:val="0"/>
-                <w:lang w:eastAsia="en-GB"/>
-                <w14:ligatures w14:val="none"/>
-              </w:rPr>
-            </w:pPr>
-            <w:r>
-              <w:rPr>
-                <w:rFonts w:ascii="Arial" w:eastAsia="Times New Roman" w:hAnsi="Arial" w:cs="Arial"/>
-                <w:b/>
-                <w:bCs/>
-                <w:kern w:val="0"/>
-                <w:lang w:eastAsia="en-GB"/>
-                <w14:ligatures w14:val="none"/>
-              </w:rPr>
-              <w:t>Line Equation</w:t>
-            </w:r>
-          </w:p>
-        </w:tc>
-      </w:tr>
-      <w:tr>
-        <w:trPr>
-          <w:tblCellSpacing w:w="15" w:type="dxa"/>
-        </w:trPr>
-        <w:tc>
-          <w:tcPr>
-            <w:tcW w:w="0" w:type="auto"/>
-            <w:tcBorders>
-              <w:top w:val="single" w:sz="6" w:space="0" w:color="auto"/>
-              <w:left w:val="single" w:sz="6" w:space="0" w:color="auto"/>
-              <w:bottom w:val="single" w:sz="6" w:space="0" w:color="auto"/>
-              <w:right w:val="single" w:sz="6" w:space="0" w:color="auto"/>
-            </w:tcBorders>
-            <w:vAlign w:val="center"/>
-            <w:hideMark/>
-          </w:tcPr>
-          <w:p>
-            <w:pPr>
-              <w:spacing w:after="0" w:line="240" w:lineRule="auto"/>
-              <w:rPr>
-                <w:rFonts w:ascii="Arial" w:eastAsia="Times New Roman" w:hAnsi="Arial" w:cs="Arial"/>
-                <w:kern w:val="0"/>
-                <w:lang w:eastAsia="en-GB"/>
-                <w14:ligatures w14:val="none"/>
-              </w:rPr>
-            </w:pPr>
-            <w:r>
-              <w:rPr>
-                <w:rFonts w:ascii="Arial" w:eastAsia="Times New Roman" w:hAnsi="Arial" w:cs="Arial"/>
-                <w:b/>
-                <w:bCs/>
-                <w:kern w:val="0"/>
-                <w:lang w:eastAsia="en-GB"/>
-                <w14:ligatures w14:val="none"/>
-              </w:rPr>
-              <w:t>Line 1</w:t>
-            </w:r>
-          </w:p>
-        </w:tc>
-        <w:tc>
-          <w:tcPr>
-            <w:tcW w:w="0" w:type="auto"/>
-            <w:tcBorders>
-              <w:top w:val="single" w:sz="6" w:space="0" w:color="auto"/>
-              <w:left w:val="single" w:sz="6" w:space="0" w:color="auto"/>
-              <w:bottom w:val="single" w:sz="6" w:space="0" w:color="auto"/>
-              <w:right w:val="single" w:sz="6" w:space="0" w:color="auto"/>
-            </w:tcBorders>
-            <w:vAlign w:val="center"/>
-            <w:hideMark/>
-          </w:tcPr>
-          <w:p>
-            <w:pPr>
-              <w:spacing w:after="0" w:line="240" w:lineRule="auto"/>
-              <w:rPr>
-                <w:rFonts w:ascii="Arial" w:eastAsia="Times New Roman" w:hAnsi="Arial" w:cs="Arial"/>
-                <w:kern w:val="0"/>
-                <w:lang w:eastAsia="en-GB"/>
-                <w14:ligatures w14:val="none"/>
-              </w:rPr>
-            </w:pPr>
-            <w:r>
-              <w:rPr>
-                <w:rFonts w:ascii="Arial" w:eastAsia="Times New Roman" w:hAnsi="Arial" w:cs="Arial"/>
-                <w:kern w:val="0"/>
-                <w:lang w:eastAsia="en-GB"/>
-                <w14:ligatures w14:val="none"/>
-              </w:rPr>
-              <w:t>-0.4755</w:t>
-            </w:r>
-          </w:p>
-        </w:tc>
-        <w:tc>
-          <w:tcPr>
-            <w:tcW w:w="0" w:type="auto"/>
-            <w:tcBorders>
-              <w:top w:val="single" w:sz="6" w:space="0" w:color="auto"/>
-              <w:left w:val="single" w:sz="6" w:space="0" w:color="auto"/>
-              <w:bottom w:val="single" w:sz="6" w:space="0" w:color="auto"/>
-              <w:right w:val="single" w:sz="6" w:space="0" w:color="auto"/>
-            </w:tcBorders>
-            <w:vAlign w:val="center"/>
-            <w:hideMark/>
-          </w:tcPr>
-          <w:p>
-            <w:pPr>
-              <w:spacing w:after="0" w:line="240" w:lineRule="auto"/>
-              <w:rPr>
-                <w:rFonts w:ascii="Arial" w:eastAsia="Times New Roman" w:hAnsi="Arial" w:cs="Arial"/>
-                <w:kern w:val="0"/>
-                <w:lang w:eastAsia="en-GB"/>
-                <w14:ligatures w14:val="none"/>
-              </w:rPr>
-            </w:pPr>
-            <w:r>
-              <w:rPr>
-                <w:rFonts w:ascii="Arial" w:eastAsia="Times New Roman" w:hAnsi="Arial" w:cs="Arial"/>
-                <w:kern w:val="0"/>
-                <w:lang w:eastAsia="en-GB"/>
-                <w14:ligatures w14:val="none"/>
-              </w:rPr>
-              <w:t>2.1074</w:t>
-            </w:r>
-          </w:p>
-        </w:tc>
-        <w:tc>
-          <w:tcPr>
-            <w:tcW w:w="0" w:type="auto"/>
-            <w:tcBorders>
-              <w:top w:val="single" w:sz="6" w:space="0" w:color="auto"/>
-              <w:left w:val="single" w:sz="6" w:space="0" w:color="auto"/>
-              <w:bottom w:val="single" w:sz="6" w:space="0" w:color="auto"/>
-              <w:right w:val="single" w:sz="6" w:space="0" w:color="auto"/>
-            </w:tcBorders>
-            <w:vAlign w:val="center"/>
-            <w:hideMark/>
-          </w:tcPr>
-          <w:p>
-            <w:pPr>
-              <w:spacing w:after="0" w:line="240" w:lineRule="auto"/>
-              <w:rPr>
-                <w:rFonts w:ascii="Arial" w:eastAsia="Times New Roman" w:hAnsi="Arial" w:cs="Arial"/>
-                <w:kern w:val="0"/>
-                <w:lang w:eastAsia="en-GB"/>
-                <w14:ligatures w14:val="none"/>
-              </w:rPr>
-            </w:pPr>
-            <w:r>
-              <w:rPr>
-                <w:rFonts w:ascii="Arial" w:eastAsia="Times New Roman" w:hAnsi="Arial" w:cs="Arial"/>
-                <w:kern w:val="0"/>
-                <w:lang w:eastAsia="en-GB"/>
-                <w14:ligatures w14:val="none"/>
-              </w:rPr>
-              <w:t>0.4294x + 0.9031y - 1.9032 = 0</w:t>
-            </w:r>
-          </w:p>
-        </w:tc>
-      </w:tr>
-      <w:tr>
-        <w:trPr>
-          <w:tblCellSpacing w:w="15" w:type="dxa"/>
-        </w:trPr>
-        <w:tc>
-          <w:tcPr>
-            <w:tcW w:w="0" w:type="auto"/>
-            <w:tcBorders>
-              <w:top w:val="single" w:sz="6" w:space="0" w:color="auto"/>
-              <w:left w:val="single" w:sz="6" w:space="0" w:color="auto"/>
-              <w:bottom w:val="single" w:sz="6" w:space="0" w:color="auto"/>
-              <w:right w:val="single" w:sz="6" w:space="0" w:color="auto"/>
-            </w:tcBorders>
-            <w:vAlign w:val="center"/>
-            <w:hideMark/>
-          </w:tcPr>
-          <w:p>
-            <w:pPr>
-              <w:spacing w:after="0" w:line="240" w:lineRule="auto"/>
-              <w:rPr>
-                <w:rFonts w:ascii="Arial" w:eastAsia="Times New Roman" w:hAnsi="Arial" w:cs="Arial"/>
-                <w:kern w:val="0"/>
-                <w:lang w:eastAsia="en-GB"/>
-                <w14:ligatures w14:val="none"/>
-              </w:rPr>
-            </w:pPr>
-            <w:r>
-              <w:rPr>
-                <w:rFonts w:ascii="Arial" w:eastAsia="Times New Roman" w:hAnsi="Arial" w:cs="Arial"/>
-                <w:b/>
-                <w:bCs/>
-                <w:kern w:val="0"/>
-                <w:lang w:eastAsia="en-GB"/>
-                <w14:ligatures w14:val="none"/>
-              </w:rPr>
-              <w:t>Line 2</w:t>
-            </w:r>
-          </w:p>
-        </w:tc>
-        <w:tc>
-          <w:tcPr>
-            <w:tcW w:w="0" w:type="auto"/>
-            <w:tcBorders>
-              <w:top w:val="single" w:sz="6" w:space="0" w:color="auto"/>
-              <w:left w:val="single" w:sz="6" w:space="0" w:color="auto"/>
-              <w:bottom w:val="single" w:sz="6" w:space="0" w:color="auto"/>
-              <w:right w:val="single" w:sz="6" w:space="0" w:color="auto"/>
-            </w:tcBorders>
-            <w:vAlign w:val="center"/>
-            <w:hideMark/>
-          </w:tcPr>
-          <w:p>
-            <w:pPr>
-              <w:spacing w:after="0" w:line="240" w:lineRule="auto"/>
-              <w:rPr>
-                <w:rFonts w:ascii="Arial" w:eastAsia="Times New Roman" w:hAnsi="Arial" w:cs="Arial"/>
-                <w:kern w:val="0"/>
-                <w:lang w:eastAsia="en-GB"/>
-                <w14:ligatures w14:val="none"/>
-              </w:rPr>
-            </w:pPr>
-            <w:r>
-              <w:rPr>
-                <w:rFonts w:ascii="Arial" w:eastAsia="Times New Roman" w:hAnsi="Arial" w:cs="Arial"/>
-                <w:kern w:val="0"/>
-                <w:lang w:eastAsia="en-GB"/>
-                <w14:ligatures w14:val="none"/>
-              </w:rPr>
-              <w:t>1.0206</w:t>
-            </w:r>
-          </w:p>
-        </w:tc>
-        <w:tc>
-          <w:tcPr>
-            <w:tcW w:w="0" w:type="auto"/>
-            <w:tcBorders>
-              <w:top w:val="single" w:sz="6" w:space="0" w:color="auto"/>
-              <w:left w:val="single" w:sz="6" w:space="0" w:color="auto"/>
-              <w:bottom w:val="single" w:sz="6" w:space="0" w:color="auto"/>
-              <w:right w:val="single" w:sz="6" w:space="0" w:color="auto"/>
-            </w:tcBorders>
-            <w:vAlign w:val="center"/>
-            <w:hideMark/>
-          </w:tcPr>
-          <w:p>
-            <w:pPr>
-              <w:spacing w:after="0" w:line="240" w:lineRule="auto"/>
-              <w:rPr>
-                <w:rFonts w:ascii="Arial" w:eastAsia="Times New Roman" w:hAnsi="Arial" w:cs="Arial"/>
-                <w:kern w:val="0"/>
-                <w:lang w:eastAsia="en-GB"/>
-                <w14:ligatures w14:val="none"/>
-              </w:rPr>
-            </w:pPr>
-            <w:r>
-              <w:rPr>
-                <w:rFonts w:ascii="Arial" w:eastAsia="Times New Roman" w:hAnsi="Arial" w:cs="Arial"/>
-                <w:kern w:val="0"/>
-                <w:lang w:eastAsia="en-GB"/>
-                <w14:ligatures w14:val="none"/>
-              </w:rPr>
-              <w:t>0.9178</w:t>
-            </w:r>
-          </w:p>
-        </w:tc>
-        <w:tc>
-          <w:tcPr>
-            <w:tcW w:w="0" w:type="auto"/>
-            <w:tcBorders>
-              <w:top w:val="single" w:sz="6" w:space="0" w:color="auto"/>
-              <w:left w:val="single" w:sz="6" w:space="0" w:color="auto"/>
-              <w:bottom w:val="single" w:sz="6" w:space="0" w:color="auto"/>
-              <w:right w:val="single" w:sz="6" w:space="0" w:color="auto"/>
-            </w:tcBorders>
-            <w:vAlign w:val="center"/>
-            <w:hideMark/>
-          </w:tcPr>
-          <w:p>
-            <w:pPr>
-              <w:spacing w:after="0" w:line="240" w:lineRule="auto"/>
-              <w:rPr>
-                <w:rFonts w:ascii="Arial" w:eastAsia="Times New Roman" w:hAnsi="Arial" w:cs="Arial"/>
-                <w:kern w:val="0"/>
-                <w:lang w:eastAsia="en-GB"/>
-                <w14:ligatures w14:val="none"/>
-              </w:rPr>
-            </w:pPr>
-            <w:r>
-              <w:rPr>
-                <w:rFonts w:ascii="Arial" w:eastAsia="Times New Roman" w:hAnsi="Arial" w:cs="Arial"/>
-                <w:kern w:val="0"/>
-                <w:lang w:eastAsia="en-GB"/>
-                <w14:ligatures w14:val="none"/>
-              </w:rPr>
-              <w:t>-0.7143x + 0.6999y - 0.6424 = 0</w:t>
-            </w:r>
-          </w:p>
-        </w:tc>
-      </w:tr>
-      <w:tr>
-        <w:trPr>
-          <w:tblCellSpacing w:w="15" w:type="dxa"/>
-        </w:trPr>
-        <w:tc>
-          <w:tcPr>
-            <w:tcW w:w="0" w:type="auto"/>
-            <w:tcBorders>
-              <w:top w:val="single" w:sz="6" w:space="0" w:color="auto"/>
-              <w:left w:val="single" w:sz="6" w:space="0" w:color="auto"/>
-              <w:bottom w:val="single" w:sz="6" w:space="0" w:color="auto"/>
-              <w:right w:val="single" w:sz="6" w:space="0" w:color="auto"/>
-            </w:tcBorders>
-            <w:vAlign w:val="center"/>
-            <w:hideMark/>
-          </w:tcPr>
-          <w:p>
-            <w:pPr>
-              <w:spacing w:after="0" w:line="240" w:lineRule="auto"/>
-              <w:rPr>
-                <w:rFonts w:ascii="Arial" w:eastAsia="Times New Roman" w:hAnsi="Arial" w:cs="Arial"/>
-                <w:kern w:val="0"/>
-                <w:lang w:eastAsia="en-GB"/>
-                <w14:ligatures w14:val="none"/>
-              </w:rPr>
-            </w:pPr>
-            <w:r>
-              <w:rPr>
-                <w:rFonts w:ascii="Arial" w:eastAsia="Times New Roman" w:hAnsi="Arial" w:cs="Arial"/>
-                <w:b/>
-                <w:bCs/>
-                <w:kern w:val="0"/>
-                <w:lang w:eastAsia="en-GB"/>
-                <w14:ligatures w14:val="none"/>
-              </w:rPr>
-              <w:t>Line 3</w:t>
-            </w:r>
-          </w:p>
-        </w:tc>
-        <w:tc>
-          <w:tcPr>
-            <w:tcW w:w="0" w:type="auto"/>
-            <w:tcBorders>
-              <w:top w:val="single" w:sz="6" w:space="0" w:color="auto"/>
-              <w:left w:val="single" w:sz="6" w:space="0" w:color="auto"/>
-              <w:bottom w:val="single" w:sz="6" w:space="0" w:color="auto"/>
-              <w:right w:val="single" w:sz="6" w:space="0" w:color="auto"/>
-            </w:tcBorders>
-            <w:vAlign w:val="center"/>
-            <w:hideMark/>
-          </w:tcPr>
-          <w:p>
-            <w:pPr>
-              <w:spacing w:after="0" w:line="240" w:lineRule="auto"/>
-              <w:rPr>
-                <w:rFonts w:ascii="Arial" w:eastAsia="Times New Roman" w:hAnsi="Arial" w:cs="Arial"/>
-                <w:kern w:val="0"/>
-                <w:lang w:eastAsia="en-GB"/>
-                <w14:ligatures w14:val="none"/>
-              </w:rPr>
-            </w:pPr>
-            <w:r>
-              <w:rPr>
-                <w:rFonts w:ascii="Arial" w:eastAsia="Times New Roman" w:hAnsi="Arial" w:cs="Arial"/>
-                <w:kern w:val="0"/>
-                <w:lang w:eastAsia="en-GB"/>
-                <w14:ligatures w14:val="none"/>
-              </w:rPr>
-              <w:t>1.2543</w:t>
-            </w:r>
-          </w:p>
-        </w:tc>
-        <w:tc>
-          <w:tcPr>
-            <w:tcW w:w="0" w:type="auto"/>
-            <w:tcBorders>
-              <w:top w:val="single" w:sz="6" w:space="0" w:color="auto"/>
-              <w:left w:val="single" w:sz="6" w:space="0" w:color="auto"/>
-              <w:bottom w:val="single" w:sz="6" w:space="0" w:color="auto"/>
-              <w:right w:val="single" w:sz="6" w:space="0" w:color="auto"/>
-            </w:tcBorders>
-            <w:vAlign w:val="center"/>
-            <w:hideMark/>
-          </w:tcPr>
-          <w:p>
-            <w:pPr>
-              <w:spacing w:after="0" w:line="240" w:lineRule="auto"/>
-              <w:rPr>
-                <w:rFonts w:ascii="Arial" w:eastAsia="Times New Roman" w:hAnsi="Arial" w:cs="Arial"/>
-                <w:kern w:val="0"/>
-                <w:lang w:eastAsia="en-GB"/>
-                <w14:ligatures w14:val="none"/>
-              </w:rPr>
-            </w:pPr>
-            <w:r>
-              <w:rPr>
-                <w:rFonts w:ascii="Arial" w:eastAsia="Times New Roman" w:hAnsi="Arial" w:cs="Arial"/>
-                <w:kern w:val="0"/>
-                <w:lang w:eastAsia="en-GB"/>
-                <w14:ligatures w14:val="none"/>
-              </w:rPr>
-              <w:t>-5.8861</w:t>
-            </w:r>
-          </w:p>
-        </w:tc>
-        <w:tc>
-          <w:tcPr>
-            <w:tcW w:w="0" w:type="auto"/>
-            <w:tcBorders>
-              <w:top w:val="single" w:sz="6" w:space="0" w:color="auto"/>
-              <w:left w:val="single" w:sz="6" w:space="0" w:color="auto"/>
-              <w:bottom w:val="single" w:sz="6" w:space="0" w:color="auto"/>
-              <w:right w:val="single" w:sz="6" w:space="0" w:color="auto"/>
-            </w:tcBorders>
-            <w:vAlign w:val="center"/>
-            <w:hideMark/>
-          </w:tcPr>
-          <w:p>
-            <w:pPr>
-              <w:spacing w:after="0" w:line="240" w:lineRule="auto"/>
-              <w:rPr>
-                <w:rFonts w:ascii="Arial" w:eastAsia="Times New Roman" w:hAnsi="Arial" w:cs="Arial"/>
-                <w:kern w:val="0"/>
-                <w:lang w:eastAsia="en-GB"/>
-                <w14:ligatures w14:val="none"/>
-              </w:rPr>
-            </w:pPr>
-            <w:r>
-              <w:rPr>
-                <w:rFonts w:ascii="Arial" w:eastAsia="Times New Roman" w:hAnsi="Arial" w:cs="Arial"/>
-                <w:kern w:val="0"/>
-                <w:lang w:eastAsia="en-GB"/>
-                <w14:ligatures w14:val="none"/>
-              </w:rPr>
-              <w:t>-0.7819x + 0.6234y + 3.6693 = 0</w:t>
-            </w:r>
-          </w:p>
-        </w:tc>
-      </w:tr>
-    </w:tbl>
-    <w:p>
-      <w:pPr>
-        <w:spacing w:after="0" w:line="240" w:lineRule="auto"/>
-        <w:rPr>
-          <w:rFonts w:ascii="Arial" w:eastAsia="Times New Roman" w:hAnsi="Arial" w:cs="Arial"/>
-          <w:kern w:val="0"/>
-          <w:lang w:eastAsia="en-GB"/>
-          <w14:ligatures w14:val="none"/>
-        </w:rPr>
-      </w:pPr>
-      <w:r>
-        <w:rPr>
-          <w:rFonts w:ascii="Times New Roman" w:eastAsia="Times New Roman" w:hAnsi="Times New Roman" w:cs="Times New Roman"/>
-          <w:noProof/>
-          <w:kern w:val="0"/>
-          <w:lang w:eastAsia="en-GB"/>
-        </w:rPr>
-        <w:pict w14:anchorId="019A53A8">
-          <v:rect id="_x0000_i1025" alt="" style="width:451.3pt;height:.05pt;mso-width-percent:0;mso-height-percent:0;mso-width-percent:0;mso-height-percent:0" o:hralign="center" o:hrstd="t" o:hr="t" fillcolor="#a0a0a0" stroked="f"/>
-        </w:pict>
+        <w:rPr>
+          <w:sz w:val="22"/>
+          <w:szCs w:val="22"/>
+        </w:rPr>
+      </w:pPr>
+      <w:r>
+        <w:rPr>
+          <w:sz w:val="22"/>
+          <w:szCs w:val="22"/>
+        </w:rPr>
+        <w:t>Part (b) Sequencial RANSAC</w:t>
       </w:r>
     </w:p>
     <w:p>
       <w:pPr>
-        <w:spacing w:after="100" w:afterAutospacing="1" w:line="240" w:lineRule="auto"/>
-        <w:outlineLvl w:val="2"/>
-        <w:rPr>
-          <w:rFonts w:ascii="Arial" w:eastAsia="Times New Roman" w:hAnsi="Arial" w:cs="Arial"/>
-          <w:b/>
-          <w:bCs/>
-          <w:kern w:val="0"/>
-          <w:sz w:val="27"/>
-          <w:szCs w:val="27"/>
-          <w:lang w:eastAsia="en-GB"/>
-          <w14:ligatures w14:val="none"/>
-        </w:rPr>
-      </w:pPr>
-      <w:r>
-        <w:rPr>
-          <w:rFonts w:ascii="Arial" w:eastAsia="Times New Roman" w:hAnsi="Arial" w:cs="Arial"/>
-          <w:b/>
-          <w:bCs/>
-          <w:kern w:val="0"/>
-          <w:sz w:val="27"/>
-          <w:szCs w:val="27"/>
-          <w:lang w:eastAsia="en-GB"/>
-          <w14:ligatures w14:val="none"/>
-        </w:rPr>
-        <w:t>1.3 Discussion and Visualization</w:t>
+        <w:rPr>
+          <w:sz w:val="22"/>
+          <w:szCs w:val="22"/>
+        </w:rPr>
+      </w:pPr>
+      <w:r>
+        <w:rPr>
+          <w:sz w:val="22"/>
+          <w:szCs w:val="22"/>
+        </w:rPr>
+        <w:t>To handle multiple lines in a single dataset, a sequential RANSAC algorithm was implemented. In each</w:t>
+      </w:r>
+      <w:r>
+        <w:rPr>
+          <w:sz w:val="22"/>
+          <w:szCs w:val="22"/>
+        </w:rPr>
+        <w:t xml:space="preserve"> </w:t>
+      </w:r>
+      <w:r>
+        <w:rPr>
+          <w:sz w:val="22"/>
+          <w:szCs w:val="22"/>
+        </w:rPr>
+        <w:t>iteration, RANSAC finds the largest consensus set. As per the assignment hint, once a line is identified, its</w:t>
+      </w:r>
+      <w:r>
+        <w:rPr>
+          <w:sz w:val="22"/>
+          <w:szCs w:val="22"/>
+        </w:rPr>
+        <w:t xml:space="preserve"> </w:t>
+      </w:r>
+      <w:r>
+        <w:rPr>
+          <w:sz w:val="22"/>
+          <w:szCs w:val="22"/>
+        </w:rPr>
+        <w:t>inliers are "masked" or removed from the dataset to allow the next iteration to find the subsequent line.</w:t>
       </w:r>
     </w:p>
     <w:p>
       <w:pPr>
-        <w:spacing w:after="100" w:afterAutospacing="1" w:line="240" w:lineRule="auto"/>
-        <w:rPr>
-          <w:rFonts w:ascii="Arial" w:eastAsia="Times New Roman" w:hAnsi="Arial" w:cs="Arial"/>
-          <w:kern w:val="0"/>
-          <w:lang w:eastAsia="en-GB"/>
-          <w14:ligatures w14:val="none"/>
-        </w:rPr>
-      </w:pPr>
-      <w:r>
-        <w:rPr>
-          <w:rFonts w:ascii="Arial" w:eastAsia="Times New Roman" w:hAnsi="Arial" w:cs="Arial"/>
-          <w:kern w:val="0"/>
-          <w:lang w:eastAsia="en-GB"/>
-          <w14:ligatures w14:val="none"/>
-        </w:rPr>
-        <w:t xml:space="preserve">The sequential approach successfully separated the three structures. Note that Line 3 in the RANSAC results closely matches the TLS result from Part (a), validating that the individual columns in </w:t>
-      </w:r>
-      <w:r>
-        <w:rPr>
-          <w:rFonts w:ascii="Arial" w:eastAsia="Times New Roman" w:hAnsi="Arial" w:cs="Arial"/>
-          <w:kern w:val="0"/>
-          <w:sz w:val="20"/>
-          <w:szCs w:val="20"/>
-          <w:lang w:eastAsia="en-GB"/>
-          <w14:ligatures w14:val="none"/>
-        </w:rPr>
-        <w:t>lines.csv</w:t>
-      </w:r>
-      <w:r>
-        <w:rPr>
-          <w:rFonts w:ascii="Arial" w:eastAsia="Times New Roman" w:hAnsi="Arial" w:cs="Arial"/>
-          <w:kern w:val="0"/>
-          <w:lang w:eastAsia="en-GB"/>
-          <w14:ligatures w14:val="none"/>
-        </w:rPr>
-        <w:t xml:space="preserve"> represent the specific clusters found by the robust estimator. The choice of \tau=0.2 was critical; a larger threshold would cause lines to "bleed" into neighboring clusters, while a smaller one would result in fragmented models.</w:t>
-      </w:r>
-    </w:p>
-    <w:p>
-      <w:pPr>
-        <w:spacing w:after="100" w:afterAutospacing="1" w:line="240" w:lineRule="auto"/>
-        <w:ind w:left="720"/>
-        <w:rPr>
-          <w:rFonts w:ascii="Arial" w:eastAsia="Times New Roman" w:hAnsi="Arial" w:cs="Times New Roman"/>
-          <w:kern w:val="0"/>
-          <w:lang w:eastAsia="en-GB"/>
-          <w14:ligatures w14:val="none"/>
-        </w:rPr>
-      </w:pPr>
-      <w:r>
-        <w:rPr>
-          <w:rFonts w:ascii="Arial" w:eastAsia="Times New Roman" w:hAnsi="Arial" w:cs="Times New Roman"/>
-          <w:kern w:val="0"/>
-          <w:lang w:eastAsia="en-GB"/>
-          <w14:ligatures w14:val="none"/>
-        </w:rPr>
+        <w:rPr>
+          <w:sz w:val="22"/>
+          <w:szCs w:val="22"/>
+        </w:rPr>
+      </w:pPr>
+      <w:r>
+        <w:rPr>
+          <w:noProof/>
+          <w:sz w:val="22"/>
+          <w:szCs w:val="22"/>
+        </w:rPr>
+        <w:lastRenderedPageBreak/>
         <w:drawing>
-          <wp:inline distT="0" distB="0" distL="0" distR="0" wp14:anchorId="6974540F" wp14:editId="36AC15E7">
-            <wp:extent cx="5731510" cy="4138930"/>
-            <wp:effectExtent l="0" t="0" r="0" b="1270"/>
-            <wp:docPr id="186931784" name="Picture 1"/>
+          <wp:inline distT="0" distB="0" distL="0" distR="0" wp14:anchorId="2CA5A8F1" wp14:editId="5C205F60">
+            <wp:extent cx="5104660" cy="3683431"/>
+            <wp:effectExtent l="0" t="0" r="1270" b="0"/>
+            <wp:docPr id="875514867" name="Picture 1"/>
             <wp:cNvGraphicFramePr>
               <a:graphicFrameLocks xmlns:a="http://schemas.openxmlformats.org/drawingml/2006/main" noChangeAspect="1"/>
             </wp:cNvGraphicFramePr>
@@ -1457,11 +424,17 @@
               <a:graphicData uri="http://schemas.openxmlformats.org/drawingml/2006/picture">
                 <pic:pic xmlns:pic="http://schemas.openxmlformats.org/drawingml/2006/picture">
                   <pic:nvPicPr>
-                    <pic:cNvPr id="186931784" name=""/>
+                    <pic:cNvPr id="875514867" name="Picture 875514867"/>
                     <pic:cNvPicPr/>
                   </pic:nvPicPr>
                   <pic:blipFill>
-                    <a:blip r:embed="rId5"/>
+                    <a:blip r:embed="rId5" cstate="print">
+                      <a:extLst>
+                        <a:ext uri="{28A0092B-C50C-407E-A947-70E740481C1C}">
+                          <a14:useLocalDpi xmlns:a14="http://schemas.microsoft.com/office/drawing/2010/main" val="0"/>
+                        </a:ext>
+                      </a:extLst>
+                    </a:blip>
                     <a:stretch>
                       <a:fillRect/>
                     </a:stretch>
@@ -1469,7 +442,7 @@
                   <pic:spPr>
                     <a:xfrm>
                       <a:off x="0" y="0"/>
-                      <a:ext cx="5731510" cy="4138930"/>
+                      <a:ext cx="5158387" cy="3722200"/>
                     </a:xfrm>
                     <a:prstGeom prst="rect">
                       <a:avLst/>
@@ -1482,7 +455,1141 @@
         </w:drawing>
       </w:r>
     </w:p>
-    <w:p/>
+    <w:p>
+      <w:pPr>
+        <w:rPr>
+          <w:sz w:val="22"/>
+          <w:szCs w:val="22"/>
+        </w:rPr>
+      </w:pPr>
+      <w:r>
+        <w:rPr>
+          <w:sz w:val="22"/>
+          <w:szCs w:val="22"/>
+        </w:rPr>
+        <w:t>1.3 Discussion</w:t>
+      </w:r>
+    </w:p>
+    <w:p>
+      <w:pPr>
+        <w:rPr>
+          <w:sz w:val="22"/>
+          <w:szCs w:val="22"/>
+        </w:rPr>
+      </w:pPr>
+      <w:r>
+        <w:rPr>
+          <w:sz w:val="22"/>
+          <w:szCs w:val="22"/>
+        </w:rPr>
+        <w:t>While TLS is effective for a single line with balanced noise, it is highly sensitive to outliers. RANSAC proved essential</w:t>
+      </w:r>
+      <w:r>
+        <w:rPr>
+          <w:sz w:val="22"/>
+          <w:szCs w:val="22"/>
+        </w:rPr>
+        <w:t xml:space="preserve"> </w:t>
+      </w:r>
+      <w:r>
+        <w:rPr>
+          <w:sz w:val="22"/>
+          <w:szCs w:val="22"/>
+        </w:rPr>
+        <w:t>for the combined dataset as it robustly ignored points from Line 2 and Line 3 while fitting Line 1. The sequential</w:t>
+      </w:r>
+      <w:r>
+        <w:rPr>
+          <w:sz w:val="22"/>
+          <w:szCs w:val="22"/>
+        </w:rPr>
+        <w:t xml:space="preserve"> </w:t>
+      </w:r>
+      <w:r>
+        <w:rPr>
+          <w:sz w:val="22"/>
+          <w:szCs w:val="22"/>
+        </w:rPr>
+        <w:t>masking approach successfully isolated all three models without interference.</w:t>
+      </w:r>
+    </w:p>
+    <w:p>
+      <w:pPr>
+        <w:rPr>
+          <w:sz w:val="22"/>
+          <w:szCs w:val="22"/>
+        </w:rPr>
+      </w:pPr>
+    </w:p>
+    <w:p>
+      <w:pPr>
+        <w:rPr>
+          <w:sz w:val="22"/>
+          <w:szCs w:val="22"/>
+        </w:rPr>
+      </w:pPr>
+      <w:r>
+        <w:rPr>
+          <w:sz w:val="22"/>
+          <w:szCs w:val="22"/>
+        </w:rPr>
+        <w:t>Question 02</w:t>
+      </w:r>
+    </w:p>
+    <w:p>
+      <w:pPr>
+        <w:rPr>
+          <w:sz w:val="22"/>
+          <w:szCs w:val="22"/>
+        </w:rPr>
+      </w:pPr>
+      <w:r>
+        <w:rPr>
+          <w:sz w:val="22"/>
+          <w:szCs w:val="22"/>
+        </w:rPr>
+        <w:t>2.1 Calculation and Magnification</w:t>
+      </w:r>
+    </w:p>
+    <w:p>
+      <w:pPr>
+        <w:rPr>
+          <w:sz w:val="22"/>
+          <w:szCs w:val="22"/>
+        </w:rPr>
+      </w:pPr>
+      <w:r>
+        <w:rPr>
+          <w:sz w:val="22"/>
+          <w:szCs w:val="22"/>
+        </w:rPr>
+        <w:t>Using the provided</w:t>
+      </w:r>
+      <w:r>
+        <w:rPr>
+          <w:sz w:val="22"/>
+          <w:szCs w:val="22"/>
+        </w:rPr>
+        <w:t>,</w:t>
+      </w:r>
+    </w:p>
+    <w:p>
+      <w:pPr>
+        <w:rPr>
+          <w:sz w:val="22"/>
+          <w:szCs w:val="22"/>
+        </w:rPr>
+      </w:pPr>
+      <w:r>
+        <w:rPr>
+          <w:sz w:val="22"/>
+          <w:szCs w:val="22"/>
+        </w:rPr>
+        <w:t xml:space="preserve"> focal length</w:t>
+      </w:r>
+      <w:r>
+        <w:rPr>
+          <w:sz w:val="22"/>
+          <w:szCs w:val="22"/>
+        </w:rPr>
+        <w:t xml:space="preserve"> = </w:t>
+      </w:r>
+      <w:r>
+        <w:rPr>
+          <w:sz w:val="22"/>
+          <w:szCs w:val="22"/>
+        </w:rPr>
+        <w:t xml:space="preserve">f = 8 mm </w:t>
+      </w:r>
+    </w:p>
+    <w:p>
+      <w:pPr>
+        <w:rPr>
+          <w:sz w:val="22"/>
+          <w:szCs w:val="22"/>
+        </w:rPr>
+      </w:pPr>
+      <w:r>
+        <w:rPr>
+          <w:sz w:val="22"/>
+          <w:szCs w:val="22"/>
+        </w:rPr>
+        <w:t xml:space="preserve">distance </w:t>
+      </w:r>
+      <w:r>
+        <w:rPr>
+          <w:sz w:val="22"/>
+          <w:szCs w:val="22"/>
+        </w:rPr>
+        <w:t xml:space="preserve">= </w:t>
+      </w:r>
+      <w:r>
+        <w:rPr>
+          <w:sz w:val="22"/>
+          <w:szCs w:val="22"/>
+        </w:rPr>
+        <w:t>d = 720 mm</w:t>
+      </w:r>
+    </w:p>
+    <w:p>
+      <w:pPr>
+        <w:rPr>
+          <w:sz w:val="22"/>
+          <w:szCs w:val="22"/>
+        </w:rPr>
+      </w:pPr>
+      <w:r>
+        <w:rPr>
+          <w:sz w:val="22"/>
+          <w:szCs w:val="22"/>
+        </w:rPr>
+        <w:t>magnification (M) is determined:</w:t>
+      </w:r>
+    </w:p>
+    <w:p>
+      <w:pPr>
+        <w:rPr>
+          <w:sz w:val="22"/>
+          <w:szCs w:val="22"/>
+        </w:rPr>
+      </w:pPr>
+      <w:r>
+        <w:rPr>
+          <w:sz w:val="22"/>
+          <w:szCs w:val="22"/>
+        </w:rPr>
+        <w:t xml:space="preserve">M = f / (d - f) = 8 / (720 - 8) = 8 / 712 </w:t>
+      </w:r>
+      <w:r>
+        <w:rPr>
+          <w:rFonts w:hint="cs"/>
+          <w:sz w:val="22"/>
+          <w:szCs w:val="22"/>
+        </w:rPr>
+        <w:t>≈</w:t>
+      </w:r>
+      <w:r>
+        <w:rPr>
+          <w:sz w:val="22"/>
+          <w:szCs w:val="22"/>
+        </w:rPr>
+        <w:t xml:space="preserve"> 0.011236</w:t>
+      </w:r>
+    </w:p>
+    <w:p>
+      <w:pPr>
+        <w:rPr>
+          <w:sz w:val="22"/>
+          <w:szCs w:val="22"/>
+        </w:rPr>
+      </w:pPr>
+      <w:r>
+        <w:rPr>
+          <w:sz w:val="22"/>
+          <w:szCs w:val="22"/>
+        </w:rPr>
+        <w:t>Actual Diameter = (Pixel Radius × 2 × 0.0022 mm) / M</w:t>
+      </w:r>
+    </w:p>
+    <w:p>
+      <w:pPr>
+        <w:rPr>
+          <w:sz w:val="22"/>
+          <w:szCs w:val="22"/>
+        </w:rPr>
+      </w:pPr>
+      <w:r>
+        <w:rPr>
+          <w:noProof/>
+          <w:sz w:val="22"/>
+          <w:szCs w:val="22"/>
+        </w:rPr>
+        <w:lastRenderedPageBreak/>
+        <w:drawing>
+          <wp:anchor distT="0" distB="0" distL="114300" distR="114300" simplePos="0" relativeHeight="251658240" behindDoc="0" locked="0" layoutInCell="1" allowOverlap="1" wp14:anchorId="66A60D00" wp14:editId="77A5FBBC">
+            <wp:simplePos x="914400" y="914400"/>
+            <wp:positionH relativeFrom="column">
+              <wp:align>left</wp:align>
+            </wp:positionH>
+            <wp:positionV relativeFrom="paragraph">
+              <wp:align>top</wp:align>
+            </wp:positionV>
+            <wp:extent cx="3986074" cy="3986074"/>
+            <wp:effectExtent l="0" t="0" r="1905" b="1905"/>
+            <wp:wrapSquare wrapText="bothSides"/>
+            <wp:docPr id="1040817354" name="Picture 2"/>
+            <wp:cNvGraphicFramePr>
+              <a:graphicFrameLocks xmlns:a="http://schemas.openxmlformats.org/drawingml/2006/main" noChangeAspect="1"/>
+            </wp:cNvGraphicFramePr>
+            <a:graphic xmlns:a="http://schemas.openxmlformats.org/drawingml/2006/main">
+              <a:graphicData uri="http://schemas.openxmlformats.org/drawingml/2006/picture">
+                <pic:pic xmlns:pic="http://schemas.openxmlformats.org/drawingml/2006/picture">
+                  <pic:nvPicPr>
+                    <pic:cNvPr id="1040817354" name="Picture 1040817354"/>
+                    <pic:cNvPicPr/>
+                  </pic:nvPicPr>
+                  <pic:blipFill>
+                    <a:blip r:embed="rId6" cstate="print">
+                      <a:extLst>
+                        <a:ext uri="{28A0092B-C50C-407E-A947-70E740481C1C}">
+                          <a14:useLocalDpi xmlns:a14="http://schemas.microsoft.com/office/drawing/2010/main" val="0"/>
+                        </a:ext>
+                      </a:extLst>
+                    </a:blip>
+                    <a:stretch>
+                      <a:fillRect/>
+                    </a:stretch>
+                  </pic:blipFill>
+                  <pic:spPr>
+                    <a:xfrm>
+                      <a:off x="0" y="0"/>
+                      <a:ext cx="3986074" cy="3986074"/>
+                    </a:xfrm>
+                    <a:prstGeom prst="rect">
+                      <a:avLst/>
+                    </a:prstGeom>
+                  </pic:spPr>
+                </pic:pic>
+              </a:graphicData>
+            </a:graphic>
+          </wp:anchor>
+        </w:drawing>
+      </w:r>
+      <w:r>
+        <w:rPr>
+          <w:sz w:val="22"/>
+          <w:szCs w:val="22"/>
+        </w:rPr>
+        <w:br w:type="textWrapping" w:clear="all"/>
+      </w:r>
+      <w:r>
+        <w:rPr>
+          <w:sz w:val="22"/>
+          <w:szCs w:val="22"/>
+        </w:rPr>
+        <w:drawing>
+          <wp:inline distT="0" distB="0" distL="0" distR="0" wp14:anchorId="42D3AC93" wp14:editId="2FF4803B">
+            <wp:extent cx="5731510" cy="1508760"/>
+            <wp:effectExtent l="0" t="0" r="0" b="2540"/>
+            <wp:docPr id="1867205631" name="Picture 1"/>
+            <wp:cNvGraphicFramePr>
+              <a:graphicFrameLocks xmlns:a="http://schemas.openxmlformats.org/drawingml/2006/main" noChangeAspect="1"/>
+            </wp:cNvGraphicFramePr>
+            <a:graphic xmlns:a="http://schemas.openxmlformats.org/drawingml/2006/main">
+              <a:graphicData uri="http://schemas.openxmlformats.org/drawingml/2006/picture">
+                <pic:pic xmlns:pic="http://schemas.openxmlformats.org/drawingml/2006/picture">
+                  <pic:nvPicPr>
+                    <pic:cNvPr id="1867205631" name=""/>
+                    <pic:cNvPicPr/>
+                  </pic:nvPicPr>
+                  <pic:blipFill>
+                    <a:blip r:embed="rId7"/>
+                    <a:stretch>
+                      <a:fillRect/>
+                    </a:stretch>
+                  </pic:blipFill>
+                  <pic:spPr>
+                    <a:xfrm>
+                      <a:off x="0" y="0"/>
+                      <a:ext cx="5731510" cy="1508760"/>
+                    </a:xfrm>
+                    <a:prstGeom prst="rect">
+                      <a:avLst/>
+                    </a:prstGeom>
+                  </pic:spPr>
+                </pic:pic>
+              </a:graphicData>
+            </a:graphic>
+          </wp:inline>
+        </w:drawing>
+      </w:r>
+    </w:p>
+    <w:p>
+      <w:pPr>
+        <w:rPr>
+          <w:sz w:val="22"/>
+          <w:szCs w:val="22"/>
+        </w:rPr>
+      </w:pPr>
+      <w:r>
+        <w:rPr>
+          <w:sz w:val="22"/>
+          <w:szCs w:val="22"/>
+        </w:rPr>
+        <w:drawing>
+          <wp:inline distT="0" distB="0" distL="0" distR="0" wp14:anchorId="31E07FBD" wp14:editId="622DA9FB">
+            <wp:extent cx="5731510" cy="1927860"/>
+            <wp:effectExtent l="0" t="0" r="0" b="2540"/>
+            <wp:docPr id="2008843882" name="Picture 1"/>
+            <wp:cNvGraphicFramePr>
+              <a:graphicFrameLocks xmlns:a="http://schemas.openxmlformats.org/drawingml/2006/main" noChangeAspect="1"/>
+            </wp:cNvGraphicFramePr>
+            <a:graphic xmlns:a="http://schemas.openxmlformats.org/drawingml/2006/main">
+              <a:graphicData uri="http://schemas.openxmlformats.org/drawingml/2006/picture">
+                <pic:pic xmlns:pic="http://schemas.openxmlformats.org/drawingml/2006/picture">
+                  <pic:nvPicPr>
+                    <pic:cNvPr id="2008843882" name=""/>
+                    <pic:cNvPicPr/>
+                  </pic:nvPicPr>
+                  <pic:blipFill>
+                    <a:blip r:embed="rId8"/>
+                    <a:stretch>
+                      <a:fillRect/>
+                    </a:stretch>
+                  </pic:blipFill>
+                  <pic:spPr>
+                    <a:xfrm>
+                      <a:off x="0" y="0"/>
+                      <a:ext cx="5731510" cy="1927860"/>
+                    </a:xfrm>
+                    <a:prstGeom prst="rect">
+                      <a:avLst/>
+                    </a:prstGeom>
+                  </pic:spPr>
+                </pic:pic>
+              </a:graphicData>
+            </a:graphic>
+          </wp:inline>
+        </w:drawing>
+      </w:r>
+    </w:p>
+    <w:p>
+      <w:pPr>
+        <w:rPr>
+          <w:sz w:val="22"/>
+          <w:szCs w:val="22"/>
+        </w:rPr>
+      </w:pPr>
+    </w:p>
+    <w:p>
+      <w:pPr>
+        <w:rPr>
+          <w:sz w:val="22"/>
+          <w:szCs w:val="22"/>
+        </w:rPr>
+      </w:pPr>
+      <w:r>
+        <w:rPr>
+          <w:sz w:val="22"/>
+          <w:szCs w:val="22"/>
+        </w:rPr>
+        <w:t>2.3 Discussion</w:t>
+      </w:r>
+    </w:p>
+    <w:p>
+      <w:pPr>
+        <w:rPr>
+          <w:sz w:val="22"/>
+          <w:szCs w:val="22"/>
+        </w:rPr>
+      </w:pPr>
+      <w:r>
+        <w:rPr>
+          <w:sz w:val="22"/>
+          <w:szCs w:val="22"/>
+        </w:rPr>
+        <w:t>The results show an Outer Diameter of 74.80 mm and an Inner Diameter of 35.15 mm. The accuracy of this</w:t>
+      </w:r>
+      <w:r>
+        <w:rPr>
+          <w:sz w:val="22"/>
+          <w:szCs w:val="22"/>
+        </w:rPr>
+        <w:t xml:space="preserve"> </w:t>
+      </w:r>
+      <w:r>
+        <w:rPr>
+          <w:sz w:val="22"/>
+          <w:szCs w:val="22"/>
+        </w:rPr>
+        <w:t>measurement relies on the camera's optical axis being perpendicular to the earrings; any perspective tilt would</w:t>
+      </w:r>
+      <w:r>
+        <w:rPr>
+          <w:sz w:val="22"/>
+          <w:szCs w:val="22"/>
+        </w:rPr>
+        <w:t xml:space="preserve"> </w:t>
+      </w:r>
+      <w:r>
+        <w:rPr>
+          <w:sz w:val="22"/>
+          <w:szCs w:val="22"/>
+        </w:rPr>
+        <w:t>introduce error into the diameter estimation.</w:t>
+      </w:r>
+    </w:p>
+    <w:p>
+      <w:pPr>
+        <w:rPr>
+          <w:sz w:val="22"/>
+          <w:szCs w:val="22"/>
+        </w:rPr>
+      </w:pPr>
+      <w:r>
+        <w:rPr>
+          <w:sz w:val="22"/>
+          <w:szCs w:val="22"/>
+        </w:rPr>
+        <w:lastRenderedPageBreak/>
+        <w:t>Question 03</w:t>
+      </w:r>
+    </w:p>
+    <w:p>
+      <w:pPr>
+        <w:rPr>
+          <w:sz w:val="22"/>
+          <w:szCs w:val="22"/>
+        </w:rPr>
+      </w:pPr>
+      <w:r>
+        <w:rPr>
+          <w:sz w:val="22"/>
+          <w:szCs w:val="22"/>
+        </w:rPr>
+        <w:t>3.1 Results Comparison</w:t>
+      </w:r>
+    </w:p>
+    <w:tbl>
+      <w:tblPr>
+        <w:tblStyle w:val="TableGrid"/>
+        <w:tblW w:w="0" w:type="auto"/>
+        <w:tblLook w:val="04A0" w:firstRow="1" w:lastRow="0" w:firstColumn="1" w:lastColumn="0" w:noHBand="0" w:noVBand="1"/>
+      </w:tblPr>
+      <w:tblGrid>
+        <w:gridCol w:w="3005"/>
+        <w:gridCol w:w="3005"/>
+        <w:gridCol w:w="3006"/>
+      </w:tblGrid>
+      <w:tr>
+        <w:tc>
+          <w:tcPr>
+            <w:tcW w:w="3005" w:type="dxa"/>
+          </w:tcPr>
+          <w:p>
+            <w:pPr>
+              <w:rPr>
+                <w:sz w:val="22"/>
+                <w:szCs w:val="22"/>
+              </w:rPr>
+            </w:pPr>
+            <w:r>
+              <w:rPr>
+                <w:sz w:val="22"/>
+                <w:szCs w:val="22"/>
+              </w:rPr>
+              <w:t>Method</w:t>
+            </w:r>
+          </w:p>
+        </w:tc>
+        <w:tc>
+          <w:tcPr>
+            <w:tcW w:w="3005" w:type="dxa"/>
+          </w:tcPr>
+          <w:p>
+            <w:pPr>
+              <w:rPr>
+                <w:sz w:val="22"/>
+                <w:szCs w:val="22"/>
+              </w:rPr>
+            </w:pPr>
+            <w:r>
+              <w:rPr>
+                <w:sz w:val="22"/>
+                <w:szCs w:val="22"/>
+              </w:rPr>
+              <w:t>Wrapped Image Result</w:t>
+            </w:r>
+          </w:p>
+        </w:tc>
+        <w:tc>
+          <w:tcPr>
+            <w:tcW w:w="3006" w:type="dxa"/>
+          </w:tcPr>
+          <w:p>
+            <w:pPr>
+              <w:rPr>
+                <w:sz w:val="22"/>
+                <w:szCs w:val="22"/>
+              </w:rPr>
+            </w:pPr>
+            <w:r>
+              <w:rPr>
+                <w:sz w:val="22"/>
+                <w:szCs w:val="22"/>
+              </w:rPr>
+              <w:t>Difference Image Result</w:t>
+            </w:r>
+          </w:p>
+        </w:tc>
+      </w:tr>
+      <w:tr>
+        <w:tc>
+          <w:tcPr>
+            <w:tcW w:w="3005" w:type="dxa"/>
+          </w:tcPr>
+          <w:p>
+            <w:pPr>
+              <w:rPr>
+                <w:sz w:val="22"/>
+                <w:szCs w:val="22"/>
+              </w:rPr>
+            </w:pPr>
+            <w:r>
+              <w:rPr>
+                <w:sz w:val="22"/>
+                <w:szCs w:val="22"/>
+              </w:rPr>
+              <w:t>Manual(6 Points)</w:t>
+            </w:r>
+          </w:p>
+        </w:tc>
+        <w:tc>
+          <w:tcPr>
+            <w:tcW w:w="3005" w:type="dxa"/>
+          </w:tcPr>
+          <w:p>
+            <w:pPr>
+              <w:rPr>
+                <w:sz w:val="22"/>
+                <w:szCs w:val="22"/>
+              </w:rPr>
+            </w:pPr>
+            <w:r>
+              <w:rPr>
+                <w:sz w:val="22"/>
+                <w:szCs w:val="22"/>
+              </w:rPr>
+              <w:t>Visible "starburst" distortion near corners.</w:t>
+            </w:r>
+          </w:p>
+        </w:tc>
+        <w:tc>
+          <w:tcPr>
+            <w:tcW w:w="3006" w:type="dxa"/>
+          </w:tcPr>
+          <w:p>
+            <w:pPr>
+              <w:rPr>
+                <w:sz w:val="22"/>
+                <w:szCs w:val="22"/>
+              </w:rPr>
+            </w:pPr>
+            <w:r>
+              <w:rPr>
+                <w:sz w:val="22"/>
+                <w:szCs w:val="22"/>
+              </w:rPr>
+              <w:t>High residual noise due to misalignment.</w:t>
+            </w:r>
+          </w:p>
+        </w:tc>
+      </w:tr>
+      <w:tr>
+        <w:tc>
+          <w:tcPr>
+            <w:tcW w:w="3005" w:type="dxa"/>
+          </w:tcPr>
+          <w:p>
+            <w:pPr>
+              <w:rPr>
+                <w:sz w:val="22"/>
+                <w:szCs w:val="22"/>
+              </w:rPr>
+            </w:pPr>
+            <w:r>
+              <w:rPr>
+                <w:sz w:val="22"/>
+                <w:szCs w:val="22"/>
+              </w:rPr>
+              <w:t>SIFT + RANSAC</w:t>
+            </w:r>
+          </w:p>
+        </w:tc>
+        <w:tc>
+          <w:tcPr>
+            <w:tcW w:w="3005" w:type="dxa"/>
+          </w:tcPr>
+          <w:p>
+            <w:pPr>
+              <w:rPr>
+                <w:sz w:val="22"/>
+                <w:szCs w:val="22"/>
+              </w:rPr>
+            </w:pPr>
+            <w:r>
+              <w:rPr>
+                <w:sz w:val="22"/>
+                <w:szCs w:val="22"/>
+              </w:rPr>
+              <w:t>Clean, perspective-correct alignment.</w:t>
+            </w:r>
+          </w:p>
+        </w:tc>
+        <w:tc>
+          <w:tcPr>
+            <w:tcW w:w="3006" w:type="dxa"/>
+          </w:tcPr>
+          <w:p>
+            <w:pPr>
+              <w:rPr>
+                <w:sz w:val="22"/>
+                <w:szCs w:val="22"/>
+              </w:rPr>
+            </w:pPr>
+            <w:r>
+              <w:rPr>
+                <w:sz w:val="22"/>
+                <w:szCs w:val="22"/>
+              </w:rPr>
+              <w:t>Mostly black, highlighting only true changes.</w:t>
+            </w:r>
+          </w:p>
+        </w:tc>
+      </w:tr>
+    </w:tbl>
+    <w:p>
+      <w:pPr>
+        <w:rPr>
+          <w:sz w:val="22"/>
+          <w:szCs w:val="22"/>
+        </w:rPr>
+      </w:pPr>
+    </w:p>
+    <w:p>
+      <w:pPr>
+        <w:tabs>
+          <w:tab w:val="left" w:pos="2530"/>
+          <w:tab w:val="left" w:pos="2782"/>
+        </w:tabs>
+        <w:rPr>
+          <w:sz w:val="22"/>
+          <w:szCs w:val="22"/>
+        </w:rPr>
+      </w:pPr>
+      <w:r>
+        <w:rPr>
+          <w:noProof/>
+          <w:sz w:val="22"/>
+          <w:szCs w:val="22"/>
+        </w:rPr>
+        <w:drawing>
+          <wp:inline distT="0" distB="0" distL="0" distR="0" wp14:anchorId="4FA2D1B1" wp14:editId="44907BD7">
+            <wp:extent cx="2454014" cy="2938509"/>
+            <wp:effectExtent l="0" t="0" r="0" b="0"/>
+            <wp:docPr id="686297194" name="Picture 9" descr="A close-up of a blue and black background&#10;&#10;AI-generated content may be incorrect."/>
+            <wp:cNvGraphicFramePr>
+              <a:graphicFrameLocks xmlns:a="http://schemas.openxmlformats.org/drawingml/2006/main" noChangeAspect="1"/>
+            </wp:cNvGraphicFramePr>
+            <a:graphic xmlns:a="http://schemas.openxmlformats.org/drawingml/2006/main">
+              <a:graphicData uri="http://schemas.openxmlformats.org/drawingml/2006/picture">
+                <pic:pic xmlns:pic="http://schemas.openxmlformats.org/drawingml/2006/picture">
+                  <pic:nvPicPr>
+                    <pic:cNvPr id="686297194" name="Picture 9" descr="A close-up of a blue and black background&#10;&#10;AI-generated content may be incorrect."/>
+                    <pic:cNvPicPr/>
+                  </pic:nvPicPr>
+                  <pic:blipFill>
+                    <a:blip r:embed="rId9" cstate="print">
+                      <a:extLst>
+                        <a:ext uri="{28A0092B-C50C-407E-A947-70E740481C1C}">
+                          <a14:useLocalDpi xmlns:a14="http://schemas.microsoft.com/office/drawing/2010/main" val="0"/>
+                        </a:ext>
+                      </a:extLst>
+                    </a:blip>
+                    <a:stretch>
+                      <a:fillRect/>
+                    </a:stretch>
+                  </pic:blipFill>
+                  <pic:spPr>
+                    <a:xfrm>
+                      <a:off x="0" y="0"/>
+                      <a:ext cx="2479005" cy="2968434"/>
+                    </a:xfrm>
+                    <a:prstGeom prst="rect">
+                      <a:avLst/>
+                    </a:prstGeom>
+                  </pic:spPr>
+                </pic:pic>
+              </a:graphicData>
+            </a:graphic>
+          </wp:inline>
+        </w:drawing>
+      </w:r>
+      <w:r>
+        <w:rPr>
+          <w:sz w:val="22"/>
+          <w:szCs w:val="22"/>
+        </w:rPr>
+        <w:t xml:space="preserve">                 </w:t>
+      </w:r>
+      <w:r>
+        <w:rPr>
+          <w:noProof/>
+          <w:sz w:val="22"/>
+          <w:szCs w:val="22"/>
+        </w:rPr>
+        <w:drawing>
+          <wp:inline distT="0" distB="0" distL="0" distR="0" wp14:anchorId="1C2E7472" wp14:editId="0343368D">
+            <wp:extent cx="2476256" cy="2965142"/>
+            <wp:effectExtent l="0" t="0" r="635" b="0"/>
+            <wp:docPr id="29173816" name="Picture 10"/>
+            <wp:cNvGraphicFramePr>
+              <a:graphicFrameLocks xmlns:a="http://schemas.openxmlformats.org/drawingml/2006/main" noChangeAspect="1"/>
+            </wp:cNvGraphicFramePr>
+            <a:graphic xmlns:a="http://schemas.openxmlformats.org/drawingml/2006/main">
+              <a:graphicData uri="http://schemas.openxmlformats.org/drawingml/2006/picture">
+                <pic:pic xmlns:pic="http://schemas.openxmlformats.org/drawingml/2006/picture">
+                  <pic:nvPicPr>
+                    <pic:cNvPr id="29173816" name="Picture 29173816"/>
+                    <pic:cNvPicPr/>
+                  </pic:nvPicPr>
+                  <pic:blipFill>
+                    <a:blip r:embed="rId10" cstate="print">
+                      <a:extLst>
+                        <a:ext uri="{28A0092B-C50C-407E-A947-70E740481C1C}">
+                          <a14:useLocalDpi xmlns:a14="http://schemas.microsoft.com/office/drawing/2010/main" val="0"/>
+                        </a:ext>
+                      </a:extLst>
+                    </a:blip>
+                    <a:stretch>
+                      <a:fillRect/>
+                    </a:stretch>
+                  </pic:blipFill>
+                  <pic:spPr>
+                    <a:xfrm>
+                      <a:off x="0" y="0"/>
+                      <a:ext cx="2502824" cy="2996956"/>
+                    </a:xfrm>
+                    <a:prstGeom prst="rect">
+                      <a:avLst/>
+                    </a:prstGeom>
+                  </pic:spPr>
+                </pic:pic>
+              </a:graphicData>
+            </a:graphic>
+          </wp:inline>
+        </w:drawing>
+      </w:r>
+    </w:p>
+    <w:p>
+      <w:pPr>
+        <w:tabs>
+          <w:tab w:val="left" w:pos="2530"/>
+          <w:tab w:val="left" w:pos="2782"/>
+        </w:tabs>
+        <w:rPr>
+          <w:sz w:val="18"/>
+          <w:szCs w:val="18"/>
+        </w:rPr>
+      </w:pPr>
+      <w:r>
+        <w:rPr>
+          <w:sz w:val="18"/>
+          <w:szCs w:val="18"/>
+        </w:rPr>
+        <w:t>Figure 3.1: Warped Image - Manual Selection (6 Points)</w:t>
+      </w:r>
+      <w:r>
+        <w:rPr>
+          <w:sz w:val="18"/>
+          <w:szCs w:val="18"/>
+        </w:rPr>
+        <w:tab/>
+      </w:r>
+      <w:r>
+        <w:rPr>
+          <w:sz w:val="18"/>
+          <w:szCs w:val="18"/>
+        </w:rPr>
+        <w:t xml:space="preserve">       </w:t>
+      </w:r>
+      <w:r>
+        <w:rPr>
+          <w:sz w:val="18"/>
+          <w:szCs w:val="18"/>
+        </w:rPr>
+        <w:t>Figure 3.2: Warped Image - Automated SIFT + RANSAC</w:t>
+      </w:r>
+    </w:p>
+    <w:p>
+      <w:pPr>
+        <w:tabs>
+          <w:tab w:val="left" w:pos="2782"/>
+        </w:tabs>
+        <w:rPr>
+          <w:sz w:val="22"/>
+          <w:szCs w:val="22"/>
+        </w:rPr>
+      </w:pPr>
+    </w:p>
+    <w:p>
+      <w:pPr>
+        <w:tabs>
+          <w:tab w:val="left" w:pos="2782"/>
+        </w:tabs>
+        <w:rPr>
+          <w:sz w:val="22"/>
+          <w:szCs w:val="22"/>
+        </w:rPr>
+      </w:pPr>
+      <w:r>
+        <w:rPr>
+          <w:noProof/>
+          <w:sz w:val="22"/>
+          <w:szCs w:val="22"/>
+        </w:rPr>
+        <w:drawing>
+          <wp:inline distT="0" distB="0" distL="0" distR="0" wp14:anchorId="3AD6F27D" wp14:editId="0EFC61DE">
+            <wp:extent cx="2453640" cy="2938062"/>
+            <wp:effectExtent l="0" t="0" r="0" b="0"/>
+            <wp:docPr id="1636423732" name="Picture 11"/>
+            <wp:cNvGraphicFramePr>
+              <a:graphicFrameLocks xmlns:a="http://schemas.openxmlformats.org/drawingml/2006/main" noChangeAspect="1"/>
+            </wp:cNvGraphicFramePr>
+            <a:graphic xmlns:a="http://schemas.openxmlformats.org/drawingml/2006/main">
+              <a:graphicData uri="http://schemas.openxmlformats.org/drawingml/2006/picture">
+                <pic:pic xmlns:pic="http://schemas.openxmlformats.org/drawingml/2006/picture">
+                  <pic:nvPicPr>
+                    <pic:cNvPr id="1636423732" name="Picture 1636423732"/>
+                    <pic:cNvPicPr/>
+                  </pic:nvPicPr>
+                  <pic:blipFill>
+                    <a:blip r:embed="rId11" cstate="print">
+                      <a:extLst>
+                        <a:ext uri="{28A0092B-C50C-407E-A947-70E740481C1C}">
+                          <a14:useLocalDpi xmlns:a14="http://schemas.microsoft.com/office/drawing/2010/main" val="0"/>
+                        </a:ext>
+                      </a:extLst>
+                    </a:blip>
+                    <a:stretch>
+                      <a:fillRect/>
+                    </a:stretch>
+                  </pic:blipFill>
+                  <pic:spPr>
+                    <a:xfrm>
+                      <a:off x="0" y="0"/>
+                      <a:ext cx="2484884" cy="2975475"/>
+                    </a:xfrm>
+                    <a:prstGeom prst="rect">
+                      <a:avLst/>
+                    </a:prstGeom>
+                  </pic:spPr>
+                </pic:pic>
+              </a:graphicData>
+            </a:graphic>
+          </wp:inline>
+        </w:drawing>
+      </w:r>
+      <w:r>
+        <w:rPr>
+          <w:sz w:val="22"/>
+          <w:szCs w:val="22"/>
+        </w:rPr>
+        <w:t xml:space="preserve">                </w:t>
+      </w:r>
+      <w:r>
+        <w:rPr>
+          <w:noProof/>
+          <w:sz w:val="22"/>
+          <w:szCs w:val="22"/>
+        </w:rPr>
+        <w:drawing>
+          <wp:inline distT="0" distB="0" distL="0" distR="0" wp14:anchorId="7178F7EA" wp14:editId="50E8D33B">
+            <wp:extent cx="2379874" cy="2849732"/>
+            <wp:effectExtent l="0" t="0" r="0" b="0"/>
+            <wp:docPr id="2074240810" name="Picture 12"/>
+            <wp:cNvGraphicFramePr>
+              <a:graphicFrameLocks xmlns:a="http://schemas.openxmlformats.org/drawingml/2006/main" noChangeAspect="1"/>
+            </wp:cNvGraphicFramePr>
+            <a:graphic xmlns:a="http://schemas.openxmlformats.org/drawingml/2006/main">
+              <a:graphicData uri="http://schemas.openxmlformats.org/drawingml/2006/picture">
+                <pic:pic xmlns:pic="http://schemas.openxmlformats.org/drawingml/2006/picture">
+                  <pic:nvPicPr>
+                    <pic:cNvPr id="2074240810" name="Picture 2074240810"/>
+                    <pic:cNvPicPr/>
+                  </pic:nvPicPr>
+                  <pic:blipFill>
+                    <a:blip r:embed="rId12" cstate="print">
+                      <a:extLst>
+                        <a:ext uri="{28A0092B-C50C-407E-A947-70E740481C1C}">
+                          <a14:useLocalDpi xmlns:a14="http://schemas.microsoft.com/office/drawing/2010/main" val="0"/>
+                        </a:ext>
+                      </a:extLst>
+                    </a:blip>
+                    <a:stretch>
+                      <a:fillRect/>
+                    </a:stretch>
+                  </pic:blipFill>
+                  <pic:spPr>
+                    <a:xfrm>
+                      <a:off x="0" y="0"/>
+                      <a:ext cx="2407173" cy="2882421"/>
+                    </a:xfrm>
+                    <a:prstGeom prst="rect">
+                      <a:avLst/>
+                    </a:prstGeom>
+                  </pic:spPr>
+                </pic:pic>
+              </a:graphicData>
+            </a:graphic>
+          </wp:inline>
+        </w:drawing>
+      </w:r>
+    </w:p>
+    <w:p>
+      <w:pPr>
+        <w:tabs>
+          <w:tab w:val="left" w:pos="2782"/>
+        </w:tabs>
+        <w:rPr>
+          <w:sz w:val="18"/>
+          <w:szCs w:val="18"/>
+        </w:rPr>
+      </w:pPr>
+      <w:r>
+        <w:rPr>
+          <w:sz w:val="18"/>
+          <w:szCs w:val="18"/>
+        </w:rPr>
+        <w:t>Figure 3.3: Difference Image - Automated SIFT + RANSAC</w:t>
+      </w:r>
+      <w:r>
+        <w:rPr>
+          <w:sz w:val="18"/>
+          <w:szCs w:val="18"/>
+        </w:rPr>
+        <w:t xml:space="preserve">.   </w:t>
+      </w:r>
+      <w:r>
+        <w:rPr>
+          <w:sz w:val="18"/>
+          <w:szCs w:val="18"/>
+        </w:rPr>
+        <w:t>Figure 3.</w:t>
+      </w:r>
+      <w:r>
+        <w:rPr>
+          <w:sz w:val="18"/>
+          <w:szCs w:val="18"/>
+        </w:rPr>
+        <w:t>4</w:t>
+      </w:r>
+      <w:r>
+        <w:rPr>
+          <w:sz w:val="18"/>
+          <w:szCs w:val="18"/>
+        </w:rPr>
+        <w:t xml:space="preserve">: Difference Image - </w:t>
+      </w:r>
+      <w:r>
+        <w:rPr>
+          <w:sz w:val="18"/>
+          <w:szCs w:val="18"/>
+        </w:rPr>
+        <w:t>manual</w:t>
+      </w:r>
+    </w:p>
+    <w:p>
+      <w:pPr>
+        <w:tabs>
+          <w:tab w:val="left" w:pos="2782"/>
+        </w:tabs>
+        <w:rPr>
+          <w:sz w:val="22"/>
+          <w:szCs w:val="22"/>
+        </w:rPr>
+      </w:pPr>
+      <w:r>
+        <w:rPr>
+          <w:sz w:val="22"/>
+          <w:szCs w:val="22"/>
+        </w:rPr>
+        <w:lastRenderedPageBreak/>
+        <w:t>3.2 Discussion and Comparison</w:t>
+      </w:r>
+    </w:p>
+    <w:p>
+      <w:pPr>
+        <w:tabs>
+          <w:tab w:val="left" w:pos="2782"/>
+        </w:tabs>
+        <w:rPr>
+          <w:sz w:val="22"/>
+          <w:szCs w:val="22"/>
+        </w:rPr>
+      </w:pPr>
+      <w:r>
+        <w:rPr>
+          <w:sz w:val="22"/>
+          <w:szCs w:val="22"/>
+        </w:rPr>
+        <w:t>The manual method (Part a) failed to produce a clean registration because human point selection lacks sub-pixel</w:t>
+      </w:r>
+      <w:r>
+        <w:rPr>
+          <w:sz w:val="22"/>
+          <w:szCs w:val="22"/>
+        </w:rPr>
+        <w:t xml:space="preserve"> </w:t>
+      </w:r>
+      <w:r>
+        <w:rPr>
+          <w:sz w:val="22"/>
+          <w:szCs w:val="22"/>
+        </w:rPr>
+        <w:t>accuracy. Small errors in the 6 manual points lead to significant perspective warping errors. In contrast, the automated</w:t>
+      </w:r>
+      <w:r>
+        <w:rPr>
+          <w:sz w:val="22"/>
+          <w:szCs w:val="22"/>
+        </w:rPr>
+        <w:t xml:space="preserve"> </w:t>
+      </w:r>
+      <w:r>
+        <w:rPr>
+          <w:sz w:val="22"/>
+          <w:szCs w:val="22"/>
+        </w:rPr>
+        <w:t>SIFT method (Part c) utilized hundreds of feature points. Combined with RANSAC to discard outlier matches, it</w:t>
+      </w:r>
+      <w:r>
+        <w:rPr>
+          <w:sz w:val="22"/>
+          <w:szCs w:val="22"/>
+        </w:rPr>
+        <w:t xml:space="preserve"> </w:t>
+      </w:r>
+      <w:r>
+        <w:rPr>
+          <w:sz w:val="22"/>
+          <w:szCs w:val="22"/>
+        </w:rPr>
+        <w:t>achieved a near-perfect alignment. The difference image for the automated method effectively isolates only the</w:t>
+      </w:r>
+      <w:r>
+        <w:rPr>
+          <w:sz w:val="22"/>
+          <w:szCs w:val="22"/>
+        </w:rPr>
+        <w:t xml:space="preserve"> </w:t>
+      </w:r>
+      <w:r>
+        <w:rPr>
+          <w:sz w:val="22"/>
+          <w:szCs w:val="22"/>
+        </w:rPr>
+        <w:t>differences between the boards, proving the images are of the same object under different perspectives.</w:t>
+      </w:r>
+    </w:p>
+    <w:p>
+      <w:pPr>
+        <w:rPr>
+          <w:sz w:val="22"/>
+          <w:szCs w:val="22"/>
+        </w:rPr>
+      </w:pPr>
+    </w:p>
     <w:sectPr>
       <w:pgSz w:w="11906" w:h="16838"/>
       <w:pgMar w:top="1440" w:right="1440" w:bottom="1440" w:left="1440" w:header="708" w:footer="708" w:gutter="0"/>
@@ -1871,6 +1978,155 @@
     </w:lvl>
   </w:abstractNum>
   <w:abstractNum w:abstractNumId="3" w15:restartNumberingAfterBreak="0">
+    <w:nsid w:val="38D4540F"/>
+    <w:multiLevelType w:val="multilevel"/>
+    <w:tmpl w:val="11F0AB92"/>
+    <w:lvl w:ilvl="0">
+      <w:start w:val="1"/>
+      <w:numFmt w:val="bullet"/>
+      <w:lvlText w:val=""/>
+      <w:lvlJc w:val="left"/>
+      <w:pPr>
+        <w:tabs>
+          <w:tab w:val="num" w:pos="720"/>
+        </w:tabs>
+        <w:ind w:left="720" w:hanging="360"/>
+      </w:pPr>
+      <w:rPr>
+        <w:rFonts w:ascii="Symbol" w:hAnsi="Symbol" w:hint="default"/>
+        <w:sz w:val="20"/>
+      </w:rPr>
+    </w:lvl>
+    <w:lvl w:ilvl="1" w:tentative="1">
+      <w:start w:val="1"/>
+      <w:numFmt w:val="bullet"/>
+      <w:lvlText w:val="o"/>
+      <w:lvlJc w:val="left"/>
+      <w:pPr>
+        <w:tabs>
+          <w:tab w:val="num" w:pos="1440"/>
+        </w:tabs>
+        <w:ind w:left="1440" w:hanging="360"/>
+      </w:pPr>
+      <w:rPr>
+        <w:rFonts w:ascii="Courier New" w:hAnsi="Courier New" w:hint="default"/>
+        <w:sz w:val="20"/>
+      </w:rPr>
+    </w:lvl>
+    <w:lvl w:ilvl="2" w:tentative="1">
+      <w:start w:val="1"/>
+      <w:numFmt w:val="bullet"/>
+      <w:lvlText w:val=""/>
+      <w:lvlJc w:val="left"/>
+      <w:pPr>
+        <w:tabs>
+          <w:tab w:val="num" w:pos="2160"/>
+        </w:tabs>
+        <w:ind w:left="2160" w:hanging="360"/>
+      </w:pPr>
+      <w:rPr>
+        <w:rFonts w:ascii="Wingdings" w:hAnsi="Wingdings" w:hint="default"/>
+        <w:sz w:val="20"/>
+      </w:rPr>
+    </w:lvl>
+    <w:lvl w:ilvl="3" w:tentative="1">
+      <w:start w:val="1"/>
+      <w:numFmt w:val="bullet"/>
+      <w:lvlText w:val=""/>
+      <w:lvlJc w:val="left"/>
+      <w:pPr>
+        <w:tabs>
+          <w:tab w:val="num" w:pos="2880"/>
+        </w:tabs>
+        <w:ind w:left="2880" w:hanging="360"/>
+      </w:pPr>
+      <w:rPr>
+        <w:rFonts w:ascii="Wingdings" w:hAnsi="Wingdings" w:hint="default"/>
+        <w:sz w:val="20"/>
+      </w:rPr>
+    </w:lvl>
+    <w:lvl w:ilvl="4" w:tentative="1">
+      <w:start w:val="1"/>
+      <w:numFmt w:val="bullet"/>
+      <w:lvlText w:val=""/>
+      <w:lvlJc w:val="left"/>
+      <w:pPr>
+        <w:tabs>
+          <w:tab w:val="num" w:pos="3600"/>
+        </w:tabs>
+        <w:ind w:left="3600" w:hanging="360"/>
+      </w:pPr>
+      <w:rPr>
+        <w:rFonts w:ascii="Wingdings" w:hAnsi="Wingdings" w:hint="default"/>
+        <w:sz w:val="20"/>
+      </w:rPr>
+    </w:lvl>
+    <w:lvl w:ilvl="5" w:tentative="1">
+      <w:start w:val="1"/>
+      <w:numFmt w:val="bullet"/>
+      <w:lvlText w:val=""/>
+      <w:lvlJc w:val="left"/>
+      <w:pPr>
+        <w:tabs>
+          <w:tab w:val="num" w:pos="4320"/>
+        </w:tabs>
+        <w:ind w:left="4320" w:hanging="360"/>
+      </w:pPr>
+      <w:rPr>
+        <w:rFonts w:ascii="Wingdings" w:hAnsi="Wingdings" w:hint="default"/>
+        <w:sz w:val="20"/>
+      </w:rPr>
+    </w:lvl>
+    <w:lvl w:ilvl="6" w:tentative="1">
+      <w:start w:val="1"/>
+      <w:numFmt w:val="bullet"/>
+      <w:lvlText w:val=""/>
+      <w:lvlJc w:val="left"/>
+      <w:pPr>
+        <w:tabs>
+          <w:tab w:val="num" w:pos="5040"/>
+        </w:tabs>
+        <w:ind w:left="5040" w:hanging="360"/>
+      </w:pPr>
+      <w:rPr>
+        <w:rFonts w:ascii="Wingdings" w:hAnsi="Wingdings" w:hint="default"/>
+        <w:sz w:val="20"/>
+      </w:rPr>
+    </w:lvl>
+    <w:lvl w:ilvl="7" w:tentative="1">
+      <w:start w:val="1"/>
+      <w:numFmt w:val="bullet"/>
+      <w:lvlText w:val=""/>
+      <w:lvlJc w:val="left"/>
+      <w:pPr>
+        <w:tabs>
+          <w:tab w:val="num" w:pos="5760"/>
+        </w:tabs>
+        <w:ind w:left="5760" w:hanging="360"/>
+      </w:pPr>
+      <w:rPr>
+        <w:rFonts w:ascii="Wingdings" w:hAnsi="Wingdings" w:hint="default"/>
+        <w:sz w:val="20"/>
+      </w:rPr>
+    </w:lvl>
+    <w:lvl w:ilvl="8" w:tentative="1">
+      <w:start w:val="1"/>
+      <w:numFmt w:val="bullet"/>
+      <w:lvlText w:val=""/>
+      <w:lvlJc w:val="left"/>
+      <w:pPr>
+        <w:tabs>
+          <w:tab w:val="num" w:pos="6480"/>
+        </w:tabs>
+        <w:ind w:left="6480" w:hanging="360"/>
+      </w:pPr>
+      <w:rPr>
+        <w:rFonts w:ascii="Wingdings" w:hAnsi="Wingdings" w:hint="default"/>
+        <w:sz w:val="20"/>
+      </w:rPr>
+    </w:lvl>
+  </w:abstractNum>
+  <w:abstractNum w:abstractNumId="4" w15:restartNumberingAfterBreak="0">
     <w:nsid w:val="3C8502A2"/>
     <w:multiLevelType w:val="multilevel"/>
     <w:tmpl w:val="6CB4ABDC"/>
@@ -1983,7 +2239,7 @@
       </w:pPr>
     </w:lvl>
   </w:abstractNum>
-  <w:abstractNum w:abstractNumId="4" w15:restartNumberingAfterBreak="0">
+  <w:abstractNum w:abstractNumId="5" w15:restartNumberingAfterBreak="0">
     <w:nsid w:val="4050039F"/>
     <w:multiLevelType w:val="multilevel"/>
     <w:tmpl w:val="4B881310"/>
@@ -2132,7 +2388,7 @@
       </w:rPr>
     </w:lvl>
   </w:abstractNum>
-  <w:abstractNum w:abstractNumId="5" w15:restartNumberingAfterBreak="0">
+  <w:abstractNum w:abstractNumId="6" w15:restartNumberingAfterBreak="0">
     <w:nsid w:val="57B03EBE"/>
     <w:multiLevelType w:val="multilevel"/>
     <w:tmpl w:val="9E0815BA"/>
@@ -2245,7 +2501,156 @@
       </w:pPr>
     </w:lvl>
   </w:abstractNum>
-  <w:abstractNum w:abstractNumId="6" w15:restartNumberingAfterBreak="0">
+  <w:abstractNum w:abstractNumId="7" w15:restartNumberingAfterBreak="0">
+    <w:nsid w:val="67706DD6"/>
+    <w:multiLevelType w:val="multilevel"/>
+    <w:tmpl w:val="D2F45C34"/>
+    <w:lvl w:ilvl="0">
+      <w:start w:val="1"/>
+      <w:numFmt w:val="bullet"/>
+      <w:lvlText w:val=""/>
+      <w:lvlJc w:val="left"/>
+      <w:pPr>
+        <w:tabs>
+          <w:tab w:val="num" w:pos="720"/>
+        </w:tabs>
+        <w:ind w:left="720" w:hanging="360"/>
+      </w:pPr>
+      <w:rPr>
+        <w:rFonts w:ascii="Symbol" w:hAnsi="Symbol" w:hint="default"/>
+        <w:sz w:val="20"/>
+      </w:rPr>
+    </w:lvl>
+    <w:lvl w:ilvl="1" w:tentative="1">
+      <w:start w:val="1"/>
+      <w:numFmt w:val="bullet"/>
+      <w:lvlText w:val="o"/>
+      <w:lvlJc w:val="left"/>
+      <w:pPr>
+        <w:tabs>
+          <w:tab w:val="num" w:pos="1440"/>
+        </w:tabs>
+        <w:ind w:left="1440" w:hanging="360"/>
+      </w:pPr>
+      <w:rPr>
+        <w:rFonts w:ascii="Courier New" w:hAnsi="Courier New" w:hint="default"/>
+        <w:sz w:val="20"/>
+      </w:rPr>
+    </w:lvl>
+    <w:lvl w:ilvl="2" w:tentative="1">
+      <w:start w:val="1"/>
+      <w:numFmt w:val="bullet"/>
+      <w:lvlText w:val=""/>
+      <w:lvlJc w:val="left"/>
+      <w:pPr>
+        <w:tabs>
+          <w:tab w:val="num" w:pos="2160"/>
+        </w:tabs>
+        <w:ind w:left="2160" w:hanging="360"/>
+      </w:pPr>
+      <w:rPr>
+        <w:rFonts w:ascii="Wingdings" w:hAnsi="Wingdings" w:hint="default"/>
+        <w:sz w:val="20"/>
+      </w:rPr>
+    </w:lvl>
+    <w:lvl w:ilvl="3" w:tentative="1">
+      <w:start w:val="1"/>
+      <w:numFmt w:val="bullet"/>
+      <w:lvlText w:val=""/>
+      <w:lvlJc w:val="left"/>
+      <w:pPr>
+        <w:tabs>
+          <w:tab w:val="num" w:pos="2880"/>
+        </w:tabs>
+        <w:ind w:left="2880" w:hanging="360"/>
+      </w:pPr>
+      <w:rPr>
+        <w:rFonts w:ascii="Wingdings" w:hAnsi="Wingdings" w:hint="default"/>
+        <w:sz w:val="20"/>
+      </w:rPr>
+    </w:lvl>
+    <w:lvl w:ilvl="4" w:tentative="1">
+      <w:start w:val="1"/>
+      <w:numFmt w:val="bullet"/>
+      <w:lvlText w:val=""/>
+      <w:lvlJc w:val="left"/>
+      <w:pPr>
+        <w:tabs>
+          <w:tab w:val="num" w:pos="3600"/>
+        </w:tabs>
+        <w:ind w:left="3600" w:hanging="360"/>
+      </w:pPr>
+      <w:rPr>
+        <w:rFonts w:ascii="Wingdings" w:hAnsi="Wingdings" w:hint="default"/>
+        <w:sz w:val="20"/>
+      </w:rPr>
+    </w:lvl>
+    <w:lvl w:ilvl="5" w:tentative="1">
+      <w:start w:val="1"/>
+      <w:numFmt w:val="bullet"/>
+      <w:lvlText w:val=""/>
+      <w:lvlJc w:val="left"/>
+      <w:pPr>
+        <w:tabs>
+          <w:tab w:val="num" w:pos="4320"/>
+        </w:tabs>
+        <w:ind w:left="4320" w:hanging="360"/>
+      </w:pPr>
+      <w:rPr>
+        <w:rFonts w:ascii="Wingdings" w:hAnsi="Wingdings" w:hint="default"/>
+        <w:sz w:val="20"/>
+      </w:rPr>
+    </w:lvl>
+    <w:lvl w:ilvl="6" w:tentative="1">
+      <w:start w:val="1"/>
+      <w:numFmt w:val="bullet"/>
+      <w:lvlText w:val=""/>
+      <w:lvlJc w:val="left"/>
+      <w:pPr>
+        <w:tabs>
+          <w:tab w:val="num" w:pos="5040"/>
+        </w:tabs>
+        <w:ind w:left="5040" w:hanging="360"/>
+      </w:pPr>
+      <w:rPr>
+        <w:rFonts w:ascii="Wingdings" w:hAnsi="Wingdings" w:hint="default"/>
+        <w:sz w:val="20"/>
+      </w:rPr>
+    </w:lvl>
+    <w:lvl w:ilvl="7" w:tentative="1">
+      <w:start w:val="1"/>
+      <w:numFmt w:val="bullet"/>
+      <w:lvlText w:val=""/>
+      <w:lvlJc w:val="left"/>
+      <w:pPr>
+        <w:tabs>
+          <w:tab w:val="num" w:pos="5760"/>
+        </w:tabs>
+        <w:ind w:left="5760" w:hanging="360"/>
+      </w:pPr>
+      <w:rPr>
+        <w:rFonts w:ascii="Wingdings" w:hAnsi="Wingdings" w:hint="default"/>
+        <w:sz w:val="20"/>
+      </w:rPr>
+    </w:lvl>
+    <w:lvl w:ilvl="8" w:tentative="1">
+      <w:start w:val="1"/>
+      <w:numFmt w:val="bullet"/>
+      <w:lvlText w:val=""/>
+      <w:lvlJc w:val="left"/>
+      <w:pPr>
+        <w:tabs>
+          <w:tab w:val="num" w:pos="6480"/>
+        </w:tabs>
+        <w:ind w:left="6480" w:hanging="360"/>
+      </w:pPr>
+      <w:rPr>
+        <w:rFonts w:ascii="Wingdings" w:hAnsi="Wingdings" w:hint="default"/>
+        <w:sz w:val="20"/>
+      </w:rPr>
+    </w:lvl>
+  </w:abstractNum>
+  <w:abstractNum w:abstractNumId="8" w15:restartNumberingAfterBreak="0">
     <w:nsid w:val="6B555B55"/>
     <w:multiLevelType w:val="multilevel"/>
     <w:tmpl w:val="1FD81842"/>
@@ -2394,7 +2799,7 @@
       </w:rPr>
     </w:lvl>
   </w:abstractNum>
-  <w:abstractNum w:abstractNumId="7" w15:restartNumberingAfterBreak="0">
+  <w:abstractNum w:abstractNumId="9" w15:restartNumberingAfterBreak="0">
     <w:nsid w:val="6C344C69"/>
     <w:multiLevelType w:val="multilevel"/>
     <w:tmpl w:val="2DD0FCA4"/>
@@ -2507,7 +2912,7 @@
       </w:pPr>
     </w:lvl>
   </w:abstractNum>
-  <w:abstractNum w:abstractNumId="8" w15:restartNumberingAfterBreak="0">
+  <w:abstractNum w:abstractNumId="10" w15:restartNumberingAfterBreak="0">
     <w:nsid w:val="74CA319C"/>
     <w:multiLevelType w:val="multilevel"/>
     <w:tmpl w:val="F5486E18"/>
@@ -2618,34 +3023,192 @@
         </w:tabs>
         <w:ind w:left="6480" w:hanging="360"/>
       </w:pPr>
+    </w:lvl>
+  </w:abstractNum>
+  <w:abstractNum w:abstractNumId="11" w15:restartNumberingAfterBreak="0">
+    <w:nsid w:val="76D93EBA"/>
+    <w:multiLevelType w:val="multilevel"/>
+    <w:tmpl w:val="6804F9A8"/>
+    <w:lvl w:ilvl="0">
+      <w:start w:val="1"/>
+      <w:numFmt w:val="bullet"/>
+      <w:lvlText w:val=""/>
+      <w:lvlJc w:val="left"/>
+      <w:pPr>
+        <w:tabs>
+          <w:tab w:val="num" w:pos="720"/>
+        </w:tabs>
+        <w:ind w:left="720" w:hanging="360"/>
+      </w:pPr>
+      <w:rPr>
+        <w:rFonts w:ascii="Symbol" w:hAnsi="Symbol" w:hint="default"/>
+        <w:sz w:val="20"/>
+      </w:rPr>
+    </w:lvl>
+    <w:lvl w:ilvl="1" w:tentative="1">
+      <w:start w:val="1"/>
+      <w:numFmt w:val="bullet"/>
+      <w:lvlText w:val="o"/>
+      <w:lvlJc w:val="left"/>
+      <w:pPr>
+        <w:tabs>
+          <w:tab w:val="num" w:pos="1440"/>
+        </w:tabs>
+        <w:ind w:left="1440" w:hanging="360"/>
+      </w:pPr>
+      <w:rPr>
+        <w:rFonts w:ascii="Courier New" w:hAnsi="Courier New" w:hint="default"/>
+        <w:sz w:val="20"/>
+      </w:rPr>
+    </w:lvl>
+    <w:lvl w:ilvl="2" w:tentative="1">
+      <w:start w:val="1"/>
+      <w:numFmt w:val="bullet"/>
+      <w:lvlText w:val=""/>
+      <w:lvlJc w:val="left"/>
+      <w:pPr>
+        <w:tabs>
+          <w:tab w:val="num" w:pos="2160"/>
+        </w:tabs>
+        <w:ind w:left="2160" w:hanging="360"/>
+      </w:pPr>
+      <w:rPr>
+        <w:rFonts w:ascii="Wingdings" w:hAnsi="Wingdings" w:hint="default"/>
+        <w:sz w:val="20"/>
+      </w:rPr>
+    </w:lvl>
+    <w:lvl w:ilvl="3" w:tentative="1">
+      <w:start w:val="1"/>
+      <w:numFmt w:val="bullet"/>
+      <w:lvlText w:val=""/>
+      <w:lvlJc w:val="left"/>
+      <w:pPr>
+        <w:tabs>
+          <w:tab w:val="num" w:pos="2880"/>
+        </w:tabs>
+        <w:ind w:left="2880" w:hanging="360"/>
+      </w:pPr>
+      <w:rPr>
+        <w:rFonts w:ascii="Wingdings" w:hAnsi="Wingdings" w:hint="default"/>
+        <w:sz w:val="20"/>
+      </w:rPr>
+    </w:lvl>
+    <w:lvl w:ilvl="4" w:tentative="1">
+      <w:start w:val="1"/>
+      <w:numFmt w:val="bullet"/>
+      <w:lvlText w:val=""/>
+      <w:lvlJc w:val="left"/>
+      <w:pPr>
+        <w:tabs>
+          <w:tab w:val="num" w:pos="3600"/>
+        </w:tabs>
+        <w:ind w:left="3600" w:hanging="360"/>
+      </w:pPr>
+      <w:rPr>
+        <w:rFonts w:ascii="Wingdings" w:hAnsi="Wingdings" w:hint="default"/>
+        <w:sz w:val="20"/>
+      </w:rPr>
+    </w:lvl>
+    <w:lvl w:ilvl="5" w:tentative="1">
+      <w:start w:val="1"/>
+      <w:numFmt w:val="bullet"/>
+      <w:lvlText w:val=""/>
+      <w:lvlJc w:val="left"/>
+      <w:pPr>
+        <w:tabs>
+          <w:tab w:val="num" w:pos="4320"/>
+        </w:tabs>
+        <w:ind w:left="4320" w:hanging="360"/>
+      </w:pPr>
+      <w:rPr>
+        <w:rFonts w:ascii="Wingdings" w:hAnsi="Wingdings" w:hint="default"/>
+        <w:sz w:val="20"/>
+      </w:rPr>
+    </w:lvl>
+    <w:lvl w:ilvl="6" w:tentative="1">
+      <w:start w:val="1"/>
+      <w:numFmt w:val="bullet"/>
+      <w:lvlText w:val=""/>
+      <w:lvlJc w:val="left"/>
+      <w:pPr>
+        <w:tabs>
+          <w:tab w:val="num" w:pos="5040"/>
+        </w:tabs>
+        <w:ind w:left="5040" w:hanging="360"/>
+      </w:pPr>
+      <w:rPr>
+        <w:rFonts w:ascii="Wingdings" w:hAnsi="Wingdings" w:hint="default"/>
+        <w:sz w:val="20"/>
+      </w:rPr>
+    </w:lvl>
+    <w:lvl w:ilvl="7" w:tentative="1">
+      <w:start w:val="1"/>
+      <w:numFmt w:val="bullet"/>
+      <w:lvlText w:val=""/>
+      <w:lvlJc w:val="left"/>
+      <w:pPr>
+        <w:tabs>
+          <w:tab w:val="num" w:pos="5760"/>
+        </w:tabs>
+        <w:ind w:left="5760" w:hanging="360"/>
+      </w:pPr>
+      <w:rPr>
+        <w:rFonts w:ascii="Wingdings" w:hAnsi="Wingdings" w:hint="default"/>
+        <w:sz w:val="20"/>
+      </w:rPr>
+    </w:lvl>
+    <w:lvl w:ilvl="8" w:tentative="1">
+      <w:start w:val="1"/>
+      <w:numFmt w:val="bullet"/>
+      <w:lvlText w:val=""/>
+      <w:lvlJc w:val="left"/>
+      <w:pPr>
+        <w:tabs>
+          <w:tab w:val="num" w:pos="6480"/>
+        </w:tabs>
+        <w:ind w:left="6480" w:hanging="360"/>
+      </w:pPr>
+      <w:rPr>
+        <w:rFonts w:ascii="Wingdings" w:hAnsi="Wingdings" w:hint="default"/>
+        <w:sz w:val="20"/>
+      </w:rPr>
     </w:lvl>
   </w:abstractNum>
   <w:num w:numId="1" w16cid:durableId="635836472">
     <w:abstractNumId w:val="0"/>
   </w:num>
   <w:num w:numId="2" w16cid:durableId="1731343158">
-    <w:abstractNumId w:val="4"/>
+    <w:abstractNumId w:val="5"/>
   </w:num>
   <w:num w:numId="3" w16cid:durableId="1681929812">
-    <w:abstractNumId w:val="5"/>
+    <w:abstractNumId w:val="6"/>
   </w:num>
   <w:num w:numId="4" w16cid:durableId="256719277">
+    <w:abstractNumId w:val="10"/>
+  </w:num>
+  <w:num w:numId="5" w16cid:durableId="1963533213">
     <w:abstractNumId w:val="8"/>
   </w:num>
-  <w:num w:numId="5" w16cid:durableId="1963533213">
-    <w:abstractNumId w:val="6"/>
-  </w:num>
   <w:num w:numId="6" w16cid:durableId="1413356838">
-    <w:abstractNumId w:val="7"/>
+    <w:abstractNumId w:val="9"/>
   </w:num>
   <w:num w:numId="7" w16cid:durableId="1499150120">
-    <w:abstractNumId w:val="3"/>
+    <w:abstractNumId w:val="4"/>
   </w:num>
   <w:num w:numId="8" w16cid:durableId="212816751">
     <w:abstractNumId w:val="2"/>
   </w:num>
   <w:num w:numId="9" w16cid:durableId="2029674407">
     <w:abstractNumId w:val="1"/>
+  </w:num>
+  <w:num w:numId="10" w16cid:durableId="1363673826">
+    <w:abstractNumId w:val="7"/>
+  </w:num>
+  <w:num w:numId="11" w16cid:durableId="945382119">
+    <w:abstractNumId w:val="3"/>
+  </w:num>
+  <w:num w:numId="12" w16cid:durableId="912467178">
+    <w:abstractNumId w:val="11"/>
   </w:num>
 </w:numbering>
 </file>
@@ -3614,6 +4177,70 @@
       <w:szCs w:val="20"/>
     </w:rPr>
   </w:style>
+  <w:style w:type="character" w:customStyle="1" w:styleId="citation-194">
+    <w:name w:val="citation-194"/>
+    <w:basedOn w:val="DefaultParagraphFont"/>
+    <w:rsid w:val="00DB2AFF"/>
+  </w:style>
+  <w:style w:type="character" w:customStyle="1" w:styleId="citation-193">
+    <w:name w:val="citation-193"/>
+    <w:basedOn w:val="DefaultParagraphFont"/>
+    <w:rsid w:val="00DB2AFF"/>
+  </w:style>
+  <w:style w:type="character" w:customStyle="1" w:styleId="citation-192">
+    <w:name w:val="citation-192"/>
+    <w:basedOn w:val="DefaultParagraphFont"/>
+    <w:rsid w:val="00DB2AFF"/>
+  </w:style>
+  <w:style w:type="character" w:customStyle="1" w:styleId="citation-244">
+    <w:name w:val="citation-244"/>
+    <w:basedOn w:val="DefaultParagraphFont"/>
+    <w:rsid w:val="00DB2AFF"/>
+  </w:style>
+  <w:style w:type="character" w:customStyle="1" w:styleId="citation-243">
+    <w:name w:val="citation-243"/>
+    <w:basedOn w:val="DefaultParagraphFont"/>
+    <w:rsid w:val="00DB2AFF"/>
+  </w:style>
+  <w:style w:type="character" w:customStyle="1" w:styleId="citation-242">
+    <w:name w:val="citation-242"/>
+    <w:basedOn w:val="DefaultParagraphFont"/>
+    <w:rsid w:val="00DB2AFF"/>
+  </w:style>
+  <w:style w:type="character" w:customStyle="1" w:styleId="citation-241">
+    <w:name w:val="citation-241"/>
+    <w:basedOn w:val="DefaultParagraphFont"/>
+    <w:rsid w:val="00DB2AFF"/>
+  </w:style>
+  <w:style w:type="character" w:customStyle="1" w:styleId="citation-240">
+    <w:name w:val="citation-240"/>
+    <w:basedOn w:val="DefaultParagraphFont"/>
+    <w:rsid w:val="00DB2AFF"/>
+  </w:style>
+  <w:style w:type="character" w:customStyle="1" w:styleId="citation-239">
+    <w:name w:val="citation-239"/>
+    <w:basedOn w:val="DefaultParagraphFont"/>
+    <w:rsid w:val="00B507E8"/>
+  </w:style>
+  <w:style w:type="table" w:styleId="TableGrid">
+    <w:name w:val="Table Grid"/>
+    <w:basedOn w:val="TableNormal"/>
+    <w:uiPriority w:val="39"/>
+    <w:rsid w:val="0009641E"/>
+    <w:pPr>
+      <w:spacing w:after="0" w:line="240" w:lineRule="auto"/>
+    </w:pPr>
+    <w:tblPr>
+      <w:tblBorders>
+        <w:top w:val="single" w:sz="4" w:space="0" w:color="auto"/>
+        <w:left w:val="single" w:sz="4" w:space="0" w:color="auto"/>
+        <w:bottom w:val="single" w:sz="4" w:space="0" w:color="auto"/>
+        <w:right w:val="single" w:sz="4" w:space="0" w:color="auto"/>
+        <w:insideH w:val="single" w:sz="4" w:space="0" w:color="auto"/>
+        <w:insideV w:val="single" w:sz="4" w:space="0" w:color="auto"/>
+      </w:tblBorders>
+    </w:tblPr>
+  </w:style>
 </w:styles>
 </file>
 

--- a/Report/258799R_Report_Assignment02.docx
+++ b/Report/258799R_Report_Assignment02.docx
@@ -163,9 +163,7 @@
           <w14:ligatures w14:val="none"/>
         </w:rPr>
       </w:pPr>
-    </w:p>
-    <w:p>
-      <w:pPr>
+      <w:r>
         <w:rPr>
           <w:rFonts w:ascii="Arial" w:eastAsia="Times New Roman" w:hAnsi="Arial" w:cs="Arial"/>
           <w:b/>
@@ -176,8 +174,11 @@
           <w:lang w:val="en-US" w:eastAsia="en-GB"/>
           <w14:ligatures w14:val="none"/>
         </w:rPr>
-      </w:pPr>
-      <w:r>
+        <w:t xml:space="preserve">GitHub Link: </w:t>
+      </w:r>
+    </w:p>
+    <w:p>
+      <w:pPr>
         <w:rPr>
           <w:rFonts w:ascii="Arial" w:eastAsia="Times New Roman" w:hAnsi="Arial" w:cs="Arial"/>
           <w:b/>
@@ -188,20 +189,46 @@
           <w:lang w:val="en-US" w:eastAsia="en-GB"/>
           <w14:ligatures w14:val="none"/>
         </w:rPr>
+      </w:pPr>
+    </w:p>
+    <w:p>
+      <w:pPr>
+        <w:rPr>
+          <w:rFonts w:ascii="Arial" w:eastAsia="Times New Roman" w:hAnsi="Arial" w:cs="Arial"/>
+          <w:b/>
+          <w:bCs/>
+          <w:kern w:val="0"/>
+          <w:sz w:val="22"/>
+          <w:szCs w:val="22"/>
+          <w:lang w:val="en-US" w:eastAsia="en-GB"/>
+          <w14:ligatures w14:val="none"/>
+        </w:rPr>
+      </w:pPr>
+      <w:r>
+        <w:rPr>
+          <w:rFonts w:ascii="Arial" w:eastAsia="Times New Roman" w:hAnsi="Arial" w:cs="Arial"/>
+          <w:b/>
+          <w:bCs/>
+          <w:kern w:val="0"/>
+          <w:sz w:val="22"/>
+          <w:szCs w:val="22"/>
+          <w:lang w:val="en-US" w:eastAsia="en-GB"/>
+          <w14:ligatures w14:val="none"/>
+        </w:rPr>
         <w:t>Question 01</w:t>
       </w:r>
     </w:p>
     <w:p>
       <w:pPr>
         <w:rPr>
-          <w:sz w:val="22"/>
-          <w:szCs w:val="22"/>
-        </w:rPr>
-      </w:pPr>
-      <w:r>
-        <w:rPr>
-          <w:sz w:val="22"/>
-          <w:szCs w:val="22"/>
+          <w:sz w:val="20"/>
+          <w:szCs w:val="20"/>
+        </w:rPr>
+      </w:pPr>
+      <w:r>
+        <w:rPr>
+          <w:sz w:val="20"/>
+          <w:szCs w:val="20"/>
         </w:rPr>
         <w:t>Part (a) requires fitting a line using Total Least Squares (TLS).</w:t>
       </w:r>
@@ -209,28 +236,28 @@
     <w:p>
       <w:pPr>
         <w:rPr>
-          <w:sz w:val="22"/>
-          <w:szCs w:val="22"/>
-        </w:rPr>
-      </w:pPr>
-      <w:r>
-        <w:rPr>
-          <w:sz w:val="22"/>
-          <w:szCs w:val="22"/>
+          <w:sz w:val="20"/>
+          <w:szCs w:val="20"/>
+        </w:rPr>
+      </w:pPr>
+      <w:r>
+        <w:rPr>
+          <w:sz w:val="20"/>
+          <w:szCs w:val="20"/>
         </w:rPr>
         <w:t>Unlike standard regression, TLS minimizes the orthogonal distance from points to the line, providing a more</w:t>
       </w:r>
       <w:r>
         <w:rPr>
-          <w:sz w:val="22"/>
-          <w:szCs w:val="22"/>
+          <w:sz w:val="20"/>
+          <w:szCs w:val="20"/>
         </w:rPr>
         <w:t xml:space="preserve"> </w:t>
       </w:r>
       <w:r>
         <w:rPr>
-          <w:sz w:val="22"/>
-          <w:szCs w:val="22"/>
+          <w:sz w:val="20"/>
+          <w:szCs w:val="20"/>
         </w:rPr>
         <w:t>balanced fit when noise exists in both axes.</w:t>
       </w:r>
@@ -238,14 +265,14 @@
     <w:p>
       <w:pPr>
         <w:rPr>
-          <w:sz w:val="22"/>
-          <w:szCs w:val="22"/>
-        </w:rPr>
-      </w:pPr>
-      <w:r>
-        <w:rPr>
-          <w:sz w:val="22"/>
-          <w:szCs w:val="22"/>
+          <w:sz w:val="20"/>
+          <w:szCs w:val="20"/>
+        </w:rPr>
+      </w:pPr>
+      <w:r>
+        <w:rPr>
+          <w:sz w:val="20"/>
+          <w:szCs w:val="20"/>
         </w:rPr>
         <w:t>1.1 Total Least Squares (Part a)</w:t>
       </w:r>
@@ -253,28 +280,28 @@
     <w:p>
       <w:pPr>
         <w:rPr>
-          <w:sz w:val="22"/>
-          <w:szCs w:val="22"/>
-        </w:rPr>
-      </w:pPr>
-      <w:r>
-        <w:rPr>
-          <w:sz w:val="22"/>
-          <w:szCs w:val="22"/>
+          <w:sz w:val="20"/>
+          <w:szCs w:val="20"/>
+        </w:rPr>
+      </w:pPr>
+      <w:r>
+        <w:rPr>
+          <w:sz w:val="20"/>
+          <w:szCs w:val="20"/>
         </w:rPr>
         <w:t>The first line parameters were extracted using Singular Value Decomposition (SVD) on centered data. The</w:t>
       </w:r>
       <w:r>
         <w:rPr>
-          <w:sz w:val="22"/>
-          <w:szCs w:val="22"/>
+          <w:sz w:val="20"/>
+          <w:szCs w:val="20"/>
         </w:rPr>
         <w:t xml:space="preserve"> </w:t>
       </w:r>
       <w:r>
         <w:rPr>
-          <w:sz w:val="22"/>
-          <w:szCs w:val="22"/>
+          <w:sz w:val="20"/>
+          <w:szCs w:val="20"/>
         </w:rPr>
         <w:t>smallest singular value corresponds to the normal vector of the best-fit line.</w:t>
       </w:r>
@@ -282,20 +309,16 @@
     <w:p>
       <w:pPr>
         <w:rPr>
-          <w:sz w:val="22"/>
-          <w:szCs w:val="22"/>
-        </w:rPr>
-      </w:pPr>
-    </w:p>
-    <w:p>
-      <w:pPr>
-        <w:rPr>
-          <w:sz w:val="22"/>
-          <w:szCs w:val="22"/>
-        </w:rPr>
-      </w:pPr>
-      <w:r>
-        <w:rPr>
+          <w:b/>
+          <w:bCs/>
+          <w:sz w:val="22"/>
+          <w:szCs w:val="22"/>
+        </w:rPr>
+      </w:pPr>
+      <w:r>
+        <w:rPr>
+          <w:b/>
+          <w:bCs/>
           <w:sz w:val="22"/>
           <w:szCs w:val="22"/>
         </w:rPr>
@@ -305,12 +328,16 @@
     <w:p>
       <w:pPr>
         <w:rPr>
-          <w:sz w:val="22"/>
-          <w:szCs w:val="22"/>
-        </w:rPr>
-      </w:pPr>
-      <w:r>
-        <w:rPr>
+          <w:b/>
+          <w:bCs/>
+          <w:sz w:val="22"/>
+          <w:szCs w:val="22"/>
+        </w:rPr>
+      </w:pPr>
+      <w:r>
+        <w:rPr>
+          <w:b/>
+          <w:bCs/>
           <w:sz w:val="22"/>
           <w:szCs w:val="22"/>
         </w:rPr>
@@ -320,12 +347,16 @@
     <w:p>
       <w:pPr>
         <w:rPr>
-          <w:sz w:val="22"/>
-          <w:szCs w:val="22"/>
-        </w:rPr>
-      </w:pPr>
-      <w:r>
-        <w:rPr>
+          <w:b/>
+          <w:bCs/>
+          <w:sz w:val="22"/>
+          <w:szCs w:val="22"/>
+        </w:rPr>
+      </w:pPr>
+      <w:r>
+        <w:rPr>
+          <w:b/>
+          <w:bCs/>
           <w:sz w:val="22"/>
           <w:szCs w:val="22"/>
         </w:rPr>
@@ -335,88 +366,44 @@
     <w:p>
       <w:pPr>
         <w:rPr>
-          <w:sz w:val="22"/>
-          <w:szCs w:val="22"/>
-        </w:rPr>
-      </w:pPr>
-    </w:p>
-    <w:p>
-      <w:pPr>
-        <w:rPr>
-          <w:sz w:val="22"/>
-          <w:szCs w:val="22"/>
-        </w:rPr>
-      </w:pPr>
-      <w:r>
-        <w:rPr>
-          <w:sz w:val="22"/>
-          <w:szCs w:val="22"/>
-        </w:rPr>
-        <w:t>Part (b) Sequencial RANSAC</w:t>
-      </w:r>
-    </w:p>
-    <w:p>
-      <w:pPr>
-        <w:rPr>
-          <w:sz w:val="22"/>
-          <w:szCs w:val="22"/>
-        </w:rPr>
-      </w:pPr>
-      <w:r>
-        <w:rPr>
-          <w:sz w:val="22"/>
-          <w:szCs w:val="22"/>
-        </w:rPr>
-        <w:t>To handle multiple lines in a single dataset, a sequential RANSAC algorithm was implemented. In each</w:t>
-      </w:r>
-      <w:r>
-        <w:rPr>
-          <w:sz w:val="22"/>
-          <w:szCs w:val="22"/>
-        </w:rPr>
-        <w:t xml:space="preserve"> </w:t>
-      </w:r>
-      <w:r>
-        <w:rPr>
-          <w:sz w:val="22"/>
-          <w:szCs w:val="22"/>
-        </w:rPr>
-        <w:t>iteration, RANSAC finds the largest consensus set. As per the assignment hint, once a line is identified, its</w:t>
-      </w:r>
-      <w:r>
-        <w:rPr>
-          <w:sz w:val="22"/>
-          <w:szCs w:val="22"/>
-        </w:rPr>
-        <w:t xml:space="preserve"> </w:t>
-      </w:r>
-      <w:r>
-        <w:rPr>
-          <w:sz w:val="22"/>
-          <w:szCs w:val="22"/>
-        </w:rPr>
-        <w:t>inliers are "masked" or removed from the dataset to allow the next iteration to find the subsequent line.</w:t>
-      </w:r>
-    </w:p>
-    <w:p>
-      <w:pPr>
-        <w:rPr>
-          <w:sz w:val="22"/>
-          <w:szCs w:val="22"/>
-        </w:rPr>
-      </w:pPr>
-      <w:r>
-        <w:rPr>
-          <w:noProof/>
-          <w:sz w:val="22"/>
-          <w:szCs w:val="22"/>
-        </w:rPr>
-        <w:lastRenderedPageBreak/>
+          <w:b/>
+          <w:bCs/>
+          <w:sz w:val="22"/>
+          <w:szCs w:val="22"/>
+        </w:rPr>
+      </w:pPr>
+      <w:r>
+        <w:rPr>
+          <w:sz w:val="20"/>
+          <w:szCs w:val="20"/>
+        </w:rPr>
+        <w:t>This segment shows how you used Singular Value Decomposition (SVD) to find the line parameters</w:t>
+      </w:r>
+      <w:r>
+        <w:rPr>
+          <w:sz w:val="22"/>
+          <w:szCs w:val="22"/>
+        </w:rPr>
+        <w:t>.</w:t>
+      </w:r>
+    </w:p>
+    <w:p>
+      <w:pPr>
+        <w:rPr>
+          <w:sz w:val="22"/>
+          <w:szCs w:val="22"/>
+        </w:rPr>
+      </w:pPr>
+      <w:r>
+        <w:rPr>
+          <w:sz w:val="22"/>
+          <w:szCs w:val="22"/>
+        </w:rPr>
         <w:drawing>
-          <wp:inline distT="0" distB="0" distL="0" distR="0" wp14:anchorId="2CA5A8F1" wp14:editId="5C205F60">
-            <wp:extent cx="5104660" cy="3683431"/>
-            <wp:effectExtent l="0" t="0" r="1270" b="0"/>
-            <wp:docPr id="875514867" name="Picture 1"/>
+          <wp:inline distT="0" distB="0" distL="0" distR="0" wp14:anchorId="0F060857" wp14:editId="5CE36961">
+            <wp:extent cx="3852909" cy="1849192"/>
+            <wp:effectExtent l="0" t="0" r="0" b="5080"/>
+            <wp:docPr id="2000317454" name="Picture 1"/>
             <wp:cNvGraphicFramePr>
               <a:graphicFrameLocks xmlns:a="http://schemas.openxmlformats.org/drawingml/2006/main" noChangeAspect="1"/>
             </wp:cNvGraphicFramePr>
@@ -424,11 +411,176 @@
               <a:graphicData uri="http://schemas.openxmlformats.org/drawingml/2006/picture">
                 <pic:pic xmlns:pic="http://schemas.openxmlformats.org/drawingml/2006/picture">
                   <pic:nvPicPr>
-                    <pic:cNvPr id="875514867" name="Picture 875514867"/>
+                    <pic:cNvPr id="2000317454" name=""/>
                     <pic:cNvPicPr/>
                   </pic:nvPicPr>
                   <pic:blipFill>
-                    <a:blip r:embed="rId5" cstate="print">
+                    <a:blip r:embed="rId5"/>
+                    <a:stretch>
+                      <a:fillRect/>
+                    </a:stretch>
+                  </pic:blipFill>
+                  <pic:spPr>
+                    <a:xfrm>
+                      <a:off x="0" y="0"/>
+                      <a:ext cx="3899637" cy="1871619"/>
+                    </a:xfrm>
+                    <a:prstGeom prst="rect">
+                      <a:avLst/>
+                    </a:prstGeom>
+                  </pic:spPr>
+                </pic:pic>
+              </a:graphicData>
+            </a:graphic>
+          </wp:inline>
+        </w:drawing>
+      </w:r>
+    </w:p>
+    <w:p>
+      <w:pPr>
+        <w:rPr>
+          <w:sz w:val="20"/>
+          <w:szCs w:val="20"/>
+        </w:rPr>
+      </w:pPr>
+      <w:r>
+        <w:rPr>
+          <w:sz w:val="20"/>
+          <w:szCs w:val="20"/>
+        </w:rPr>
+        <w:t>Part (b) Sequencial RANSAC</w:t>
+      </w:r>
+    </w:p>
+    <w:p>
+      <w:pPr>
+        <w:rPr>
+          <w:sz w:val="20"/>
+          <w:szCs w:val="20"/>
+        </w:rPr>
+      </w:pPr>
+      <w:r>
+        <w:rPr>
+          <w:sz w:val="20"/>
+          <w:szCs w:val="20"/>
+        </w:rPr>
+        <w:t>To handle multiple lines in a single dataset, a sequential RANSAC algorithm was implemented. In each</w:t>
+      </w:r>
+      <w:r>
+        <w:rPr>
+          <w:sz w:val="20"/>
+          <w:szCs w:val="20"/>
+        </w:rPr>
+        <w:t xml:space="preserve"> </w:t>
+      </w:r>
+      <w:r>
+        <w:rPr>
+          <w:sz w:val="20"/>
+          <w:szCs w:val="20"/>
+        </w:rPr>
+        <w:t>iteration, RANSAC finds the largest consensus set. As per the assignment hint, once a line is identified, its</w:t>
+      </w:r>
+      <w:r>
+        <w:rPr>
+          <w:sz w:val="20"/>
+          <w:szCs w:val="20"/>
+        </w:rPr>
+        <w:t xml:space="preserve"> </w:t>
+      </w:r>
+      <w:r>
+        <w:rPr>
+          <w:sz w:val="20"/>
+          <w:szCs w:val="20"/>
+        </w:rPr>
+        <w:t>inliers are "masked" or removed from the dataset to allow the next iteration to find the subsequent line.</w:t>
+      </w:r>
+    </w:p>
+    <w:p>
+      <w:pPr>
+        <w:rPr>
+          <w:sz w:val="20"/>
+          <w:szCs w:val="20"/>
+        </w:rPr>
+      </w:pPr>
+      <w:r>
+        <w:rPr>
+          <w:sz w:val="20"/>
+          <w:szCs w:val="20"/>
+        </w:rPr>
+        <w:t>This segment is crucial for part (b) because it shows how you followed the assignment "Hint" to run RANSAC multiple times and mask the consensus set (remove inliers) to find the next line</w:t>
+      </w:r>
+    </w:p>
+    <w:p>
+      <w:pPr>
+        <w:rPr>
+          <w:sz w:val="22"/>
+          <w:szCs w:val="22"/>
+        </w:rPr>
+      </w:pPr>
+      <w:r>
+        <w:rPr>
+          <w:sz w:val="22"/>
+          <w:szCs w:val="22"/>
+        </w:rPr>
+        <w:lastRenderedPageBreak/>
+        <w:drawing>
+          <wp:inline distT="0" distB="0" distL="0" distR="0" wp14:anchorId="7762F4C3" wp14:editId="166A0D7D">
+            <wp:extent cx="3080551" cy="1765190"/>
+            <wp:effectExtent l="0" t="0" r="0" b="635"/>
+            <wp:docPr id="1327136366" name="Picture 1"/>
+            <wp:cNvGraphicFramePr>
+              <a:graphicFrameLocks xmlns:a="http://schemas.openxmlformats.org/drawingml/2006/main" noChangeAspect="1"/>
+            </wp:cNvGraphicFramePr>
+            <a:graphic xmlns:a="http://schemas.openxmlformats.org/drawingml/2006/main">
+              <a:graphicData uri="http://schemas.openxmlformats.org/drawingml/2006/picture">
+                <pic:pic xmlns:pic="http://schemas.openxmlformats.org/drawingml/2006/picture">
+                  <pic:nvPicPr>
+                    <pic:cNvPr id="1327136366" name=""/>
+                    <pic:cNvPicPr/>
+                  </pic:nvPicPr>
+                  <pic:blipFill>
+                    <a:blip r:embed="rId6"/>
+                    <a:stretch>
+                      <a:fillRect/>
+                    </a:stretch>
+                  </pic:blipFill>
+                  <pic:spPr>
+                    <a:xfrm>
+                      <a:off x="0" y="0"/>
+                      <a:ext cx="3279786" cy="1879354"/>
+                    </a:xfrm>
+                    <a:prstGeom prst="rect">
+                      <a:avLst/>
+                    </a:prstGeom>
+                  </pic:spPr>
+                </pic:pic>
+              </a:graphicData>
+            </a:graphic>
+          </wp:inline>
+        </w:drawing>
+      </w:r>
+      <w:r>
+        <w:rPr>
+          <w:noProof/>
+          <w:sz w:val="22"/>
+          <w:szCs w:val="22"/>
+        </w:rPr>
+        <w:drawing>
+          <wp:inline distT="0" distB="0" distL="0" distR="0" wp14:anchorId="32CEF1B6" wp14:editId="7887D325">
+            <wp:extent cx="5019645" cy="3622090"/>
+            <wp:effectExtent l="0" t="0" r="0" b="0"/>
+            <wp:docPr id="875514867" name="Picture 1" descr="A graph of a line fitting&#10;&#10;AI-generated content may be incorrect."/>
+            <wp:cNvGraphicFramePr>
+              <a:graphicFrameLocks xmlns:a="http://schemas.openxmlformats.org/drawingml/2006/main" noChangeAspect="1"/>
+            </wp:cNvGraphicFramePr>
+            <a:graphic xmlns:a="http://schemas.openxmlformats.org/drawingml/2006/main">
+              <a:graphicData uri="http://schemas.openxmlformats.org/drawingml/2006/picture">
+                <pic:pic xmlns:pic="http://schemas.openxmlformats.org/drawingml/2006/picture">
+                  <pic:nvPicPr>
+                    <pic:cNvPr id="875514867" name="Picture 1" descr="A graph of a line fitting&#10;&#10;AI-generated content may be incorrect."/>
+                    <pic:cNvPicPr/>
+                  </pic:nvPicPr>
+                  <pic:blipFill>
+                    <a:blip r:embed="rId7" cstate="print">
                       <a:extLst>
                         <a:ext uri="{28A0092B-C50C-407E-A947-70E740481C1C}">
                           <a14:useLocalDpi xmlns:a14="http://schemas.microsoft.com/office/drawing/2010/main" val="0"/>
@@ -442,7 +594,7 @@
                   <pic:spPr>
                     <a:xfrm>
                       <a:off x="0" y="0"/>
-                      <a:ext cx="5158387" cy="3722200"/>
+                      <a:ext cx="5304597" cy="3827707"/>
                     </a:xfrm>
                     <a:prstGeom prst="rect">
                       <a:avLst/>
@@ -462,6 +614,14 @@
           <w:szCs w:val="22"/>
         </w:rPr>
       </w:pPr>
+    </w:p>
+    <w:p>
+      <w:pPr>
+        <w:rPr>
+          <w:sz w:val="22"/>
+          <w:szCs w:val="22"/>
+        </w:rPr>
+      </w:pPr>
       <w:r>
         <w:rPr>
           <w:sz w:val="22"/>
@@ -473,42 +633,42 @@
     <w:p>
       <w:pPr>
         <w:rPr>
-          <w:sz w:val="22"/>
-          <w:szCs w:val="22"/>
-        </w:rPr>
-      </w:pPr>
-      <w:r>
-        <w:rPr>
-          <w:sz w:val="22"/>
-          <w:szCs w:val="22"/>
+          <w:sz w:val="20"/>
+          <w:szCs w:val="20"/>
+        </w:rPr>
+      </w:pPr>
+      <w:r>
+        <w:rPr>
+          <w:sz w:val="20"/>
+          <w:szCs w:val="20"/>
         </w:rPr>
         <w:t>While TLS is effective for a single line with balanced noise, it is highly sensitive to outliers. RANSAC proved essential</w:t>
       </w:r>
       <w:r>
         <w:rPr>
-          <w:sz w:val="22"/>
-          <w:szCs w:val="22"/>
+          <w:sz w:val="20"/>
+          <w:szCs w:val="20"/>
         </w:rPr>
         <w:t xml:space="preserve"> </w:t>
       </w:r>
       <w:r>
         <w:rPr>
-          <w:sz w:val="22"/>
-          <w:szCs w:val="22"/>
+          <w:sz w:val="20"/>
+          <w:szCs w:val="20"/>
         </w:rPr>
         <w:t>for the combined dataset as it robustly ignored points from Line 2 and Line 3 while fitting Line 1. The sequential</w:t>
       </w:r>
       <w:r>
         <w:rPr>
-          <w:sz w:val="22"/>
-          <w:szCs w:val="22"/>
+          <w:sz w:val="20"/>
+          <w:szCs w:val="20"/>
         </w:rPr>
         <w:t xml:space="preserve"> </w:t>
       </w:r>
       <w:r>
         <w:rPr>
-          <w:sz w:val="22"/>
-          <w:szCs w:val="22"/>
+          <w:sz w:val="20"/>
+          <w:szCs w:val="20"/>
         </w:rPr>
         <w:t>masking approach successfully isolated all three models without interference.</w:t>
       </w:r>
@@ -516,184 +676,8 @@
     <w:p>
       <w:pPr>
         <w:rPr>
-          <w:sz w:val="22"/>
-          <w:szCs w:val="22"/>
-        </w:rPr>
-      </w:pPr>
-    </w:p>
-    <w:p>
-      <w:pPr>
-        <w:rPr>
-          <w:sz w:val="22"/>
-          <w:szCs w:val="22"/>
-        </w:rPr>
-      </w:pPr>
-      <w:r>
-        <w:rPr>
-          <w:sz w:val="22"/>
-          <w:szCs w:val="22"/>
-        </w:rPr>
-        <w:t>Question 02</w:t>
-      </w:r>
-    </w:p>
-    <w:p>
-      <w:pPr>
-        <w:rPr>
-          <w:sz w:val="22"/>
-          <w:szCs w:val="22"/>
-        </w:rPr>
-      </w:pPr>
-      <w:r>
-        <w:rPr>
-          <w:sz w:val="22"/>
-          <w:szCs w:val="22"/>
-        </w:rPr>
-        <w:t>2.1 Calculation and Magnification</w:t>
-      </w:r>
-    </w:p>
-    <w:p>
-      <w:pPr>
-        <w:rPr>
-          <w:sz w:val="22"/>
-          <w:szCs w:val="22"/>
-        </w:rPr>
-      </w:pPr>
-      <w:r>
-        <w:rPr>
-          <w:sz w:val="22"/>
-          <w:szCs w:val="22"/>
-        </w:rPr>
-        <w:t>Using the provided</w:t>
-      </w:r>
-      <w:r>
-        <w:rPr>
-          <w:sz w:val="22"/>
-          <w:szCs w:val="22"/>
-        </w:rPr>
-        <w:t>,</w:t>
-      </w:r>
-    </w:p>
-    <w:p>
-      <w:pPr>
-        <w:rPr>
-          <w:sz w:val="22"/>
-          <w:szCs w:val="22"/>
-        </w:rPr>
-      </w:pPr>
-      <w:r>
-        <w:rPr>
-          <w:sz w:val="22"/>
-          <w:szCs w:val="22"/>
-        </w:rPr>
-        <w:t xml:space="preserve"> focal length</w:t>
-      </w:r>
-      <w:r>
-        <w:rPr>
-          <w:sz w:val="22"/>
-          <w:szCs w:val="22"/>
-        </w:rPr>
-        <w:t xml:space="preserve"> = </w:t>
-      </w:r>
-      <w:r>
-        <w:rPr>
-          <w:sz w:val="22"/>
-          <w:szCs w:val="22"/>
-        </w:rPr>
-        <w:t xml:space="preserve">f = 8 mm </w:t>
-      </w:r>
-    </w:p>
-    <w:p>
-      <w:pPr>
-        <w:rPr>
-          <w:sz w:val="22"/>
-          <w:szCs w:val="22"/>
-        </w:rPr>
-      </w:pPr>
-      <w:r>
-        <w:rPr>
-          <w:sz w:val="22"/>
-          <w:szCs w:val="22"/>
-        </w:rPr>
-        <w:t xml:space="preserve">distance </w:t>
-      </w:r>
-      <w:r>
-        <w:rPr>
-          <w:sz w:val="22"/>
-          <w:szCs w:val="22"/>
-        </w:rPr>
-        <w:t xml:space="preserve">= </w:t>
-      </w:r>
-      <w:r>
-        <w:rPr>
-          <w:sz w:val="22"/>
-          <w:szCs w:val="22"/>
-        </w:rPr>
-        <w:t>d = 720 mm</w:t>
-      </w:r>
-    </w:p>
-    <w:p>
-      <w:pPr>
-        <w:rPr>
-          <w:sz w:val="22"/>
-          <w:szCs w:val="22"/>
-        </w:rPr>
-      </w:pPr>
-      <w:r>
-        <w:rPr>
-          <w:sz w:val="22"/>
-          <w:szCs w:val="22"/>
-        </w:rPr>
-        <w:t>magnification (M) is determined:</w:t>
-      </w:r>
-    </w:p>
-    <w:p>
-      <w:pPr>
-        <w:rPr>
-          <w:sz w:val="22"/>
-          <w:szCs w:val="22"/>
-        </w:rPr>
-      </w:pPr>
-      <w:r>
-        <w:rPr>
-          <w:sz w:val="22"/>
-          <w:szCs w:val="22"/>
-        </w:rPr>
-        <w:t xml:space="preserve">M = f / (d - f) = 8 / (720 - 8) = 8 / 712 </w:t>
-      </w:r>
-      <w:r>
-        <w:rPr>
-          <w:rFonts w:hint="cs"/>
-          <w:sz w:val="22"/>
-          <w:szCs w:val="22"/>
-        </w:rPr>
-        <w:t>≈</w:t>
-      </w:r>
-      <w:r>
-        <w:rPr>
-          <w:sz w:val="22"/>
-          <w:szCs w:val="22"/>
-        </w:rPr>
-        <w:t xml:space="preserve"> 0.011236</w:t>
-      </w:r>
-    </w:p>
-    <w:p>
-      <w:pPr>
-        <w:rPr>
-          <w:sz w:val="22"/>
-          <w:szCs w:val="22"/>
-        </w:rPr>
-      </w:pPr>
-      <w:r>
-        <w:rPr>
-          <w:sz w:val="22"/>
-          <w:szCs w:val="22"/>
-        </w:rPr>
-        <w:t>Actual Diameter = (Pixel Radius × 2 × 0.0022 mm) / M</w:t>
-      </w:r>
-    </w:p>
-    <w:p>
-      <w:pPr>
-        <w:rPr>
+          <w:b/>
+          <w:bCs/>
           <w:sz w:val="22"/>
           <w:szCs w:val="22"/>
         </w:rPr>
@@ -704,18 +688,17 @@
           <w:sz w:val="22"/>
           <w:szCs w:val="22"/>
         </w:rPr>
-        <w:lastRenderedPageBreak/>
         <w:drawing>
-          <wp:anchor distT="0" distB="0" distL="114300" distR="114300" simplePos="0" relativeHeight="251658240" behindDoc="0" locked="0" layoutInCell="1" allowOverlap="1" wp14:anchorId="66A60D00" wp14:editId="77A5FBBC">
-            <wp:simplePos x="914400" y="914400"/>
+          <wp:anchor distT="0" distB="0" distL="114300" distR="114300" simplePos="0" relativeHeight="251658240" behindDoc="0" locked="0" layoutInCell="1" allowOverlap="1" wp14:anchorId="66A60D00" wp14:editId="7364AE83">
+            <wp:simplePos x="0" y="0"/>
             <wp:positionH relativeFrom="column">
-              <wp:align>left</wp:align>
+              <wp:posOffset>2565646</wp:posOffset>
             </wp:positionH>
             <wp:positionV relativeFrom="paragraph">
-              <wp:align>top</wp:align>
+              <wp:posOffset>206147</wp:posOffset>
             </wp:positionV>
-            <wp:extent cx="3986074" cy="3986074"/>
-            <wp:effectExtent l="0" t="0" r="1905" b="1905"/>
+            <wp:extent cx="3669005" cy="1873188"/>
+            <wp:effectExtent l="0" t="0" r="1905" b="0"/>
             <wp:wrapSquare wrapText="bothSides"/>
             <wp:docPr id="1040817354" name="Picture 2"/>
             <wp:cNvGraphicFramePr>
@@ -728,33 +711,243 @@
                     <pic:cNvPr id="1040817354" name="Picture 1040817354"/>
                     <pic:cNvPicPr/>
                   </pic:nvPicPr>
-                  <pic:blipFill>
-                    <a:blip r:embed="rId6" cstate="print">
+                  <pic:blipFill rotWithShape="1">
+                    <a:blip r:embed="rId8" cstate="print">
                       <a:extLst>
                         <a:ext uri="{28A0092B-C50C-407E-A947-70E740481C1C}">
                           <a14:useLocalDpi xmlns:a14="http://schemas.microsoft.com/office/drawing/2010/main" val="0"/>
                         </a:ext>
                       </a:extLst>
                     </a:blip>
+                    <a:srcRect t="21273" b="27627"/>
                     <a:stretch>
                       <a:fillRect/>
                     </a:stretch>
                   </pic:blipFill>
-                  <pic:spPr>
+                  <pic:spPr bwMode="auto">
                     <a:xfrm>
                       <a:off x="0" y="0"/>
-                      <a:ext cx="3986074" cy="3986074"/>
+                      <a:ext cx="3674773" cy="1876133"/>
                     </a:xfrm>
                     <a:prstGeom prst="rect">
                       <a:avLst/>
                     </a:prstGeom>
+                    <a:ln>
+                      <a:noFill/>
+                    </a:ln>
+                    <a:extLst>
+                      <a:ext uri="{53640926-AAD7-44D8-BBD7-CCE9431645EC}">
+                        <a14:shadowObscured xmlns:a14="http://schemas.microsoft.com/office/drawing/2010/main"/>
+                      </a:ext>
+                    </a:extLst>
                   </pic:spPr>
                 </pic:pic>
               </a:graphicData>
             </a:graphic>
+            <wp14:sizeRelH relativeFrom="margin">
+              <wp14:pctWidth>0</wp14:pctWidth>
+            </wp14:sizeRelH>
+            <wp14:sizeRelV relativeFrom="margin">
+              <wp14:pctHeight>0</wp14:pctHeight>
+            </wp14:sizeRelV>
           </wp:anchor>
         </w:drawing>
       </w:r>
+    </w:p>
+    <w:p>
+      <w:pPr>
+        <w:rPr>
+          <w:b/>
+          <w:bCs/>
+          <w:sz w:val="22"/>
+          <w:szCs w:val="22"/>
+        </w:rPr>
+      </w:pPr>
+      <w:r>
+        <w:rPr>
+          <w:b/>
+          <w:bCs/>
+          <w:sz w:val="22"/>
+          <w:szCs w:val="22"/>
+        </w:rPr>
+        <w:t>Question 02</w:t>
+      </w:r>
+    </w:p>
+    <w:p>
+      <w:pPr>
+        <w:rPr>
+          <w:sz w:val="22"/>
+          <w:szCs w:val="22"/>
+        </w:rPr>
+      </w:pPr>
+      <w:r>
+        <w:rPr>
+          <w:sz w:val="22"/>
+          <w:szCs w:val="22"/>
+        </w:rPr>
+        <w:t>2.1 Calculation and Magnification</w:t>
+      </w:r>
+    </w:p>
+    <w:p>
+      <w:pPr>
+        <w:rPr>
+          <w:sz w:val="20"/>
+          <w:szCs w:val="20"/>
+        </w:rPr>
+      </w:pPr>
+      <w:r>
+        <w:rPr>
+          <w:sz w:val="20"/>
+          <w:szCs w:val="20"/>
+        </w:rPr>
+        <w:t>Using the provided</w:t>
+      </w:r>
+      <w:r>
+        <w:rPr>
+          <w:sz w:val="20"/>
+          <w:szCs w:val="20"/>
+        </w:rPr>
+        <w:t>,</w:t>
+      </w:r>
+    </w:p>
+    <w:p>
+      <w:pPr>
+        <w:rPr>
+          <w:sz w:val="20"/>
+          <w:szCs w:val="20"/>
+        </w:rPr>
+      </w:pPr>
+      <w:r>
+        <w:rPr>
+          <w:sz w:val="20"/>
+          <w:szCs w:val="20"/>
+        </w:rPr>
+        <w:t>focal length</w:t>
+      </w:r>
+      <w:r>
+        <w:rPr>
+          <w:sz w:val="20"/>
+          <w:szCs w:val="20"/>
+        </w:rPr>
+        <w:t xml:space="preserve"> = </w:t>
+      </w:r>
+      <w:r>
+        <w:rPr>
+          <w:sz w:val="20"/>
+          <w:szCs w:val="20"/>
+        </w:rPr>
+        <w:t xml:space="preserve">f = 8 mm </w:t>
+      </w:r>
+    </w:p>
+    <w:p>
+      <w:pPr>
+        <w:rPr>
+          <w:sz w:val="20"/>
+          <w:szCs w:val="20"/>
+        </w:rPr>
+      </w:pPr>
+      <w:r>
+        <w:rPr>
+          <w:sz w:val="20"/>
+          <w:szCs w:val="20"/>
+        </w:rPr>
+        <w:t xml:space="preserve">distance </w:t>
+      </w:r>
+      <w:r>
+        <w:rPr>
+          <w:sz w:val="20"/>
+          <w:szCs w:val="20"/>
+        </w:rPr>
+        <w:t xml:space="preserve">= </w:t>
+      </w:r>
+      <w:r>
+        <w:rPr>
+          <w:sz w:val="20"/>
+          <w:szCs w:val="20"/>
+        </w:rPr>
+        <w:t>d = 720 mm</w:t>
+      </w:r>
+    </w:p>
+    <w:p>
+      <w:pPr>
+        <w:rPr>
+          <w:sz w:val="22"/>
+          <w:szCs w:val="22"/>
+        </w:rPr>
+      </w:pPr>
+      <w:r>
+        <w:rPr>
+          <w:sz w:val="20"/>
+          <w:szCs w:val="20"/>
+        </w:rPr>
+        <w:t>magnification (M) is determined:</w:t>
+      </w:r>
+    </w:p>
+    <w:p>
+      <w:pPr>
+        <w:rPr>
+          <w:b/>
+          <w:bCs/>
+          <w:sz w:val="22"/>
+          <w:szCs w:val="22"/>
+        </w:rPr>
+      </w:pPr>
+      <w:r>
+        <w:rPr>
+          <w:b/>
+          <w:bCs/>
+          <w:sz w:val="22"/>
+          <w:szCs w:val="22"/>
+        </w:rPr>
+        <w:lastRenderedPageBreak/>
+        <w:t xml:space="preserve">M = f / (d - f) = 8 / (720 - 8) = 8 / 712 </w:t>
+      </w:r>
+      <w:r>
+        <w:rPr>
+          <w:rFonts w:hint="cs"/>
+          <w:b/>
+          <w:bCs/>
+          <w:sz w:val="22"/>
+          <w:szCs w:val="22"/>
+        </w:rPr>
+        <w:t>≈</w:t>
+      </w:r>
+      <w:r>
+        <w:rPr>
+          <w:b/>
+          <w:bCs/>
+          <w:sz w:val="22"/>
+          <w:szCs w:val="22"/>
+        </w:rPr>
+        <w:t xml:space="preserve"> 0.011236</w:t>
+      </w:r>
+    </w:p>
+    <w:p>
+      <w:pPr>
+        <w:rPr>
+          <w:b/>
+          <w:bCs/>
+          <w:sz w:val="22"/>
+          <w:szCs w:val="22"/>
+        </w:rPr>
+      </w:pPr>
+      <w:r>
+        <w:rPr>
+          <w:b/>
+          <w:bCs/>
+          <w:sz w:val="22"/>
+          <w:szCs w:val="22"/>
+        </w:rPr>
+        <w:t>Actual Diameter = (Pixel Radius × 2 × 0.0022 mm) / M</w:t>
+      </w:r>
+    </w:p>
+    <w:p>
+      <w:pPr>
+        <w:rPr>
+          <w:sz w:val="22"/>
+          <w:szCs w:val="22"/>
+        </w:rPr>
+      </w:pPr>
       <w:r>
         <w:rPr>
           <w:sz w:val="22"/>
@@ -768,9 +961,9 @@
           <w:szCs w:val="22"/>
         </w:rPr>
         <w:drawing>
-          <wp:inline distT="0" distB="0" distL="0" distR="0" wp14:anchorId="42D3AC93" wp14:editId="2FF4803B">
-            <wp:extent cx="5731510" cy="1508760"/>
-            <wp:effectExtent l="0" t="0" r="0" b="2540"/>
+          <wp:inline distT="0" distB="0" distL="0" distR="0" wp14:anchorId="42D3AC93" wp14:editId="7B80F327">
+            <wp:extent cx="4451660" cy="1171853"/>
+            <wp:effectExtent l="0" t="0" r="0" b="0"/>
             <wp:docPr id="1867205631" name="Picture 1"/>
             <wp:cNvGraphicFramePr>
               <a:graphicFrameLocks xmlns:a="http://schemas.openxmlformats.org/drawingml/2006/main" noChangeAspect="1"/>
@@ -783,7 +976,7 @@
                     <pic:cNvPicPr/>
                   </pic:nvPicPr>
                   <pic:blipFill>
-                    <a:blip r:embed="rId7"/>
+                    <a:blip r:embed="rId9"/>
                     <a:stretch>
                       <a:fillRect/>
                     </a:stretch>
@@ -791,7 +984,7 @@
                   <pic:spPr>
                     <a:xfrm>
                       <a:off x="0" y="0"/>
-                      <a:ext cx="5731510" cy="1508760"/>
+                      <a:ext cx="4488042" cy="1181430"/>
                     </a:xfrm>
                     <a:prstGeom prst="rect">
                       <a:avLst/>
@@ -817,9 +1010,9 @@
           <w:szCs w:val="22"/>
         </w:rPr>
         <w:drawing>
-          <wp:inline distT="0" distB="0" distL="0" distR="0" wp14:anchorId="31E07FBD" wp14:editId="622DA9FB">
-            <wp:extent cx="5731510" cy="1927860"/>
-            <wp:effectExtent l="0" t="0" r="0" b="2540"/>
+          <wp:inline distT="0" distB="0" distL="0" distR="0" wp14:anchorId="41C0C0A1" wp14:editId="1AAABE87">
+            <wp:extent cx="4172505" cy="1403471"/>
+            <wp:effectExtent l="0" t="0" r="6350" b="0"/>
             <wp:docPr id="2008843882" name="Picture 1"/>
             <wp:cNvGraphicFramePr>
               <a:graphicFrameLocks xmlns:a="http://schemas.openxmlformats.org/drawingml/2006/main" noChangeAspect="1"/>
@@ -832,7 +1025,7 @@
                     <pic:cNvPicPr/>
                   </pic:nvPicPr>
                   <pic:blipFill>
-                    <a:blip r:embed="rId8"/>
+                    <a:blip r:embed="rId10"/>
                     <a:stretch>
                       <a:fillRect/>
                     </a:stretch>
@@ -840,7 +1033,7 @@
                   <pic:spPr>
                     <a:xfrm>
                       <a:off x="0" y="0"/>
-                      <a:ext cx="5731510" cy="1927860"/>
+                      <a:ext cx="4301053" cy="1446710"/>
                     </a:xfrm>
                     <a:prstGeom prst="rect">
                       <a:avLst/>
@@ -860,14 +1053,6 @@
           <w:szCs w:val="22"/>
         </w:rPr>
       </w:pPr>
-    </w:p>
-    <w:p>
-      <w:pPr>
-        <w:rPr>
-          <w:sz w:val="22"/>
-          <w:szCs w:val="22"/>
-        </w:rPr>
-      </w:pPr>
       <w:r>
         <w:rPr>
           <w:sz w:val="22"/>
@@ -885,38 +1070,283 @@
       </w:pPr>
       <w:r>
         <w:rPr>
-          <w:sz w:val="22"/>
-          <w:szCs w:val="22"/>
+          <w:sz w:val="20"/>
+          <w:szCs w:val="20"/>
         </w:rPr>
         <w:t>The results show an Outer Diameter of 74.80 mm and an Inner Diameter of 35.15 mm. The accuracy of this</w:t>
       </w:r>
       <w:r>
         <w:rPr>
-          <w:sz w:val="22"/>
-          <w:szCs w:val="22"/>
+          <w:sz w:val="20"/>
+          <w:szCs w:val="20"/>
         </w:rPr>
         <w:t xml:space="preserve"> </w:t>
       </w:r>
       <w:r>
         <w:rPr>
-          <w:sz w:val="22"/>
-          <w:szCs w:val="22"/>
+          <w:sz w:val="20"/>
+          <w:szCs w:val="20"/>
         </w:rPr>
         <w:t>measurement relies on the camera's optical axis being perpendicular to the earrings; any perspective tilt would</w:t>
       </w:r>
       <w:r>
         <w:rPr>
-          <w:sz w:val="22"/>
-          <w:szCs w:val="22"/>
+          <w:sz w:val="20"/>
+          <w:szCs w:val="20"/>
         </w:rPr>
         <w:t xml:space="preserve"> </w:t>
       </w:r>
       <w:r>
         <w:rPr>
-          <w:sz w:val="22"/>
-          <w:szCs w:val="22"/>
-        </w:rPr>
-        <w:t>introduce error into the diameter estimation.</w:t>
+          <w:sz w:val="20"/>
+          <w:szCs w:val="20"/>
+        </w:rPr>
+        <w:t>introduce error into the diameter estimation</w:t>
+      </w:r>
+      <w:r>
+        <w:rPr>
+          <w:sz w:val="22"/>
+          <w:szCs w:val="22"/>
+        </w:rPr>
+        <w:t>.</w:t>
+      </w:r>
+    </w:p>
+    <w:p>
+      <w:pPr>
+        <w:rPr>
+          <w:sz w:val="22"/>
+          <w:szCs w:val="22"/>
+        </w:rPr>
+      </w:pPr>
+      <w:r>
+        <w:rPr>
+          <w:sz w:val="22"/>
+          <w:szCs w:val="22"/>
+        </w:rPr>
+        <w:t>Question 03</w:t>
+      </w:r>
+    </w:p>
+    <w:p>
+      <w:pPr>
+        <w:rPr>
+          <w:sz w:val="22"/>
+          <w:szCs w:val="22"/>
+        </w:rPr>
+      </w:pPr>
+      <w:r>
+        <w:rPr>
+          <w:sz w:val="22"/>
+          <w:szCs w:val="22"/>
+        </w:rPr>
+        <w:t>3.</w:t>
+      </w:r>
+      <w:r>
+        <w:rPr>
+          <w:sz w:val="22"/>
+          <w:szCs w:val="22"/>
+        </w:rPr>
+        <w:t>1</w:t>
+      </w:r>
+      <w:r>
+        <w:rPr>
+          <w:sz w:val="22"/>
+          <w:szCs w:val="22"/>
+        </w:rPr>
+        <w:t xml:space="preserve"> </w:t>
+      </w:r>
+      <w:r>
+        <w:rPr>
+          <w:sz w:val="22"/>
+          <w:szCs w:val="22"/>
+        </w:rPr>
+        <w:t>Manual Homography Calculation</w:t>
+      </w:r>
+    </w:p>
+    <w:p>
+      <w:pPr>
+        <w:spacing w:before="100" w:beforeAutospacing="1" w:after="100" w:afterAutospacing="1" w:line="240" w:lineRule="auto"/>
+        <w:rPr>
+          <w:rFonts w:ascii="Times New Roman" w:eastAsia="Times New Roman" w:hAnsi="Times New Roman" w:cs="Times New Roman"/>
+          <w:kern w:val="0"/>
+          <w:sz w:val="20"/>
+          <w:szCs w:val="20"/>
+          <w:lang w:eastAsia="en-GB"/>
+          <w14:ligatures w14:val="none"/>
+        </w:rPr>
+      </w:pPr>
+      <w:r>
+        <w:rPr>
+          <w:rFonts w:ascii="Times New Roman" w:eastAsia="Times New Roman" w:hAnsi="Times New Roman" w:cs="Times New Roman"/>
+          <w:kern w:val="0"/>
+          <w:sz w:val="20"/>
+          <w:szCs w:val="20"/>
+          <w:lang w:eastAsia="en-GB"/>
+          <w14:ligatures w14:val="none"/>
+        </w:rPr>
+        <w:t>This segment shows the process of taking the 6 manually clicked points and computing the transformation matrix.</w:t>
+      </w:r>
+    </w:p>
+    <w:p>
+      <w:pPr>
+        <w:rPr>
+          <w:sz w:val="22"/>
+          <w:szCs w:val="22"/>
+        </w:rPr>
+      </w:pPr>
+      <w:r>
+        <w:rPr>
+          <w:sz w:val="22"/>
+          <w:szCs w:val="22"/>
+        </w:rPr>
+        <w:drawing>
+          <wp:inline distT="0" distB="0" distL="0" distR="0" wp14:anchorId="1E7957CC" wp14:editId="6785945E">
+            <wp:extent cx="3790765" cy="677012"/>
+            <wp:effectExtent l="0" t="0" r="0" b="0"/>
+            <wp:docPr id="1425526613" name="Picture 1"/>
+            <wp:cNvGraphicFramePr>
+              <a:graphicFrameLocks xmlns:a="http://schemas.openxmlformats.org/drawingml/2006/main" noChangeAspect="1"/>
+            </wp:cNvGraphicFramePr>
+            <a:graphic xmlns:a="http://schemas.openxmlformats.org/drawingml/2006/main">
+              <a:graphicData uri="http://schemas.openxmlformats.org/drawingml/2006/picture">
+                <pic:pic xmlns:pic="http://schemas.openxmlformats.org/drawingml/2006/picture">
+                  <pic:nvPicPr>
+                    <pic:cNvPr id="1425526613" name=""/>
+                    <pic:cNvPicPr/>
+                  </pic:nvPicPr>
+                  <pic:blipFill>
+                    <a:blip r:embed="rId11"/>
+                    <a:stretch>
+                      <a:fillRect/>
+                    </a:stretch>
+                  </pic:blipFill>
+                  <pic:spPr>
+                    <a:xfrm>
+                      <a:off x="0" y="0"/>
+                      <a:ext cx="3852114" cy="687969"/>
+                    </a:xfrm>
+                    <a:prstGeom prst="rect">
+                      <a:avLst/>
+                    </a:prstGeom>
+                  </pic:spPr>
+                </pic:pic>
+              </a:graphicData>
+            </a:graphic>
+          </wp:inline>
+        </w:drawing>
+      </w:r>
+    </w:p>
+    <w:p>
+      <w:pPr>
+        <w:rPr>
+          <w:sz w:val="22"/>
+          <w:szCs w:val="22"/>
+        </w:rPr>
+      </w:pPr>
+      <w:r>
+        <w:rPr>
+          <w:sz w:val="22"/>
+          <w:szCs w:val="22"/>
+        </w:rPr>
+        <w:t>3.</w:t>
+      </w:r>
+      <w:r>
+        <w:rPr>
+          <w:sz w:val="22"/>
+          <w:szCs w:val="22"/>
+        </w:rPr>
+        <w:t>2</w:t>
+      </w:r>
+      <w:r>
+        <w:rPr>
+          <w:sz w:val="22"/>
+          <w:szCs w:val="22"/>
+        </w:rPr>
+        <w:t xml:space="preserve"> </w:t>
+      </w:r>
+      <w:r>
+        <w:rPr>
+          <w:sz w:val="22"/>
+          <w:szCs w:val="22"/>
+        </w:rPr>
+        <w:t xml:space="preserve">Automated SIFT and RANSAC </w:t>
+      </w:r>
+      <w:r>
+        <w:rPr>
+          <w:sz w:val="22"/>
+          <w:szCs w:val="22"/>
+        </w:rPr>
+        <w:t xml:space="preserve"> </w:t>
+      </w:r>
+      <w:r>
+        <w:rPr>
+          <w:sz w:val="22"/>
+          <w:szCs w:val="22"/>
+        </w:rPr>
+        <w:t>Registration</w:t>
+      </w:r>
+    </w:p>
+    <w:p>
+      <w:pPr>
+        <w:rPr>
+          <w:sz w:val="20"/>
+          <w:szCs w:val="20"/>
+        </w:rPr>
+      </w:pPr>
+      <w:r>
+        <w:rPr>
+          <w:sz w:val="20"/>
+          <w:szCs w:val="20"/>
+        </w:rPr>
+        <w:t>This is the most technically significant part of the question. It demonstrates feature detection, descriptor matching, and the use of RANSAC to find a robust homography.</w:t>
+      </w:r>
+    </w:p>
+    <w:p>
+      <w:pPr>
+        <w:rPr>
+          <w:sz w:val="22"/>
+          <w:szCs w:val="22"/>
+        </w:rPr>
+      </w:pPr>
+      <w:r>
+        <w:rPr>
+          <w:sz w:val="22"/>
+          <w:szCs w:val="22"/>
+        </w:rPr>
+        <w:drawing>
+          <wp:inline distT="0" distB="0" distL="0" distR="0" wp14:anchorId="272D2087" wp14:editId="3913EE92">
+            <wp:extent cx="3136265" cy="1553537"/>
+            <wp:effectExtent l="0" t="0" r="635" b="0"/>
+            <wp:docPr id="1723125818" name="Picture 1"/>
+            <wp:cNvGraphicFramePr>
+              <a:graphicFrameLocks xmlns:a="http://schemas.openxmlformats.org/drawingml/2006/main" noChangeAspect="1"/>
+            </wp:cNvGraphicFramePr>
+            <a:graphic xmlns:a="http://schemas.openxmlformats.org/drawingml/2006/main">
+              <a:graphicData uri="http://schemas.openxmlformats.org/drawingml/2006/picture">
+                <pic:pic xmlns:pic="http://schemas.openxmlformats.org/drawingml/2006/picture">
+                  <pic:nvPicPr>
+                    <pic:cNvPr id="1723125818" name=""/>
+                    <pic:cNvPicPr/>
+                  </pic:nvPicPr>
+                  <pic:blipFill>
+                    <a:blip r:embed="rId12"/>
+                    <a:stretch>
+                      <a:fillRect/>
+                    </a:stretch>
+                  </pic:blipFill>
+                  <pic:spPr>
+                    <a:xfrm>
+                      <a:off x="0" y="0"/>
+                      <a:ext cx="3145780" cy="1558250"/>
+                    </a:xfrm>
+                    <a:prstGeom prst="rect">
+                      <a:avLst/>
+                    </a:prstGeom>
+                  </pic:spPr>
+                </pic:pic>
+              </a:graphicData>
+            </a:graphic>
+          </wp:inline>
+        </w:drawing>
       </w:r>
     </w:p>
     <w:p>
@@ -932,22 +1362,21 @@
           <w:szCs w:val="22"/>
         </w:rPr>
         <w:lastRenderedPageBreak/>
-        <w:t>Question 03</w:t>
-      </w:r>
-    </w:p>
-    <w:p>
-      <w:pPr>
-        <w:rPr>
-          <w:sz w:val="22"/>
-          <w:szCs w:val="22"/>
-        </w:rPr>
-      </w:pPr>
-      <w:r>
-        <w:rPr>
-          <w:sz w:val="22"/>
-          <w:szCs w:val="22"/>
-        </w:rPr>
-        <w:t>3.1 Results Comparison</w:t>
+        <w:t>3.</w:t>
+      </w:r>
+      <w:r>
+        <w:rPr>
+          <w:sz w:val="22"/>
+          <w:szCs w:val="22"/>
+        </w:rPr>
+        <w:t>3</w:t>
+      </w:r>
+      <w:r>
+        <w:rPr>
+          <w:sz w:val="22"/>
+          <w:szCs w:val="22"/>
+        </w:rPr>
+        <w:t xml:space="preserve"> Results Comparison</w:t>
       </w:r>
     </w:p>
     <w:tbl>
@@ -1174,9 +1603,9 @@
           <w:szCs w:val="22"/>
         </w:rPr>
         <w:drawing>
-          <wp:inline distT="0" distB="0" distL="0" distR="0" wp14:anchorId="4FA2D1B1" wp14:editId="44907BD7">
-            <wp:extent cx="2454014" cy="2938509"/>
-            <wp:effectExtent l="0" t="0" r="0" b="0"/>
+          <wp:inline distT="0" distB="0" distL="0" distR="0" wp14:anchorId="4FA2D1B1" wp14:editId="0D0BC860">
+            <wp:extent cx="1942453" cy="2325950"/>
+            <wp:effectExtent l="0" t="0" r="1270" b="0"/>
             <wp:docPr id="686297194" name="Picture 9" descr="A close-up of a blue and black background&#10;&#10;AI-generated content may be incorrect."/>
             <wp:cNvGraphicFramePr>
               <a:graphicFrameLocks xmlns:a="http://schemas.openxmlformats.org/drawingml/2006/main" noChangeAspect="1"/>
@@ -1189,7 +1618,7 @@
                     <pic:cNvPicPr/>
                   </pic:nvPicPr>
                   <pic:blipFill>
-                    <a:blip r:embed="rId9" cstate="print">
+                    <a:blip r:embed="rId13" cstate="print">
                       <a:extLst>
                         <a:ext uri="{28A0092B-C50C-407E-A947-70E740481C1C}">
                           <a14:useLocalDpi xmlns:a14="http://schemas.microsoft.com/office/drawing/2010/main" val="0"/>
@@ -1203,7 +1632,7 @@
                   <pic:spPr>
                     <a:xfrm>
                       <a:off x="0" y="0"/>
-                      <a:ext cx="2479005" cy="2968434"/>
+                      <a:ext cx="1972372" cy="2361775"/>
                     </a:xfrm>
                     <a:prstGeom prst="rect">
                       <a:avLst/>
@@ -1229,9 +1658,9 @@
           <w:szCs w:val="22"/>
         </w:rPr>
         <w:drawing>
-          <wp:inline distT="0" distB="0" distL="0" distR="0" wp14:anchorId="1C2E7472" wp14:editId="0343368D">
-            <wp:extent cx="2476256" cy="2965142"/>
-            <wp:effectExtent l="0" t="0" r="635" b="0"/>
+          <wp:inline distT="0" distB="0" distL="0" distR="0" wp14:anchorId="1C2E7472" wp14:editId="79CB731B">
+            <wp:extent cx="1890555" cy="2263806"/>
+            <wp:effectExtent l="0" t="0" r="1905" b="0"/>
             <wp:docPr id="29173816" name="Picture 10"/>
             <wp:cNvGraphicFramePr>
               <a:graphicFrameLocks xmlns:a="http://schemas.openxmlformats.org/drawingml/2006/main" noChangeAspect="1"/>
@@ -1244,7 +1673,7 @@
                     <pic:cNvPicPr/>
                   </pic:nvPicPr>
                   <pic:blipFill>
-                    <a:blip r:embed="rId10" cstate="print">
+                    <a:blip r:embed="rId14" cstate="print">
                       <a:extLst>
                         <a:ext uri="{28A0092B-C50C-407E-A947-70E740481C1C}">
                           <a14:useLocalDpi xmlns:a14="http://schemas.microsoft.com/office/drawing/2010/main" val="0"/>
@@ -1258,7 +1687,7 @@
                   <pic:spPr>
                     <a:xfrm>
                       <a:off x="0" y="0"/>
-                      <a:ext cx="2502824" cy="2996956"/>
+                      <a:ext cx="1931609" cy="2312966"/>
                     </a:xfrm>
                     <a:prstGeom prst="rect">
                       <a:avLst/>
@@ -1321,17 +1750,6 @@
           <w:szCs w:val="22"/>
         </w:rPr>
       </w:pPr>
-    </w:p>
-    <w:p>
-      <w:pPr>
-        <w:tabs>
-          <w:tab w:val="left" w:pos="2782"/>
-        </w:tabs>
-        <w:rPr>
-          <w:sz w:val="22"/>
-          <w:szCs w:val="22"/>
-        </w:rPr>
-      </w:pPr>
       <w:r>
         <w:rPr>
           <w:noProof/>
@@ -1339,9 +1757,9 @@
           <w:szCs w:val="22"/>
         </w:rPr>
         <w:drawing>
-          <wp:inline distT="0" distB="0" distL="0" distR="0" wp14:anchorId="3AD6F27D" wp14:editId="0EFC61DE">
-            <wp:extent cx="2453640" cy="2938062"/>
-            <wp:effectExtent l="0" t="0" r="0" b="0"/>
+          <wp:inline distT="0" distB="0" distL="0" distR="0" wp14:anchorId="3AD6F27D" wp14:editId="42F6313B">
+            <wp:extent cx="1941830" cy="2325205"/>
+            <wp:effectExtent l="0" t="0" r="1270" b="0"/>
             <wp:docPr id="1636423732" name="Picture 11"/>
             <wp:cNvGraphicFramePr>
               <a:graphicFrameLocks xmlns:a="http://schemas.openxmlformats.org/drawingml/2006/main" noChangeAspect="1"/>
@@ -1354,7 +1772,7 @@
                     <pic:cNvPicPr/>
                   </pic:nvPicPr>
                   <pic:blipFill>
-                    <a:blip r:embed="rId11" cstate="print">
+                    <a:blip r:embed="rId15" cstate="print">
                       <a:extLst>
                         <a:ext uri="{28A0092B-C50C-407E-A947-70E740481C1C}">
                           <a14:useLocalDpi xmlns:a14="http://schemas.microsoft.com/office/drawing/2010/main" val="0"/>
@@ -1368,7 +1786,7 @@
                   <pic:spPr>
                     <a:xfrm>
                       <a:off x="0" y="0"/>
-                      <a:ext cx="2484884" cy="2975475"/>
+                      <a:ext cx="1983499" cy="2375101"/>
                     </a:xfrm>
                     <a:prstGeom prst="rect">
                       <a:avLst/>
@@ -1394,9 +1812,9 @@
           <w:szCs w:val="22"/>
         </w:rPr>
         <w:drawing>
-          <wp:inline distT="0" distB="0" distL="0" distR="0" wp14:anchorId="7178F7EA" wp14:editId="50E8D33B">
-            <wp:extent cx="2379874" cy="2849732"/>
-            <wp:effectExtent l="0" t="0" r="0" b="0"/>
+          <wp:inline distT="0" distB="0" distL="0" distR="0" wp14:anchorId="7178F7EA" wp14:editId="5F18515C">
+            <wp:extent cx="1890554" cy="2263806"/>
+            <wp:effectExtent l="0" t="0" r="1905" b="0"/>
             <wp:docPr id="2074240810" name="Picture 12"/>
             <wp:cNvGraphicFramePr>
               <a:graphicFrameLocks xmlns:a="http://schemas.openxmlformats.org/drawingml/2006/main" noChangeAspect="1"/>
@@ -1409,7 +1827,7 @@
                     <pic:cNvPicPr/>
                   </pic:nvPicPr>
                   <pic:blipFill>
-                    <a:blip r:embed="rId12" cstate="print">
+                    <a:blip r:embed="rId16" cstate="print">
                       <a:extLst>
                         <a:ext uri="{28A0092B-C50C-407E-A947-70E740481C1C}">
                           <a14:useLocalDpi xmlns:a14="http://schemas.microsoft.com/office/drawing/2010/main" val="0"/>
@@ -1423,7 +1841,7 @@
                   <pic:spPr>
                     <a:xfrm>
                       <a:off x="0" y="0"/>
-                      <a:ext cx="2407173" cy="2882421"/>
+                      <a:ext cx="1932190" cy="2313662"/>
                     </a:xfrm>
                     <a:prstGeom prst="rect">
                       <a:avLst/>
@@ -1504,7 +1922,6 @@
           <w:sz w:val="22"/>
           <w:szCs w:val="22"/>
         </w:rPr>
-        <w:lastRenderedPageBreak/>
         <w:t>3.2 Discussion and Comparison</w:t>
       </w:r>
     </w:p>
@@ -1514,81 +1931,73 @@
           <w:tab w:val="left" w:pos="2782"/>
         </w:tabs>
         <w:rPr>
-          <w:sz w:val="22"/>
-          <w:szCs w:val="22"/>
-        </w:rPr>
-      </w:pPr>
-      <w:r>
-        <w:rPr>
-          <w:sz w:val="22"/>
-          <w:szCs w:val="22"/>
+          <w:sz w:val="20"/>
+          <w:szCs w:val="20"/>
+        </w:rPr>
+      </w:pPr>
+      <w:r>
+        <w:rPr>
+          <w:sz w:val="20"/>
+          <w:szCs w:val="20"/>
         </w:rPr>
         <w:t>The manual method (Part a) failed to produce a clean registration because human point selection lacks sub-pixel</w:t>
       </w:r>
       <w:r>
         <w:rPr>
-          <w:sz w:val="22"/>
-          <w:szCs w:val="22"/>
+          <w:sz w:val="20"/>
+          <w:szCs w:val="20"/>
         </w:rPr>
         <w:t xml:space="preserve"> </w:t>
       </w:r>
       <w:r>
         <w:rPr>
-          <w:sz w:val="22"/>
-          <w:szCs w:val="22"/>
+          <w:sz w:val="20"/>
+          <w:szCs w:val="20"/>
         </w:rPr>
         <w:t>accuracy. Small errors in the 6 manual points lead to significant perspective warping errors. In contrast, the automated</w:t>
       </w:r>
       <w:r>
         <w:rPr>
-          <w:sz w:val="22"/>
-          <w:szCs w:val="22"/>
+          <w:sz w:val="20"/>
+          <w:szCs w:val="20"/>
         </w:rPr>
         <w:t xml:space="preserve"> </w:t>
       </w:r>
       <w:r>
         <w:rPr>
-          <w:sz w:val="22"/>
-          <w:szCs w:val="22"/>
+          <w:sz w:val="20"/>
+          <w:szCs w:val="20"/>
         </w:rPr>
         <w:t>SIFT method (Part c) utilized hundreds of feature points. Combined with RANSAC to discard outlier matches, it</w:t>
       </w:r>
       <w:r>
         <w:rPr>
-          <w:sz w:val="22"/>
-          <w:szCs w:val="22"/>
+          <w:sz w:val="20"/>
+          <w:szCs w:val="20"/>
         </w:rPr>
         <w:t xml:space="preserve"> </w:t>
       </w:r>
       <w:r>
         <w:rPr>
-          <w:sz w:val="22"/>
-          <w:szCs w:val="22"/>
+          <w:sz w:val="20"/>
+          <w:szCs w:val="20"/>
         </w:rPr>
         <w:t>achieved a near-perfect alignment. The difference image for the automated method effectively isolates only the</w:t>
       </w:r>
       <w:r>
         <w:rPr>
-          <w:sz w:val="22"/>
-          <w:szCs w:val="22"/>
+          <w:sz w:val="20"/>
+          <w:szCs w:val="20"/>
         </w:rPr>
         <w:t xml:space="preserve"> </w:t>
       </w:r>
       <w:r>
         <w:rPr>
-          <w:sz w:val="22"/>
-          <w:szCs w:val="22"/>
+          <w:sz w:val="20"/>
+          <w:szCs w:val="20"/>
         </w:rPr>
         <w:t>differences between the boards, proving the images are of the same object under different perspectives.</w:t>
       </w:r>
-    </w:p>
-    <w:p>
-      <w:pPr>
-        <w:rPr>
-          <w:sz w:val="22"/>
-          <w:szCs w:val="22"/>
-        </w:rPr>
-      </w:pPr>
     </w:p>
     <w:sectPr>
       <w:pgSz w:w="11906" w:h="16838"/>

--- a/Report/258799R_Report_Assignment02.docx
+++ b/Report/258799R_Report_Assignment02.docx
@@ -4,6 +4,7 @@
   <w:body>
     <w:p>
       <w:pPr>
+        <w:jc w:val="center"/>
         <w:rPr>
           <w:rFonts w:ascii="Arial" w:eastAsia="Times New Roman" w:hAnsi="Arial" w:cs="Arial"/>
           <w:b/>
@@ -31,6 +32,7 @@
     </w:p>
     <w:p>
       <w:pPr>
+        <w:jc w:val="center"/>
         <w:rPr>
           <w:rFonts w:ascii="Arial" w:eastAsia="Times New Roman" w:hAnsi="Arial" w:cs="Arial"/>
           <w:b/>
@@ -176,6 +178,22 @@
         </w:rPr>
         <w:t xml:space="preserve">GitHub Link: </w:t>
       </w:r>
+      <w:hyperlink r:id="rId7" w:history="1">
+        <w:r>
+          <w:rPr>
+            <w:rStyle w:val="Hyperlink"/>
+            <w:rFonts w:ascii="Arial" w:eastAsia="Times New Roman" w:hAnsi="Arial" w:cs="Arial"/>
+            <w:b/>
+            <w:bCs/>
+            <w:kern w:val="0"/>
+            <w:sz w:val="22"/>
+            <w:szCs w:val="22"/>
+            <w:lang w:val="en-US" w:eastAsia="en-GB"/>
+            <w14:ligatures w14:val="none"/>
+          </w:rPr>
+          <w:t>https://github.com/IshikaThilomi/IT5437_S3_Computer-Vision_Assignment02</w:t>
+        </w:r>
+      </w:hyperlink>
     </w:p>
     <w:p>
       <w:pPr>
@@ -245,138 +263,114 @@
           <w:sz w:val="20"/>
           <w:szCs w:val="20"/>
         </w:rPr>
-        <w:t>Unlike standard regression, TLS minimizes the orthogonal distance from points to the line, providing a more</w:t>
-      </w:r>
-      <w:r>
+        <w:t>Unlike standard regression, TLS minimizes the orthogonal distance from points to the line, providing a more balanced fit when noise exists in both axes.</w:t>
+      </w:r>
+    </w:p>
+    <w:p>
+      <w:pPr>
+        <w:rPr>
+          <w:b/>
+          <w:bCs/>
+          <w:sz w:val="22"/>
+          <w:szCs w:val="22"/>
+        </w:rPr>
+      </w:pPr>
+      <w:r>
+        <w:rPr>
+          <w:b/>
+          <w:bCs/>
+          <w:sz w:val="22"/>
+          <w:szCs w:val="22"/>
+        </w:rPr>
+        <w:t>1.1 Total Least Squares (Part a)</w:t>
+      </w:r>
+    </w:p>
+    <w:p>
+      <w:pPr>
         <w:rPr>
           <w:sz w:val="20"/>
           <w:szCs w:val="20"/>
         </w:rPr>
-        <w:t xml:space="preserve"> </w:t>
-      </w:r>
+      </w:pPr>
       <w:r>
         <w:rPr>
           <w:sz w:val="20"/>
           <w:szCs w:val="20"/>
         </w:rPr>
-        <w:t>balanced fit when noise exists in both axes.</w:t>
-      </w:r>
-    </w:p>
-    <w:p>
-      <w:pPr>
+        <w:t>The first line parameters were extracted using Singular Value Decomposition (SVD) on centered data. The smallest singular value corresponds to the normal vector of the best-fit line.</w:t>
+      </w:r>
+    </w:p>
+    <w:p>
+      <w:pPr>
+        <w:rPr>
+          <w:b/>
+          <w:bCs/>
+          <w:sz w:val="22"/>
+          <w:szCs w:val="22"/>
+        </w:rPr>
+      </w:pPr>
+      <w:r>
+        <w:rPr>
+          <w:b/>
+          <w:bCs/>
+          <w:sz w:val="22"/>
+          <w:szCs w:val="22"/>
+        </w:rPr>
+        <w:t>Resulting Parameters:</w:t>
+      </w:r>
+    </w:p>
+    <w:p>
+      <w:pPr>
+        <w:rPr>
+          <w:b/>
+          <w:bCs/>
+          <w:sz w:val="22"/>
+          <w:szCs w:val="22"/>
+        </w:rPr>
+      </w:pPr>
+      <w:r>
+        <w:rPr>
+          <w:b/>
+          <w:bCs/>
+          <w:sz w:val="22"/>
+          <w:szCs w:val="22"/>
+        </w:rPr>
+        <w:t>a = 0.3162, b = -0.9487, d = -11.3841</w:t>
+      </w:r>
+    </w:p>
+    <w:p>
+      <w:pPr>
+        <w:rPr>
+          <w:b/>
+          <w:bCs/>
+          <w:sz w:val="22"/>
+          <w:szCs w:val="22"/>
+        </w:rPr>
+      </w:pPr>
+      <w:r>
+        <w:rPr>
+          <w:b/>
+          <w:bCs/>
+          <w:sz w:val="22"/>
+          <w:szCs w:val="22"/>
+        </w:rPr>
+        <w:t>Line Equation: 0.3162x - 0.9487y - 11.3841 = 0</w:t>
+      </w:r>
+    </w:p>
+    <w:p>
+      <w:pPr>
+        <w:rPr>
+          <w:b/>
+          <w:bCs/>
+          <w:sz w:val="22"/>
+          <w:szCs w:val="22"/>
+        </w:rPr>
+      </w:pPr>
+      <w:r>
         <w:rPr>
           <w:sz w:val="20"/>
           <w:szCs w:val="20"/>
         </w:rPr>
-      </w:pPr>
-      <w:r>
-        <w:rPr>
-          <w:sz w:val="20"/>
-          <w:szCs w:val="20"/>
-        </w:rPr>
-        <w:t>1.1 Total Least Squares (Part a)</w:t>
-      </w:r>
-    </w:p>
-    <w:p>
-      <w:pPr>
-        <w:rPr>
-          <w:sz w:val="20"/>
-          <w:szCs w:val="20"/>
-        </w:rPr>
-      </w:pPr>
-      <w:r>
-        <w:rPr>
-          <w:sz w:val="20"/>
-          <w:szCs w:val="20"/>
-        </w:rPr>
-        <w:t>The first line parameters were extracted using Singular Value Decomposition (SVD) on centered data. The</w:t>
-      </w:r>
-      <w:r>
-        <w:rPr>
-          <w:sz w:val="20"/>
-          <w:szCs w:val="20"/>
-        </w:rPr>
-        <w:t xml:space="preserve"> </w:t>
-      </w:r>
-      <w:r>
-        <w:rPr>
-          <w:sz w:val="20"/>
-          <w:szCs w:val="20"/>
-        </w:rPr>
-        <w:t>smallest singular value corresponds to the normal vector of the best-fit line.</w:t>
-      </w:r>
-    </w:p>
-    <w:p>
-      <w:pPr>
-        <w:rPr>
-          <w:b/>
-          <w:bCs/>
-          <w:sz w:val="22"/>
-          <w:szCs w:val="22"/>
-        </w:rPr>
-      </w:pPr>
-      <w:r>
-        <w:rPr>
-          <w:b/>
-          <w:bCs/>
-          <w:sz w:val="22"/>
-          <w:szCs w:val="22"/>
-        </w:rPr>
-        <w:t>Resulting Parameters:</w:t>
-      </w:r>
-    </w:p>
-    <w:p>
-      <w:pPr>
-        <w:rPr>
-          <w:b/>
-          <w:bCs/>
-          <w:sz w:val="22"/>
-          <w:szCs w:val="22"/>
-        </w:rPr>
-      </w:pPr>
-      <w:r>
-        <w:rPr>
-          <w:b/>
-          <w:bCs/>
-          <w:sz w:val="22"/>
-          <w:szCs w:val="22"/>
-        </w:rPr>
-        <w:t>a = 0.3162, b = -0.9487, d = -11.3841</w:t>
-      </w:r>
-    </w:p>
-    <w:p>
-      <w:pPr>
-        <w:rPr>
-          <w:b/>
-          <w:bCs/>
-          <w:sz w:val="22"/>
-          <w:szCs w:val="22"/>
-        </w:rPr>
-      </w:pPr>
-      <w:r>
-        <w:rPr>
-          <w:b/>
-          <w:bCs/>
-          <w:sz w:val="22"/>
-          <w:szCs w:val="22"/>
-        </w:rPr>
-        <w:t>Line Equation: 0.3162x - 0.9487y - 11.3841 = 0</w:t>
-      </w:r>
-    </w:p>
-    <w:p>
-      <w:pPr>
-        <w:rPr>
-          <w:b/>
-          <w:bCs/>
-          <w:sz w:val="22"/>
-          <w:szCs w:val="22"/>
-        </w:rPr>
-      </w:pPr>
-      <w:r>
-        <w:rPr>
-          <w:sz w:val="20"/>
-          <w:szCs w:val="20"/>
-        </w:rPr>
         <w:t>This segment shows how you used Singular Value Decomposition (SVD) to find the line parameters</w:t>
       </w:r>
       <w:r>
@@ -396,6 +390,7 @@
       </w:pPr>
       <w:r>
         <w:rPr>
+          <w:noProof/>
           <w:sz w:val="22"/>
           <w:szCs w:val="22"/>
         </w:rPr>
@@ -415,7 +410,7 @@
                     <pic:cNvPicPr/>
                   </pic:nvPicPr>
                   <pic:blipFill>
-                    <a:blip r:embed="rId5"/>
+                    <a:blip r:embed="rId8"/>
                     <a:stretch>
                       <a:fillRect/>
                     </a:stretch>
@@ -439,6 +434,34 @@
     <w:p>
       <w:pPr>
         <w:rPr>
+          <w:b/>
+          <w:bCs/>
+          <w:sz w:val="22"/>
+          <w:szCs w:val="22"/>
+        </w:rPr>
+      </w:pPr>
+      <w:r>
+        <w:rPr>
+          <w:b/>
+          <w:bCs/>
+          <w:sz w:val="22"/>
+          <w:szCs w:val="22"/>
+        </w:rPr>
+        <w:t xml:space="preserve">1.2 </w:t>
+      </w:r>
+      <w:r>
+        <w:rPr>
+          <w:b/>
+          <w:bCs/>
+          <w:sz w:val="22"/>
+          <w:szCs w:val="22"/>
+        </w:rPr>
+        <w:t>Part (b) Sequencial RANSAC</w:t>
+      </w:r>
+    </w:p>
+    <w:p>
+      <w:pPr>
+        <w:rPr>
           <w:sz w:val="20"/>
           <w:szCs w:val="20"/>
         </w:rPr>
@@ -448,7 +471,7 @@
           <w:sz w:val="20"/>
           <w:szCs w:val="20"/>
         </w:rPr>
-        <w:t>Part (b) Sequencial RANSAC</w:t>
+        <w:t>To handle multiple lines in a single dataset, a sequential RANSAC algorithm was implemented. In each iteration, RANSAC finds the largest consensus set. As per the assignment hint, once a line is identified, its inliers are "masked" or removed from the dataset to allow the next iteration to find the subsequent line.</w:t>
       </w:r>
     </w:p>
     <w:p>
@@ -463,49 +486,6 @@
           <w:sz w:val="20"/>
           <w:szCs w:val="20"/>
         </w:rPr>
-        <w:t>To handle multiple lines in a single dataset, a sequential RANSAC algorithm was implemented. In each</w:t>
-      </w:r>
-      <w:r>
-        <w:rPr>
-          <w:sz w:val="20"/>
-          <w:szCs w:val="20"/>
-        </w:rPr>
-        <w:t xml:space="preserve"> </w:t>
-      </w:r>
-      <w:r>
-        <w:rPr>
-          <w:sz w:val="20"/>
-          <w:szCs w:val="20"/>
-        </w:rPr>
-        <w:t>iteration, RANSAC finds the largest consensus set. As per the assignment hint, once a line is identified, its</w:t>
-      </w:r>
-      <w:r>
-        <w:rPr>
-          <w:sz w:val="20"/>
-          <w:szCs w:val="20"/>
-        </w:rPr>
-        <w:t xml:space="preserve"> </w:t>
-      </w:r>
-      <w:r>
-        <w:rPr>
-          <w:sz w:val="20"/>
-          <w:szCs w:val="20"/>
-        </w:rPr>
-        <w:t>inliers are "masked" or removed from the dataset to allow the next iteration to find the subsequent line.</w:t>
-      </w:r>
-    </w:p>
-    <w:p>
-      <w:pPr>
-        <w:rPr>
-          <w:sz w:val="20"/>
-          <w:szCs w:val="20"/>
-        </w:rPr>
-      </w:pPr>
-      <w:r>
-        <w:rPr>
-          <w:sz w:val="20"/>
-          <w:szCs w:val="20"/>
-        </w:rPr>
         <w:t>This segment is crucial for part (b) because it shows how you followed the assignment "Hint" to run RANSAC multiple times and mask the consensus set (remove inliers) to find the next line</w:t>
       </w:r>
     </w:p>
@@ -518,6 +498,7 @@
       </w:pPr>
       <w:r>
         <w:rPr>
+          <w:noProof/>
           <w:sz w:val="22"/>
           <w:szCs w:val="22"/>
         </w:rPr>
@@ -538,7 +519,7 @@
                     <pic:cNvPicPr/>
                   </pic:nvPicPr>
                   <pic:blipFill>
-                    <a:blip r:embed="rId6"/>
+                    <a:blip r:embed="rId9"/>
                     <a:stretch>
                       <a:fillRect/>
                     </a:stretch>
@@ -580,7 +561,7 @@
                     <pic:cNvPicPr/>
                   </pic:nvPicPr>
                   <pic:blipFill>
-                    <a:blip r:embed="rId7" cstate="print">
+                    <a:blip r:embed="rId10" cstate="print">
                       <a:extLst>
                         <a:ext uri="{28A0092B-C50C-407E-A947-70E740481C1C}">
                           <a14:useLocalDpi xmlns:a14="http://schemas.microsoft.com/office/drawing/2010/main" val="0"/>
@@ -618,12 +599,16 @@
     <w:p>
       <w:pPr>
         <w:rPr>
-          <w:sz w:val="22"/>
-          <w:szCs w:val="22"/>
-        </w:rPr>
-      </w:pPr>
-      <w:r>
-        <w:rPr>
+          <w:b/>
+          <w:bCs/>
+          <w:sz w:val="22"/>
+          <w:szCs w:val="22"/>
+        </w:rPr>
+      </w:pPr>
+      <w:r>
+        <w:rPr>
+          <w:b/>
+          <w:bCs/>
           <w:sz w:val="22"/>
           <w:szCs w:val="22"/>
         </w:rPr>
@@ -642,35 +627,7 @@
           <w:sz w:val="20"/>
           <w:szCs w:val="20"/>
         </w:rPr>
-        <w:t>While TLS is effective for a single line with balanced noise, it is highly sensitive to outliers. RANSAC proved essential</w:t>
-      </w:r>
-      <w:r>
-        <w:rPr>
-          <w:sz w:val="20"/>
-          <w:szCs w:val="20"/>
-        </w:rPr>
-        <w:t xml:space="preserve"> </w:t>
-      </w:r>
-      <w:r>
-        <w:rPr>
-          <w:sz w:val="20"/>
-          <w:szCs w:val="20"/>
-        </w:rPr>
-        <w:t>for the combined dataset as it robustly ignored points from Line 2 and Line 3 while fitting Line 1. The sequential</w:t>
-      </w:r>
-      <w:r>
-        <w:rPr>
-          <w:sz w:val="20"/>
-          <w:szCs w:val="20"/>
-        </w:rPr>
-        <w:t xml:space="preserve"> </w:t>
-      </w:r>
-      <w:r>
-        <w:rPr>
-          <w:sz w:val="20"/>
-          <w:szCs w:val="20"/>
-        </w:rPr>
-        <w:t>masking approach successfully isolated all three models without interference.</w:t>
+        <w:t>While TLS is effective for a single line with balanced noise, it is highly sensitive to outliers. RANSAC proved essential for the combined dataset as it robustly ignored points from Line 2 and Line 3 while fitting Line 1. The sequential masking approach successfully isolated all three models without interference.</w:t>
       </w:r>
     </w:p>
     <w:p>
@@ -712,7 +669,7 @@
                     <pic:cNvPicPr/>
                   </pic:nvPicPr>
                   <pic:blipFill rotWithShape="1">
-                    <a:blip r:embed="rId8" cstate="print">
+                    <a:blip r:embed="rId11" cstate="print">
                       <a:extLst>
                         <a:ext uri="{28A0092B-C50C-407E-A947-70E740481C1C}">
                           <a14:useLocalDpi xmlns:a14="http://schemas.microsoft.com/office/drawing/2010/main" val="0"/>
@@ -776,12 +733,16 @@
     <w:p>
       <w:pPr>
         <w:rPr>
-          <w:sz w:val="22"/>
-          <w:szCs w:val="22"/>
-        </w:rPr>
-      </w:pPr>
-      <w:r>
-        <w:rPr>
+          <w:b/>
+          <w:bCs/>
+          <w:sz w:val="22"/>
+          <w:szCs w:val="22"/>
+        </w:rPr>
+      </w:pPr>
+      <w:r>
+        <w:rPr>
+          <w:b/>
+          <w:bCs/>
           <w:sz w:val="22"/>
           <w:szCs w:val="22"/>
         </w:rPr>
@@ -800,86 +761,51 @@
           <w:sz w:val="20"/>
           <w:szCs w:val="20"/>
         </w:rPr>
-        <w:t>Using the provided</w:t>
-      </w:r>
-      <w:r>
+        <w:t>Using the provided,</w:t>
+      </w:r>
+    </w:p>
+    <w:p>
+      <w:pPr>
         <w:rPr>
           <w:sz w:val="20"/>
           <w:szCs w:val="20"/>
         </w:rPr>
-        <w:t>,</w:t>
-      </w:r>
-    </w:p>
-    <w:p>
-      <w:pPr>
+      </w:pPr>
+      <w:r>
         <w:rPr>
           <w:sz w:val="20"/>
           <w:szCs w:val="20"/>
         </w:rPr>
-      </w:pPr>
-      <w:r>
+        <w:t xml:space="preserve">focal length = f = 8 mm </w:t>
+      </w:r>
+    </w:p>
+    <w:p>
+      <w:pPr>
         <w:rPr>
           <w:sz w:val="20"/>
           <w:szCs w:val="20"/>
         </w:rPr>
-        <w:t>focal length</w:t>
-      </w:r>
+      </w:pPr>
       <w:r>
         <w:rPr>
           <w:sz w:val="20"/>
           <w:szCs w:val="20"/>
         </w:rPr>
-        <w:t xml:space="preserve"> = </w:t>
-      </w:r>
+        <w:t>distance = d = 720 mm</w:t>
+      </w:r>
+    </w:p>
+    <w:p>
+      <w:pPr>
+        <w:rPr>
+          <w:sz w:val="22"/>
+          <w:szCs w:val="22"/>
+        </w:rPr>
+      </w:pPr>
       <w:r>
         <w:rPr>
           <w:sz w:val="20"/>
           <w:szCs w:val="20"/>
         </w:rPr>
-        <w:t xml:space="preserve">f = 8 mm </w:t>
-      </w:r>
-    </w:p>
-    <w:p>
-      <w:pPr>
-        <w:rPr>
-          <w:sz w:val="20"/>
-          <w:szCs w:val="20"/>
-        </w:rPr>
-      </w:pPr>
-      <w:r>
-        <w:rPr>
-          <w:sz w:val="20"/>
-          <w:szCs w:val="20"/>
-        </w:rPr>
-        <w:t xml:space="preserve">distance </w:t>
-      </w:r>
-      <w:r>
-        <w:rPr>
-          <w:sz w:val="20"/>
-          <w:szCs w:val="20"/>
-        </w:rPr>
-        <w:t xml:space="preserve">= </w:t>
-      </w:r>
-      <w:r>
-        <w:rPr>
-          <w:sz w:val="20"/>
-          <w:szCs w:val="20"/>
-        </w:rPr>
-        <w:t>d = 720 mm</w:t>
-      </w:r>
-    </w:p>
-    <w:p>
-      <w:pPr>
-        <w:rPr>
-          <w:sz w:val="22"/>
-          <w:szCs w:val="22"/>
-        </w:rPr>
-      </w:pPr>
-      <w:r>
-        <w:rPr>
-          <w:sz w:val="20"/>
-          <w:szCs w:val="20"/>
-        </w:rPr>
         <w:t>magnification (M) is determined:</w:t>
       </w:r>
     </w:p>
@@ -957,6 +883,7 @@
       </w:r>
       <w:r>
         <w:rPr>
+          <w:noProof/>
           <w:sz w:val="22"/>
           <w:szCs w:val="22"/>
         </w:rPr>
@@ -976,7 +903,7 @@
                     <pic:cNvPicPr/>
                   </pic:nvPicPr>
                   <pic:blipFill>
-                    <a:blip r:embed="rId9"/>
+                    <a:blip r:embed="rId12"/>
                     <a:stretch>
                       <a:fillRect/>
                     </a:stretch>
@@ -1006,6 +933,7 @@
       </w:pPr>
       <w:r>
         <w:rPr>
+          <w:noProof/>
           <w:sz w:val="22"/>
           <w:szCs w:val="22"/>
         </w:rPr>
@@ -1025,7 +953,7 @@
                     <pic:cNvPicPr/>
                   </pic:nvPicPr>
                   <pic:blipFill>
-                    <a:blip r:embed="rId10"/>
+                    <a:blip r:embed="rId13"/>
                     <a:stretch>
                       <a:fillRect/>
                     </a:stretch>
@@ -1049,16 +977,38 @@
     <w:p>
       <w:pPr>
         <w:rPr>
-          <w:sz w:val="22"/>
-          <w:szCs w:val="22"/>
-        </w:rPr>
-      </w:pPr>
-      <w:r>
-        <w:rPr>
-          <w:sz w:val="22"/>
-          <w:szCs w:val="22"/>
-        </w:rPr>
-        <w:t>2.3 Discussion</w:t>
+          <w:b/>
+          <w:bCs/>
+          <w:sz w:val="22"/>
+          <w:szCs w:val="22"/>
+        </w:rPr>
+      </w:pPr>
+      <w:r>
+        <w:rPr>
+          <w:b/>
+          <w:bCs/>
+          <w:sz w:val="22"/>
+          <w:szCs w:val="22"/>
+        </w:rPr>
+        <w:t>2.</w:t>
+      </w:r>
+      <w:r>
+        <w:rPr>
+          <w:b/>
+          <w:bCs/>
+          <w:sz w:val="22"/>
+          <w:szCs w:val="22"/>
+        </w:rPr>
+        <w:t>2</w:t>
+      </w:r>
+      <w:r>
+        <w:rPr>
+          <w:b/>
+          <w:bCs/>
+          <w:sz w:val="22"/>
+          <w:szCs w:val="22"/>
+        </w:rPr>
+        <w:t xml:space="preserve"> Discussion</w:t>
       </w:r>
     </w:p>
     <w:p>
@@ -1073,35 +1023,7 @@
           <w:sz w:val="20"/>
           <w:szCs w:val="20"/>
         </w:rPr>
-        <w:t>The results show an Outer Diameter of 74.80 mm and an Inner Diameter of 35.15 mm. The accuracy of this</w:t>
-      </w:r>
-      <w:r>
-        <w:rPr>
-          <w:sz w:val="20"/>
-          <w:szCs w:val="20"/>
-        </w:rPr>
-        <w:t xml:space="preserve"> </w:t>
-      </w:r>
-      <w:r>
-        <w:rPr>
-          <w:sz w:val="20"/>
-          <w:szCs w:val="20"/>
-        </w:rPr>
-        <w:t>measurement relies on the camera's optical axis being perpendicular to the earrings; any perspective tilt would</w:t>
-      </w:r>
-      <w:r>
-        <w:rPr>
-          <w:sz w:val="20"/>
-          <w:szCs w:val="20"/>
-        </w:rPr>
-        <w:t xml:space="preserve"> </w:t>
-      </w:r>
-      <w:r>
-        <w:rPr>
-          <w:sz w:val="20"/>
-          <w:szCs w:val="20"/>
-        </w:rPr>
-        <w:t>introduce error into the diameter estimation</w:t>
+        <w:t>The results show an Outer Diameter of 74.80 mm and an Inner Diameter of 35.15 mm. The accuracy of this measurement relies on the camera's optical axis being perpendicular to the earrings; any perspective tilt would introduce error into the diameter estimation</w:t>
       </w:r>
       <w:r>
         <w:rPr>
@@ -1114,12 +1036,16 @@
     <w:p>
       <w:pPr>
         <w:rPr>
-          <w:sz w:val="22"/>
-          <w:szCs w:val="22"/>
-        </w:rPr>
-      </w:pPr>
-      <w:r>
-        <w:rPr>
+          <w:b/>
+          <w:bCs/>
+          <w:sz w:val="22"/>
+          <w:szCs w:val="22"/>
+        </w:rPr>
+      </w:pPr>
+      <w:r>
+        <w:rPr>
+          <w:b/>
+          <w:bCs/>
           <w:sz w:val="22"/>
           <w:szCs w:val="22"/>
         </w:rPr>
@@ -1129,37 +1055,20 @@
     <w:p>
       <w:pPr>
         <w:rPr>
-          <w:sz w:val="22"/>
-          <w:szCs w:val="22"/>
-        </w:rPr>
-      </w:pPr>
-      <w:r>
-        <w:rPr>
-          <w:sz w:val="22"/>
-          <w:szCs w:val="22"/>
-        </w:rPr>
-        <w:t>3.</w:t>
-      </w:r>
-      <w:r>
-        <w:rPr>
-          <w:sz w:val="22"/>
-          <w:szCs w:val="22"/>
-        </w:rPr>
-        <w:t>1</w:t>
-      </w:r>
-      <w:r>
-        <w:rPr>
-          <w:sz w:val="22"/>
-          <w:szCs w:val="22"/>
-        </w:rPr>
-        <w:t xml:space="preserve"> </w:t>
-      </w:r>
-      <w:r>
-        <w:rPr>
-          <w:sz w:val="22"/>
-          <w:szCs w:val="22"/>
-        </w:rPr>
-        <w:t>Manual Homography Calculation</w:t>
+          <w:b/>
+          <w:bCs/>
+          <w:sz w:val="22"/>
+          <w:szCs w:val="22"/>
+        </w:rPr>
+      </w:pPr>
+      <w:r>
+        <w:rPr>
+          <w:b/>
+          <w:bCs/>
+          <w:sz w:val="22"/>
+          <w:szCs w:val="22"/>
+        </w:rPr>
+        <w:t>3.1 Manual Homography Calculation</w:t>
       </w:r>
     </w:p>
     <w:p>
@@ -1195,6 +1104,7 @@
       </w:pPr>
       <w:r>
         <w:rPr>
+          <w:noProof/>
           <w:sz w:val="22"/>
           <w:szCs w:val="22"/>
         </w:rPr>
@@ -1214,7 +1124,7 @@
                     <pic:cNvPicPr/>
                   </pic:nvPicPr>
                   <pic:blipFill>
-                    <a:blip r:embed="rId11"/>
+                    <a:blip r:embed="rId14"/>
                     <a:stretch>
                       <a:fillRect/>
                     </a:stretch>
@@ -1238,51 +1148,20 @@
     <w:p>
       <w:pPr>
         <w:rPr>
-          <w:sz w:val="22"/>
-          <w:szCs w:val="22"/>
-        </w:rPr>
-      </w:pPr>
-      <w:r>
-        <w:rPr>
-          <w:sz w:val="22"/>
-          <w:szCs w:val="22"/>
-        </w:rPr>
-        <w:t>3.</w:t>
-      </w:r>
-      <w:r>
-        <w:rPr>
-          <w:sz w:val="22"/>
-          <w:szCs w:val="22"/>
-        </w:rPr>
-        <w:t>2</w:t>
-      </w:r>
-      <w:r>
-        <w:rPr>
-          <w:sz w:val="22"/>
-          <w:szCs w:val="22"/>
-        </w:rPr>
-        <w:t xml:space="preserve"> </w:t>
-      </w:r>
-      <w:r>
-        <w:rPr>
-          <w:sz w:val="22"/>
-          <w:szCs w:val="22"/>
-        </w:rPr>
-        <w:t xml:space="preserve">Automated SIFT and RANSAC </w:t>
-      </w:r>
-      <w:r>
-        <w:rPr>
-          <w:sz w:val="22"/>
-          <w:szCs w:val="22"/>
-        </w:rPr>
-        <w:t xml:space="preserve"> </w:t>
-      </w:r>
-      <w:r>
-        <w:rPr>
-          <w:sz w:val="22"/>
-          <w:szCs w:val="22"/>
-        </w:rPr>
-        <w:t>Registration</w:t>
+          <w:b/>
+          <w:bCs/>
+          <w:sz w:val="22"/>
+          <w:szCs w:val="22"/>
+        </w:rPr>
+      </w:pPr>
+      <w:r>
+        <w:rPr>
+          <w:b/>
+          <w:bCs/>
+          <w:sz w:val="22"/>
+          <w:szCs w:val="22"/>
+        </w:rPr>
+        <w:t>3.2 Automated SIFT and RANSAC  Registration</w:t>
       </w:r>
     </w:p>
     <w:p>
@@ -1309,6 +1188,7 @@
       </w:pPr>
       <w:r>
         <w:rPr>
+          <w:noProof/>
           <w:sz w:val="22"/>
           <w:szCs w:val="22"/>
         </w:rPr>
@@ -1328,7 +1208,7 @@
                     <pic:cNvPicPr/>
                   </pic:nvPicPr>
                   <pic:blipFill>
-                    <a:blip r:embed="rId12"/>
+                    <a:blip r:embed="rId15"/>
                     <a:stretch>
                       <a:fillRect/>
                     </a:stretch>
@@ -1352,12 +1232,16 @@
     <w:p>
       <w:pPr>
         <w:rPr>
-          <w:sz w:val="22"/>
-          <w:szCs w:val="22"/>
-        </w:rPr>
-      </w:pPr>
-      <w:r>
-        <w:rPr>
+          <w:b/>
+          <w:bCs/>
+          <w:sz w:val="22"/>
+          <w:szCs w:val="22"/>
+        </w:rPr>
+      </w:pPr>
+      <w:r>
+        <w:rPr>
+          <w:b/>
+          <w:bCs/>
           <w:sz w:val="22"/>
           <w:szCs w:val="22"/>
         </w:rPr>
@@ -1366,6 +1250,8 @@
       </w:r>
       <w:r>
         <w:rPr>
+          <w:b/>
+          <w:bCs/>
           <w:sz w:val="22"/>
           <w:szCs w:val="22"/>
         </w:rPr>
@@ -1373,6 +1259,8 @@
       </w:r>
       <w:r>
         <w:rPr>
+          <w:b/>
+          <w:bCs/>
           <w:sz w:val="22"/>
           <w:szCs w:val="22"/>
         </w:rPr>
@@ -1618,7 +1506,7 @@
                     <pic:cNvPicPr/>
                   </pic:nvPicPr>
                   <pic:blipFill>
-                    <a:blip r:embed="rId13" cstate="print">
+                    <a:blip r:embed="rId16" cstate="print">
                       <a:extLst>
                         <a:ext uri="{28A0092B-C50C-407E-A947-70E740481C1C}">
                           <a14:useLocalDpi xmlns:a14="http://schemas.microsoft.com/office/drawing/2010/main" val="0"/>
@@ -1673,7 +1561,7 @@
                     <pic:cNvPicPr/>
                   </pic:nvPicPr>
                   <pic:blipFill>
-                    <a:blip r:embed="rId14" cstate="print">
+                    <a:blip r:embed="rId17" cstate="print">
                       <a:extLst>
                         <a:ext uri="{28A0092B-C50C-407E-A947-70E740481C1C}">
                           <a14:useLocalDpi xmlns:a14="http://schemas.microsoft.com/office/drawing/2010/main" val="0"/>
@@ -1772,7 +1660,7 @@
                     <pic:cNvPicPr/>
                   </pic:nvPicPr>
                   <pic:blipFill>
-                    <a:blip r:embed="rId15" cstate="print">
+                    <a:blip r:embed="rId18" cstate="print">
                       <a:extLst>
                         <a:ext uri="{28A0092B-C50C-407E-A947-70E740481C1C}">
                           <a14:useLocalDpi xmlns:a14="http://schemas.microsoft.com/office/drawing/2010/main" val="0"/>
@@ -1827,7 +1715,7 @@
                     <pic:cNvPicPr/>
                   </pic:nvPicPr>
                   <pic:blipFill>
-                    <a:blip r:embed="rId16" cstate="print">
+                    <a:blip r:embed="rId19" cstate="print">
                       <a:extLst>
                         <a:ext uri="{28A0092B-C50C-407E-A947-70E740481C1C}">
                           <a14:useLocalDpi xmlns:a14="http://schemas.microsoft.com/office/drawing/2010/main" val="0"/>
@@ -1913,16 +1801,38 @@
           <w:tab w:val="left" w:pos="2782"/>
         </w:tabs>
         <w:rPr>
-          <w:sz w:val="22"/>
-          <w:szCs w:val="22"/>
-        </w:rPr>
-      </w:pPr>
-      <w:r>
-        <w:rPr>
-          <w:sz w:val="22"/>
-          <w:szCs w:val="22"/>
-        </w:rPr>
-        <w:t>3.2 Discussion and Comparison</w:t>
+          <w:b/>
+          <w:bCs/>
+          <w:sz w:val="22"/>
+          <w:szCs w:val="22"/>
+        </w:rPr>
+      </w:pPr>
+      <w:r>
+        <w:rPr>
+          <w:b/>
+          <w:bCs/>
+          <w:sz w:val="22"/>
+          <w:szCs w:val="22"/>
+        </w:rPr>
+        <w:t>3.</w:t>
+      </w:r>
+      <w:r>
+        <w:rPr>
+          <w:b/>
+          <w:bCs/>
+          <w:sz w:val="22"/>
+          <w:szCs w:val="22"/>
+        </w:rPr>
+        <w:t>4</w:t>
+      </w:r>
+      <w:r>
+        <w:rPr>
+          <w:b/>
+          <w:bCs/>
+          <w:sz w:val="22"/>
+          <w:szCs w:val="22"/>
+        </w:rPr>
+        <w:t xml:space="preserve"> Discussion and Comparison</w:t>
       </w:r>
     </w:p>
     <w:p>
@@ -1940,35 +1850,7 @@
           <w:sz w:val="20"/>
           <w:szCs w:val="20"/>
         </w:rPr>
-        <w:t>The manual method (Part a) failed to produce a clean registration because human point selection lacks sub-pixel</w:t>
-      </w:r>
-      <w:r>
-        <w:rPr>
-          <w:sz w:val="20"/>
-          <w:szCs w:val="20"/>
-        </w:rPr>
-        <w:t xml:space="preserve"> </w:t>
-      </w:r>
-      <w:r>
-        <w:rPr>
-          <w:sz w:val="20"/>
-          <w:szCs w:val="20"/>
-        </w:rPr>
-        <w:t>accuracy. Small errors in the 6 manual points lead to significant perspective warping errors. In contrast, the automated</w:t>
-      </w:r>
-      <w:r>
-        <w:rPr>
-          <w:sz w:val="20"/>
-          <w:szCs w:val="20"/>
-        </w:rPr>
-        <w:t xml:space="preserve"> </w:t>
-      </w:r>
-      <w:r>
-        <w:rPr>
-          <w:sz w:val="20"/>
-          <w:szCs w:val="20"/>
-        </w:rPr>
-        <w:t>SIFT method (Part c) utilized hundreds of feature points. Combined with RANSAC to discard outlier matches, it</w:t>
+        <w:t>The manual method (Part a) failed to produce a clean registration because human point selection lacks sub-pixel accuracy. Small errors in the 6 manual points lead to significant perspective warping errors. In contrast, the automated SIFT method (Part c) utilized hundreds of feature points. Combined with RANSAC to discard outlier matches, it</w:t>
       </w:r>
       <w:r>
         <w:rPr>
@@ -2007,6 +1889,56 @@
     </w:sectPr>
   </w:body>
 </w:document>
+</file>
+
+<file path=word/endnotes.xml><?xml version="1.0" encoding="utf-8"?>
+<w:endnotes xmlns:wpc="http://schemas.microsoft.com/office/word/2010/wordprocessingCanvas" xmlns:cx="http://schemas.microsoft.com/office/drawing/2014/chartex" xmlns:cx1="http://schemas.microsoft.com/office/drawing/2015/9/8/chartex" xmlns:cx2="http://schemas.microsoft.com/office/drawing/2015/10/21/chartex" xmlns:cx3="http://schemas.microsoft.com/office/drawing/2016/5/9/chartex" xmlns:cx4="http://schemas.microsoft.com/office/drawing/2016/5/10/chartex" xmlns:cx5="http://schemas.microsoft.com/office/drawing/2016/5/11/chartex" xmlns:cx6="http://schemas.microsoft.com/office/drawing/2016/5/12/chartex" xmlns:cx7="http://schemas.microsoft.com/office/drawing/2016/5/13/chartex" xmlns:cx8="http://schemas.microsoft.com/office/drawing/2016/5/14/chartex" xmlns:mc="http://schemas.openxmlformats.org/markup-compatibility/2006" xmlns:aink="http://schemas.microsoft.com/office/drawing/2016/ink" xmlns:am3d="http://schemas.microsoft.com/office/drawing/2017/model3d" xmlns:o="urn:schemas-microsoft-com:office:office" xmlns:oel="http://schemas.microsoft.com/office/2019/extlst" xmlns:r="http://schemas.openxmlformats.org/officeDocument/2006/relationships" xmlns:m="http://schemas.openxmlformats.org/officeDocument/2006/math" xmlns:v="urn:schemas-microsoft-com:vml" xmlns:wp14="http://schemas.microsoft.com/office/word/2010/wordprocessingDrawing" xmlns:wp="http://schemas.openxmlformats.org/drawingml/2006/wordprocessingDrawing" xmlns:w10="urn:schemas-microsoft-com:office:word" xmlns:w="http://schemas.openxmlformats.org/wordprocessingml/2006/main" xmlns:w14="http://schemas.microsoft.com/office/word/2010/wordml" xmlns:w15="http://schemas.microsoft.com/office/word/2012/wordml" xmlns:w16cex="http://schemas.microsoft.com/office/word/2018/wordml/cex" xmlns:w16cid="http://schemas.microsoft.com/office/word/2016/wordml/cid" xmlns:w16="http://schemas.microsoft.com/office/word/2018/wordml" xmlns:w16du="http://schemas.microsoft.com/office/word/2023/wordml/word16du" xmlns:w16sdtdh="http://schemas.microsoft.com/office/word/2020/wordml/sdtdatahash" xmlns:w16sdtfl="http://schemas.microsoft.com/office/word/2024/wordml/sdtformatlock" xmlns:w16se="http://schemas.microsoft.com/office/word/2015/wordml/symex" xmlns:wpg="http://schemas.microsoft.com/office/word/2010/wordprocessingGroup" xmlns:wpi="http://schemas.microsoft.com/office/word/2010/wordprocessingInk" xmlns:wne="http://schemas.microsoft.com/office/word/2006/wordml" xmlns:wps="http://schemas.microsoft.com/office/word/2010/wordprocessingShape" mc:Ignorable="w14 w15 w16se w16cid w16 w16cex w16sdtdh w16sdtfl w16du wp14">
+  <w:endnote w:type="separator" w:id="-1">
+    <w:p>
+      <w:pPr>
+        <w:spacing w:after="0" w:line="240" w:lineRule="auto"/>
+      </w:pPr>
+      <w:r>
+        <w:separator/>
+      </w:r>
+    </w:p>
+  </w:endnote>
+  <w:endnote w:type="continuationSeparator" w:id="0">
+    <w:p>
+      <w:pPr>
+        <w:spacing w:after="0" w:line="240" w:lineRule="auto"/>
+      </w:pPr>
+      <w:r>
+        <w:continuationSeparator/>
+      </w:r>
+    </w:p>
+  </w:endnote>
+</w:endnotes>
+</file>
+
+<file path=word/footnotes.xml><?xml version="1.0" encoding="utf-8"?>
+<w:footnotes xmlns:wpc="http://schemas.microsoft.com/office/word/2010/wordprocessingCanvas" xmlns:cx="http://schemas.microsoft.com/office/drawing/2014/chartex" xmlns:cx1="http://schemas.microsoft.com/office/drawing/2015/9/8/chartex" xmlns:cx2="http://schemas.microsoft.com/office/drawing/2015/10/21/chartex" xmlns:cx3="http://schemas.microsoft.com/office/drawing/2016/5/9/chartex" xmlns:cx4="http://schemas.microsoft.com/office/drawing/2016/5/10/chartex" xmlns:cx5="http://schemas.microsoft.com/office/drawing/2016/5/11/chartex" xmlns:cx6="http://schemas.microsoft.com/office/drawing/2016/5/12/chartex" xmlns:cx7="http://schemas.microsoft.com/office/drawing/2016/5/13/chartex" xmlns:cx8="http://schemas.microsoft.com/office/drawing/2016/5/14/chartex" xmlns:mc="http://schemas.openxmlformats.org/markup-compatibility/2006" xmlns:aink="http://schemas.microsoft.com/office/drawing/2016/ink" xmlns:am3d="http://schemas.microsoft.com/office/drawing/2017/model3d" xmlns:o="urn:schemas-microsoft-com:office:office" xmlns:oel="http://schemas.microsoft.com/office/2019/extlst" xmlns:r="http://schemas.openxmlformats.org/officeDocument/2006/relationships" xmlns:m="http://schemas.openxmlformats.org/officeDocument/2006/math" xmlns:v="urn:schemas-microsoft-com:vml" xmlns:wp14="http://schemas.microsoft.com/office/word/2010/wordprocessingDrawing" xmlns:wp="http://schemas.openxmlformats.org/drawingml/2006/wordprocessingDrawing" xmlns:w10="urn:schemas-microsoft-com:office:word" xmlns:w="http://schemas.openxmlformats.org/wordprocessingml/2006/main" xmlns:w14="http://schemas.microsoft.com/office/word/2010/wordml" xmlns:w15="http://schemas.microsoft.com/office/word/2012/wordml" xmlns:w16cex="http://schemas.microsoft.com/office/word/2018/wordml/cex" xmlns:w16cid="http://schemas.microsoft.com/office/word/2016/wordml/cid" xmlns:w16="http://schemas.microsoft.com/office/word/2018/wordml" xmlns:w16du="http://schemas.microsoft.com/office/word/2023/wordml/word16du" xmlns:w16sdtdh="http://schemas.microsoft.com/office/word/2020/wordml/sdtdatahash" xmlns:w16sdtfl="http://schemas.microsoft.com/office/word/2024/wordml/sdtformatlock" xmlns:w16se="http://schemas.microsoft.com/office/word/2015/wordml/symex" xmlns:wpg="http://schemas.microsoft.com/office/word/2010/wordprocessingGroup" xmlns:wpi="http://schemas.microsoft.com/office/word/2010/wordprocessingInk" xmlns:wne="http://schemas.microsoft.com/office/word/2006/wordml" xmlns:wps="http://schemas.microsoft.com/office/word/2010/wordprocessingShape" mc:Ignorable="w14 w15 w16se w16cid w16 w16cex w16sdtdh w16sdtfl w16du wp14">
+  <w:footnote w:type="separator" w:id="-1">
+    <w:p>
+      <w:pPr>
+        <w:spacing w:after="0" w:line="240" w:lineRule="auto"/>
+      </w:pPr>
+      <w:r>
+        <w:separator/>
+      </w:r>
+    </w:p>
+  </w:footnote>
+  <w:footnote w:type="continuationSeparator" w:id="0">
+    <w:p>
+      <w:pPr>
+        <w:spacing w:after="0" w:line="240" w:lineRule="auto"/>
+      </w:pPr>
+      <w:r>
+        <w:continuationSeparator/>
+      </w:r>
+    </w:p>
+  </w:footnote>
+</w:footnotes>
 </file>
 
 <file path=word/numbering.xml><?xml version="1.0" encoding="utf-8"?>
@@ -4650,6 +4582,79 @@
       </w:tblBorders>
     </w:tblPr>
   </w:style>
+  <w:style w:type="paragraph" w:styleId="Header">
+    <w:name w:val="header"/>
+    <w:basedOn w:val="Normal"/>
+    <w:link w:val="HeaderChar"/>
+    <w:uiPriority w:val="99"/>
+    <w:unhideWhenUsed/>
+    <w:rsid w:val="00ED474F"/>
+    <w:pPr>
+      <w:tabs>
+        <w:tab w:val="center" w:pos="4513"/>
+        <w:tab w:val="right" w:pos="9026"/>
+      </w:tabs>
+      <w:spacing w:after="0" w:line="240" w:lineRule="auto"/>
+    </w:pPr>
+  </w:style>
+  <w:style w:type="character" w:customStyle="1" w:styleId="HeaderChar">
+    <w:name w:val="Header Char"/>
+    <w:basedOn w:val="DefaultParagraphFont"/>
+    <w:link w:val="Header"/>
+    <w:uiPriority w:val="99"/>
+    <w:rsid w:val="00ED474F"/>
+    <w:rPr>
+      <w:rFonts w:cs="Arial Unicode MS"/>
+    </w:rPr>
+  </w:style>
+  <w:style w:type="paragraph" w:styleId="Footer">
+    <w:name w:val="footer"/>
+    <w:basedOn w:val="Normal"/>
+    <w:link w:val="FooterChar"/>
+    <w:uiPriority w:val="99"/>
+    <w:unhideWhenUsed/>
+    <w:rsid w:val="00ED474F"/>
+    <w:pPr>
+      <w:tabs>
+        <w:tab w:val="center" w:pos="4513"/>
+        <w:tab w:val="right" w:pos="9026"/>
+      </w:tabs>
+      <w:spacing w:after="0" w:line="240" w:lineRule="auto"/>
+    </w:pPr>
+  </w:style>
+  <w:style w:type="character" w:customStyle="1" w:styleId="FooterChar">
+    <w:name w:val="Footer Char"/>
+    <w:basedOn w:val="DefaultParagraphFont"/>
+    <w:link w:val="Footer"/>
+    <w:uiPriority w:val="99"/>
+    <w:rsid w:val="00ED474F"/>
+    <w:rPr>
+      <w:rFonts w:cs="Arial Unicode MS"/>
+    </w:rPr>
+  </w:style>
+  <w:style w:type="character" w:styleId="Hyperlink">
+    <w:name w:val="Hyperlink"/>
+    <w:basedOn w:val="DefaultParagraphFont"/>
+    <w:uiPriority w:val="99"/>
+    <w:unhideWhenUsed/>
+    <w:rsid w:val="000F3CE9"/>
+    <w:rPr>
+      <w:color w:val="467886" w:themeColor="hyperlink"/>
+      <w:u w:val="single"/>
+    </w:rPr>
+  </w:style>
+  <w:style w:type="character" w:styleId="UnresolvedMention">
+    <w:name w:val="Unresolved Mention"/>
+    <w:basedOn w:val="DefaultParagraphFont"/>
+    <w:uiPriority w:val="99"/>
+    <w:semiHidden/>
+    <w:unhideWhenUsed/>
+    <w:rsid w:val="000F3CE9"/>
+    <w:rPr>
+      <w:color w:val="605E5C"/>
+      <w:shd w:val="clear" w:color="auto" w:fill="E1DFDD"/>
+    </w:rPr>
+  </w:style>
 </w:styles>
 </file>
 
